--- a/lab_2/lab_2_report_compact.docx
+++ b/lab_2/lab_2_report_compact.docx
@@ -2,8 +2,9 @@
 <file path=word/document.xml><?xml version="1.0" encoding="utf-8"?>
 <w:document xmlns:wpc="http://schemas.microsoft.com/office/word/2010/wordprocessingCanvas" xmlns:cx="http://schemas.microsoft.com/office/drawing/2014/chartex" xmlns:cx1="http://schemas.microsoft.com/office/drawing/2015/9/8/chartex" xmlns:cx2="http://schemas.microsoft.com/office/drawing/2015/10/21/chartex" xmlns:cx3="http://schemas.microsoft.com/office/drawing/2016/5/9/chartex" xmlns:cx4="http://schemas.microsoft.com/office/drawing/2016/5/10/chartex" xmlns:cx5="http://schemas.microsoft.com/office/drawing/2016/5/11/chartex" xmlns:cx6="http://schemas.microsoft.com/office/drawing/2016/5/12/chartex" xmlns:cx7="http://schemas.microsoft.com/office/drawing/2016/5/13/chartex" xmlns:cx8="http://schemas.microsoft.com/office/drawing/2016/5/14/chartex" xmlns:mc="http://schemas.openxmlformats.org/markup-compatibility/2006" xmlns:aink="http://schemas.microsoft.com/office/drawing/2016/ink" xmlns:am3d="http://schemas.microsoft.com/office/drawing/2017/model3d" xmlns:o="urn:schemas-microsoft-com:office:office" xmlns:r="http://schemas.openxmlformats.org/officeDocument/2006/relationships" xmlns:m="http://schemas.openxmlformats.org/officeDocument/2006/math" xmlns:v="urn:schemas-microsoft-com:vml" xmlns:wp14="http://schemas.microsoft.com/office/word/2010/wordprocessingDrawing" xmlns:wp="http://schemas.openxmlformats.org/drawingml/2006/wordprocessingDrawing" xmlns:w10="urn:schemas-microsoft-com:office:word" xmlns:w="http://schemas.openxmlformats.org/wordprocessingml/2006/main" xmlns:w14="http://schemas.microsoft.com/office/word/2010/wordml" xmlns:w15="http://schemas.microsoft.com/office/word/2012/wordml" xmlns:w16cex="http://schemas.microsoft.com/office/word/2018/wordml/cex" xmlns:w16cid="http://schemas.microsoft.com/office/word/2016/wordml/cid" xmlns:w16="http://schemas.microsoft.com/office/word/2018/wordml" xmlns:w16sdtdh="http://schemas.microsoft.com/office/word/2020/wordml/sdtdatahash" xmlns:w16se="http://schemas.microsoft.com/office/word/2015/wordml/symex" xmlns:wpg="http://schemas.microsoft.com/office/word/2010/wordprocessingGroup" xmlns:wpi="http://schemas.microsoft.com/office/word/2010/wordprocessingInk" xmlns:wne="http://schemas.microsoft.com/office/word/2006/wordml" xmlns:wps="http://schemas.microsoft.com/office/word/2010/wordprocessingShape" mc:Ignorable="w14 w15 w16se w16cid w16 w16cex w16sdtdh wp14">
   <w:body>
-    <w:p>
-      <w:pPr>
+    <w:p xmlns:a="http://schemas.openxmlformats.org/drawingml/2006/main" xmlns:pic="http://schemas.openxmlformats.org/drawingml/2006/picture" xmlns:c="http://schemas.openxmlformats.org/drawingml/2006/chart">
+      <w:pPr>
+        <w:spacing w:line="240" w:lineRule="auto"/>
         <w:ind w:firstLine="0"/>
         <w:jc w:val="center"/>
       </w:pPr>
@@ -12,11 +13,12 @@
           <w:sz w:val="28"/>
           <w:szCs w:val="28"/>
         </w:rPr>
-        <w:t>МИНИСТЕРСТВО НАУКИ И ВЫСШЕГО ОБРАЗОВАНИЯ РОССИЙСКОЙ ФЕДЕРАЦИИ</w:t>
-      </w:r>
-    </w:p>
-    <w:p>
-      <w:pPr>
+        <w:t xml:space="preserve">МИНИСТЕРСТВО НАУКИ И ВЫСШЕГО ОБРАЗОВАНИЯ РОССИЙСКОЙ ФЕДЕРАЦИИ</w:t>
+      </w:r>
+    </w:p>
+    <w:p xmlns:a="http://schemas.openxmlformats.org/drawingml/2006/main" xmlns:pic="http://schemas.openxmlformats.org/drawingml/2006/picture" xmlns:c="http://schemas.openxmlformats.org/drawingml/2006/chart">
+      <w:pPr>
+        <w:spacing w:line="240" w:lineRule="auto"/>
         <w:ind w:firstLine="0"/>
         <w:jc w:val="center"/>
       </w:pPr>
@@ -25,11 +27,12 @@
           <w:sz w:val="28"/>
           <w:szCs w:val="28"/>
         </w:rPr>
-        <w:t>федеральное государственное бюджетное образовательное учреждение</w:t>
-      </w:r>
-    </w:p>
-    <w:p>
-      <w:pPr>
+        <w:t xml:space="preserve">федеральное государственное бюджетное образовательное учреждение</w:t>
+      </w:r>
+    </w:p>
+    <w:p xmlns:a="http://schemas.openxmlformats.org/drawingml/2006/main" xmlns:pic="http://schemas.openxmlformats.org/drawingml/2006/picture" xmlns:c="http://schemas.openxmlformats.org/drawingml/2006/chart">
+      <w:pPr>
+        <w:spacing w:line="240" w:lineRule="auto"/>
         <w:ind w:firstLine="0"/>
         <w:jc w:val="center"/>
       </w:pPr>
@@ -38,11 +41,12 @@
           <w:sz w:val="28"/>
           <w:szCs w:val="28"/>
         </w:rPr>
-        <w:t>высшего образования «Казанский национальный исследовательский технический университет им. А.Н. Туполева-КАИ»</w:t>
-      </w:r>
-    </w:p>
-    <w:p>
-      <w:pPr>
+        <w:t xml:space="preserve">высшего образования «Казанский национальный исследовательский технический университет им. А.Н. Туполева-КАИ»</w:t>
+      </w:r>
+    </w:p>
+    <w:p xmlns:a="http://schemas.openxmlformats.org/drawingml/2006/main" xmlns:pic="http://schemas.openxmlformats.org/drawingml/2006/picture" xmlns:c="http://schemas.openxmlformats.org/drawingml/2006/chart">
+      <w:pPr>
+        <w:spacing w:line="240" w:lineRule="auto"/>
         <w:ind w:firstLine="0"/>
         <w:jc w:val="center"/>
       </w:pPr>
@@ -51,26 +55,27 @@
           <w:sz w:val="28"/>
           <w:szCs w:val="28"/>
         </w:rPr>
-        <w:t>(КНИТУ-КАИ)</w:t>
-      </w:r>
-    </w:p>
-    <w:p>
-      <w:pPr>
-        <w:spacing w:before="480"/>
+        <w:t xml:space="preserve">(КНИТУ-КАИ)</w:t>
+      </w:r>
+    </w:p>
+    <w:p xmlns:a="http://schemas.openxmlformats.org/drawingml/2006/main" xmlns:pic="http://schemas.openxmlformats.org/drawingml/2006/picture" xmlns:c="http://schemas.openxmlformats.org/drawingml/2006/chart">
+      <w:pPr>
+        <w:spacing w:before="480" w:line="240" w:lineRule="auto"/>
         <w:ind w:firstLine="0"/>
         <w:jc w:val="center"/>
       </w:pPr>
       <w:r>
         <w:rPr>
+          <w:u w:val="single"/>
           <w:sz w:val="28"/>
           <w:szCs w:val="28"/>
-          <w:u w:val="single"/>
         </w:rPr>
-        <w:t>Институт компьютерных технологий и защиты информации</w:t>
-      </w:r>
-    </w:p>
-    <w:p>
-      <w:pPr>
+        <w:t xml:space="preserve">Институт компьютерных технологий и защиты информации</w:t>
+      </w:r>
+    </w:p>
+    <w:p xmlns:a="http://schemas.openxmlformats.org/drawingml/2006/main" xmlns:pic="http://schemas.openxmlformats.org/drawingml/2006/picture" xmlns:c="http://schemas.openxmlformats.org/drawingml/2006/chart">
+      <w:pPr>
+        <w:spacing w:line="240" w:lineRule="auto"/>
         <w:ind w:firstLine="0"/>
         <w:jc w:val="center"/>
       </w:pPr>
@@ -79,34 +84,27 @@
           <w:sz w:val="24"/>
           <w:szCs w:val="24"/>
         </w:rPr>
-        <w:t>(наименование института (факультета), филиала)</w:t>
-      </w:r>
-    </w:p>
-    <w:p>
-      <w:pPr>
-        <w:spacing w:before="240"/>
+        <w:t xml:space="preserve">(наименование института (факультета), филиала)</w:t>
+      </w:r>
+    </w:p>
+    <w:p xmlns:a="http://schemas.openxmlformats.org/drawingml/2006/main" xmlns:pic="http://schemas.openxmlformats.org/drawingml/2006/picture" xmlns:c="http://schemas.openxmlformats.org/drawingml/2006/chart">
+      <w:pPr>
+        <w:spacing w:before="240" w:line="240" w:lineRule="auto"/>
         <w:ind w:firstLine="0"/>
         <w:jc w:val="center"/>
       </w:pPr>
       <w:r>
         <w:rPr>
+          <w:u w:val="single"/>
           <w:sz w:val="28"/>
           <w:szCs w:val="28"/>
-          <w:u w:val="single"/>
         </w:rPr>
-        <w:t>Кафедра прикладной математики и инф</w:t>
-      </w:r>
-      <w:r>
-        <w:rPr>
-          <w:sz w:val="28"/>
-          <w:szCs w:val="28"/>
-          <w:u w:val="single"/>
-        </w:rPr>
-        <w:t>орматики</w:t>
-      </w:r>
-    </w:p>
-    <w:p>
-      <w:pPr>
+        <w:t xml:space="preserve">Кафедра прикладной математики и информатики</w:t>
+      </w:r>
+    </w:p>
+    <w:p xmlns:a="http://schemas.openxmlformats.org/drawingml/2006/main" xmlns:pic="http://schemas.openxmlformats.org/drawingml/2006/picture" xmlns:c="http://schemas.openxmlformats.org/drawingml/2006/chart">
+      <w:pPr>
+        <w:spacing w:line="240" w:lineRule="auto"/>
         <w:ind w:firstLine="0"/>
         <w:jc w:val="center"/>
       </w:pPr>
@@ -115,26 +113,27 @@
           <w:sz w:val="24"/>
           <w:szCs w:val="24"/>
         </w:rPr>
-        <w:t>(наименование кафедры)</w:t>
-      </w:r>
-    </w:p>
-    <w:p>
-      <w:pPr>
-        <w:spacing w:before="240"/>
+        <w:t xml:space="preserve">(наименование кафедры)</w:t>
+      </w:r>
+    </w:p>
+    <w:p xmlns:a="http://schemas.openxmlformats.org/drawingml/2006/main" xmlns:pic="http://schemas.openxmlformats.org/drawingml/2006/picture" xmlns:c="http://schemas.openxmlformats.org/drawingml/2006/chart">
+      <w:pPr>
+        <w:spacing w:before="240" w:line="240" w:lineRule="auto"/>
         <w:ind w:firstLine="0"/>
         <w:jc w:val="center"/>
       </w:pPr>
       <w:r>
         <w:rPr>
+          <w:u w:val="single"/>
           <w:sz w:val="28"/>
           <w:szCs w:val="28"/>
-          <w:u w:val="single"/>
         </w:rPr>
-        <w:t>(09.03.04) Программная инженерия</w:t>
-      </w:r>
-    </w:p>
-    <w:p>
-      <w:pPr>
+        <w:t xml:space="preserve">(09.03.04) Программная инженерия</w:t>
+      </w:r>
+    </w:p>
+    <w:p xmlns:a="http://schemas.openxmlformats.org/drawingml/2006/main" xmlns:pic="http://schemas.openxmlformats.org/drawingml/2006/picture" xmlns:c="http://schemas.openxmlformats.org/drawingml/2006/chart">
+      <w:pPr>
+        <w:spacing w:line="240" w:lineRule="auto"/>
         <w:ind w:firstLine="0"/>
         <w:jc w:val="center"/>
       </w:pPr>
@@ -143,12 +142,12 @@
           <w:sz w:val="24"/>
           <w:szCs w:val="24"/>
         </w:rPr>
-        <w:t>(шифр и наименование направления подготовки (специальности))</w:t>
-      </w:r>
-    </w:p>
-    <w:p>
-      <w:pPr>
-        <w:spacing w:before="1500"/>
+        <w:t xml:space="preserve">(шифр и наименование направления подготовки (специальности))</w:t>
+      </w:r>
+    </w:p>
+    <w:p xmlns:a="http://schemas.openxmlformats.org/drawingml/2006/main" xmlns:pic="http://schemas.openxmlformats.org/drawingml/2006/picture" xmlns:c="http://schemas.openxmlformats.org/drawingml/2006/chart">
+      <w:pPr>
+        <w:spacing w:before="1500" w:line="240" w:lineRule="auto"/>
         <w:ind w:firstLine="0"/>
         <w:jc w:val="center"/>
       </w:pPr>
@@ -159,12 +158,12 @@
           <w:sz w:val="28"/>
           <w:szCs w:val="28"/>
         </w:rPr>
-        <w:t>Отчёт по лабораторной работе №2</w:t>
-      </w:r>
-    </w:p>
-    <w:p>
-      <w:pPr>
-        <w:spacing w:before="120"/>
+        <w:t xml:space="preserve">Отчёт по лабораторной работе №2</w:t>
+      </w:r>
+    </w:p>
+    <w:p xmlns:a="http://schemas.openxmlformats.org/drawingml/2006/main" xmlns:pic="http://schemas.openxmlformats.org/drawingml/2006/picture" xmlns:c="http://schemas.openxmlformats.org/drawingml/2006/chart">
+      <w:pPr>
+        <w:spacing w:before="120" w:line="240" w:lineRule="auto"/>
         <w:ind w:firstLine="0"/>
         <w:jc w:val="center"/>
       </w:pPr>
@@ -173,12 +172,12 @@
           <w:sz w:val="28"/>
           <w:szCs w:val="28"/>
         </w:rPr>
-        <w:t>«Парадигмы интерфейса: командный язык и меню»</w:t>
-      </w:r>
-    </w:p>
-    <w:p>
-      <w:pPr>
-        <w:spacing w:before="240"/>
+        <w:t xml:space="preserve">«Парадигмы интерфейса: командный язык и меню»</w:t>
+      </w:r>
+    </w:p>
+    <w:p xmlns:a="http://schemas.openxmlformats.org/drawingml/2006/main" xmlns:pic="http://schemas.openxmlformats.org/drawingml/2006/picture" xmlns:c="http://schemas.openxmlformats.org/drawingml/2006/chart">
+      <w:pPr>
+        <w:spacing w:before="240" w:line="240" w:lineRule="auto"/>
         <w:ind w:firstLine="0"/>
         <w:jc w:val="center"/>
       </w:pPr>
@@ -187,33 +186,40 @@
           <w:sz w:val="28"/>
           <w:szCs w:val="28"/>
         </w:rPr>
-        <w:t>Дисциплина: Проектирование человеко-машинного интерф</w:t>
-      </w:r>
+        <w:t xml:space="preserve">Дисциплина: Проектирование человеко-машинного интерфейса</w:t>
+      </w:r>
+    </w:p>
+    <w:p xmlns:a="http://schemas.openxmlformats.org/drawingml/2006/main" xmlns:pic="http://schemas.openxmlformats.org/drawingml/2006/picture" xmlns:c="http://schemas.openxmlformats.org/drawingml/2006/chart">
+      <w:pPr>
+        <w:spacing w:before="240" w:line="240" w:lineRule="auto"/>
+        <w:ind w:firstLine="0"/>
+        <w:jc w:val="center"/>
+      </w:pPr>
       <w:r>
         <w:rPr>
           <w:sz w:val="28"/>
           <w:szCs w:val="28"/>
         </w:rPr>
-        <w:t>ейса</w:t>
-      </w:r>
-    </w:p>
-    <w:p>
-      <w:pPr>
-        <w:spacing w:before="240"/>
-        <w:ind w:firstLine="0"/>
-        <w:jc w:val="center"/>
+        <w:t xml:space="preserve">Вариант №4</w:t>
+      </w:r>
+    </w:p>
+    <w:p xmlns:a="http://schemas.openxmlformats.org/drawingml/2006/main" xmlns:pic="http://schemas.openxmlformats.org/drawingml/2006/picture" xmlns:c="http://schemas.openxmlformats.org/drawingml/2006/chart">
+      <w:pPr>
+        <w:spacing w:before="1500" w:line="240" w:lineRule="auto"/>
+        <w:ind w:left="5103" w:firstLine="0"/>
+        <w:jc w:val="left"/>
       </w:pPr>
       <w:r>
         <w:rPr>
           <w:sz w:val="28"/>
           <w:szCs w:val="28"/>
         </w:rPr>
-        <w:t>Вариант №4</w:t>
-      </w:r>
-    </w:p>
-    <w:p>
-      <w:pPr>
-        <w:spacing w:before="1500"/>
+        <w:t xml:space="preserve">Работу выполнили</w:t>
+      </w:r>
+    </w:p>
+    <w:p xmlns:a="http://schemas.openxmlformats.org/drawingml/2006/main" xmlns:pic="http://schemas.openxmlformats.org/drawingml/2006/picture" xmlns:c="http://schemas.openxmlformats.org/drawingml/2006/chart">
+      <w:pPr>
+        <w:spacing w:line="240" w:lineRule="auto"/>
         <w:ind w:left="5103" w:firstLine="0"/>
         <w:jc w:val="left"/>
       </w:pPr>
@@ -222,11 +228,12 @@
           <w:sz w:val="28"/>
           <w:szCs w:val="28"/>
         </w:rPr>
-        <w:t>Работу выполнили</w:t>
-      </w:r>
-    </w:p>
-    <w:p>
-      <w:pPr>
+        <w:t xml:space="preserve">студенты группы:</w:t>
+      </w:r>
+    </w:p>
+    <w:p xmlns:a="http://schemas.openxmlformats.org/drawingml/2006/main" xmlns:pic="http://schemas.openxmlformats.org/drawingml/2006/picture" xmlns:c="http://schemas.openxmlformats.org/drawingml/2006/chart">
+      <w:pPr>
+        <w:spacing w:before="240" w:line="240" w:lineRule="auto"/>
         <w:ind w:left="5103" w:firstLine="0"/>
         <w:jc w:val="left"/>
       </w:pPr>
@@ -235,994 +242,105 @@
           <w:sz w:val="28"/>
           <w:szCs w:val="28"/>
         </w:rPr>
-        <w:t>студенты группы:</w:t>
-      </w:r>
-    </w:p>
-    <w:p>
-      <w:pPr>
-        <w:spacing w:before="240"/>
-        <w:ind w:left="5103" w:firstLine="0"/>
-        <w:jc w:val="left"/>
+        <w:t xml:space="preserve">Проверил:</w:t>
+      </w:r>
+    </w:p>
+    <w:p xmlns:a="http://schemas.openxmlformats.org/drawingml/2006/main" xmlns:pic="http://schemas.openxmlformats.org/drawingml/2006/picture" xmlns:c="http://schemas.openxmlformats.org/drawingml/2006/chart">
+      <w:pPr>
+        <w:spacing w:before="2900" w:line="240" w:lineRule="auto"/>
+        <w:ind w:firstLine="0"/>
+        <w:jc w:val="center"/>
       </w:pPr>
       <w:r>
         <w:rPr>
           <w:sz w:val="28"/>
           <w:szCs w:val="28"/>
         </w:rPr>
-        <w:t>Проверил:</w:t>
-      </w:r>
-    </w:p>
-    <w:p>
-      <w:pPr>
-        <w:spacing w:before="2900"/>
-        <w:ind w:firstLine="0"/>
-        <w:jc w:val="center"/>
-      </w:pPr>
-      <w:r>
-        <w:rPr>
-          <w:sz w:val="28"/>
-          <w:szCs w:val="28"/>
-        </w:rPr>
-        <w:t>Казань, 2026</w:t>
-      </w:r>
-    </w:p>
-    <w:p>
+        <w:t xml:space="preserve">Казань, 2026</w:t>
+      </w:r>
+    </w:p>
+    <w:p xmlns:a="http://schemas.openxmlformats.org/drawingml/2006/main" xmlns:pic="http://schemas.openxmlformats.org/drawingml/2006/picture" xmlns:c="http://schemas.openxmlformats.org/drawingml/2006/chart">
       <w:pPr>
         <w:pStyle w:val="ac"/>
         <w:outlineLvl w:val="9"/>
       </w:pPr>
       <w:r>
-        <w:lastRenderedPageBreak/>
-        <w:t>Содержание</w:t>
-      </w:r>
-    </w:p>
-    <w:p>
+        <w:t xml:space="preserve">Содержание</w:t>
+      </w:r>
+    </w:p>
+    <w:p xmlns:a="http://schemas.openxmlformats.org/drawingml/2006/main" xmlns:pic="http://schemas.openxmlformats.org/drawingml/2006/picture" xmlns:c="http://schemas.openxmlformats.org/drawingml/2006/chart">
       <w:pPr>
         <w:pStyle w:val="12"/>
         <w:tabs>
           <w:tab w:val="right" w:leader="dot" w:pos="9346"/>
         </w:tabs>
-        <w:rPr>
-          <w:rFonts w:asciiTheme="minorHAnsi" w:eastAsiaTheme="minorEastAsia" w:hAnsiTheme="minorHAnsi" w:cstheme="minorBidi"/>
-          <w:noProof/>
-          <w:sz w:val="22"/>
-          <w:szCs w:val="22"/>
-        </w:rPr>
       </w:pPr>
       <w:r>
         <w:fldChar w:fldCharType="begin"/>
       </w:r>
       <w:r>
-        <w:instrText>TOC \o "1-2" \h \z \u</w:instrText>
+        <w:instrText xml:space="preserve">TOC \o "1-2" \h \z \u</w:instrText>
       </w:r>
       <w:r>
         <w:fldChar w:fldCharType="separate"/>
       </w:r>
-      <w:hyperlink w:anchor="_Toc242470903" w:history="1">
-        <w:r>
-          <w:rPr>
-            <w:rStyle w:val="a5"/>
-            <w:noProof/>
-          </w:rPr>
-          <w:t>1 Постановка задачи</w:t>
-        </w:r>
-        <w:r>
-          <w:rPr>
-            <w:noProof/>
-            <w:webHidden/>
-          </w:rPr>
-          <w:tab/>
-        </w:r>
-        <w:r>
-          <w:rPr>
-            <w:noProof/>
-            <w:webHidden/>
-          </w:rPr>
-          <w:fldChar w:fldCharType="begin"/>
-        </w:r>
-        <w:r>
-          <w:rPr>
-            <w:noProof/>
-            <w:webHidden/>
-          </w:rPr>
-          <w:instrText xml:space="preserve"> PAGEREF _Toc242470903 \h </w:instrText>
-        </w:r>
-        <w:r>
-          <w:rPr>
-            <w:noProof/>
-            <w:webHidden/>
-          </w:rPr>
-        </w:r>
-        <w:r>
-          <w:rPr>
-            <w:noProof/>
-            <w:webHidden/>
-          </w:rPr>
-          <w:fldChar w:fldCharType="separate"/>
-        </w:r>
-        <w:r>
-          <w:rPr>
-            <w:noProof/>
-            <w:webHidden/>
-          </w:rPr>
-          <w:t>3</w:t>
-        </w:r>
-        <w:r>
-          <w:rPr>
-            <w:noProof/>
-            <w:webHidden/>
-          </w:rPr>
-          <w:fldChar w:fldCharType="end"/>
-        </w:r>
-      </w:hyperlink>
-    </w:p>
-    <w:p>
-      <w:pPr>
-        <w:pStyle w:val="12"/>
-        <w:tabs>
-          <w:tab w:val="right" w:leader="dot" w:pos="9346"/>
-        </w:tabs>
-        <w:rPr>
-          <w:rFonts w:asciiTheme="minorHAnsi" w:eastAsiaTheme="minorEastAsia" w:hAnsiTheme="minorHAnsi" w:cstheme="minorBidi"/>
-          <w:noProof/>
-          <w:sz w:val="22"/>
-          <w:szCs w:val="22"/>
-        </w:rPr>
-      </w:pPr>
-      <w:hyperlink w:anchor="_Toc242470904" w:history="1">
-        <w:r>
-          <w:rPr>
-            <w:rStyle w:val="a5"/>
-            <w:noProof/>
-          </w:rPr>
-          <w:t>2 Командный язык</w:t>
-        </w:r>
-        <w:r>
-          <w:rPr>
-            <w:noProof/>
-            <w:webHidden/>
-          </w:rPr>
-          <w:tab/>
-        </w:r>
-        <w:r>
-          <w:rPr>
-            <w:noProof/>
-            <w:webHidden/>
-          </w:rPr>
-          <w:fldChar w:fldCharType="begin"/>
-        </w:r>
-        <w:r>
-          <w:rPr>
-            <w:noProof/>
-            <w:webHidden/>
-          </w:rPr>
-          <w:instrText xml:space="preserve"> PAGEREF _Toc242470904 \h </w:instrText>
-        </w:r>
-        <w:r>
-          <w:rPr>
-            <w:noProof/>
-            <w:webHidden/>
-          </w:rPr>
-        </w:r>
-        <w:r>
-          <w:rPr>
-            <w:noProof/>
-            <w:webHidden/>
-          </w:rPr>
-          <w:fldChar w:fldCharType="separate"/>
-        </w:r>
-        <w:r>
-          <w:rPr>
-            <w:noProof/>
-            <w:webHidden/>
-          </w:rPr>
-          <w:t>3</w:t>
-        </w:r>
-        <w:r>
-          <w:rPr>
-            <w:noProof/>
-            <w:webHidden/>
-          </w:rPr>
-          <w:fldChar w:fldCharType="end"/>
-        </w:r>
-      </w:hyperlink>
-    </w:p>
-    <w:p>
-      <w:pPr>
-        <w:pStyle w:val="12"/>
-        <w:tabs>
-          <w:tab w:val="right" w:leader="dot" w:pos="9346"/>
-        </w:tabs>
-        <w:rPr>
-          <w:rFonts w:asciiTheme="minorHAnsi" w:eastAsiaTheme="minorEastAsia" w:hAnsiTheme="minorHAnsi" w:cstheme="minorBidi"/>
-          <w:noProof/>
-          <w:sz w:val="22"/>
-          <w:szCs w:val="22"/>
-        </w:rPr>
-      </w:pPr>
-      <w:hyperlink w:anchor="_Toc242470905" w:history="1">
-        <w:r>
-          <w:rPr>
-            <w:rStyle w:val="a5"/>
-            <w:noProof/>
-          </w:rPr>
-          <w:t>3 Программа с командным языком</w:t>
-        </w:r>
-        <w:r>
-          <w:rPr>
-            <w:noProof/>
-            <w:webHidden/>
-          </w:rPr>
-          <w:tab/>
-        </w:r>
-        <w:r>
-          <w:rPr>
-            <w:noProof/>
-            <w:webHidden/>
-          </w:rPr>
-          <w:fldChar w:fldCharType="begin"/>
-        </w:r>
-        <w:r>
-          <w:rPr>
-            <w:noProof/>
-            <w:webHidden/>
-          </w:rPr>
-          <w:instrText xml:space="preserve"> PAGEREF _Toc242470905 \h </w:instrText>
-        </w:r>
-        <w:r>
-          <w:rPr>
-            <w:noProof/>
-            <w:webHidden/>
-          </w:rPr>
-        </w:r>
-        <w:r>
-          <w:rPr>
-            <w:noProof/>
-            <w:webHidden/>
-          </w:rPr>
-          <w:fldChar w:fldCharType="separate"/>
-        </w:r>
-        <w:r>
-          <w:rPr>
-            <w:noProof/>
-            <w:webHidden/>
-          </w:rPr>
-          <w:t>4</w:t>
-        </w:r>
-        <w:r>
-          <w:rPr>
-            <w:noProof/>
-            <w:webHidden/>
-          </w:rPr>
-          <w:fldChar w:fldCharType="end"/>
-        </w:r>
-      </w:hyperlink>
-    </w:p>
-    <w:p>
-      <w:pPr>
-        <w:pStyle w:val="21"/>
-        <w:tabs>
-          <w:tab w:val="right" w:leader="dot" w:pos="9346"/>
-        </w:tabs>
-        <w:rPr>
-          <w:rFonts w:asciiTheme="minorHAnsi" w:eastAsiaTheme="minorEastAsia" w:hAnsiTheme="minorHAnsi" w:cstheme="minorBidi"/>
-          <w:noProof/>
-          <w:sz w:val="22"/>
-          <w:szCs w:val="22"/>
-        </w:rPr>
-      </w:pPr>
-      <w:hyperlink w:anchor="_Toc242470906" w:history="1">
-        <w:r>
-          <w:rPr>
-            <w:rStyle w:val="a5"/>
-            <w:noProof/>
-          </w:rPr>
-          <w:t>3.1 Руководство пользователя</w:t>
-        </w:r>
-        <w:r>
-          <w:rPr>
-            <w:noProof/>
-            <w:webHidden/>
-          </w:rPr>
-          <w:tab/>
-        </w:r>
-        <w:r>
-          <w:rPr>
-            <w:noProof/>
-            <w:webHidden/>
-          </w:rPr>
-          <w:fldChar w:fldCharType="begin"/>
-        </w:r>
-        <w:r>
-          <w:rPr>
-            <w:noProof/>
-            <w:webHidden/>
-          </w:rPr>
-          <w:instrText xml:space="preserve"> PAGEREF _Toc242470906 \h </w:instrText>
-        </w:r>
-        <w:r>
-          <w:rPr>
-            <w:noProof/>
-            <w:webHidden/>
-          </w:rPr>
-        </w:r>
-        <w:r>
-          <w:rPr>
-            <w:noProof/>
-            <w:webHidden/>
-          </w:rPr>
-          <w:fldChar w:fldCharType="separate"/>
-        </w:r>
-        <w:r>
-          <w:rPr>
-            <w:noProof/>
-            <w:webHidden/>
-          </w:rPr>
-          <w:t>4</w:t>
-        </w:r>
-        <w:r>
-          <w:rPr>
-            <w:noProof/>
-            <w:webHidden/>
-          </w:rPr>
-          <w:fldChar w:fldCharType="end"/>
-        </w:r>
-      </w:hyperlink>
-    </w:p>
-    <w:p>
-      <w:pPr>
-        <w:pStyle w:val="21"/>
-        <w:tabs>
-          <w:tab w:val="right" w:leader="dot" w:pos="9346"/>
-        </w:tabs>
-        <w:rPr>
-          <w:rFonts w:asciiTheme="minorHAnsi" w:eastAsiaTheme="minorEastAsia" w:hAnsiTheme="minorHAnsi" w:cstheme="minorBidi"/>
-          <w:noProof/>
-          <w:sz w:val="22"/>
-          <w:szCs w:val="22"/>
-        </w:rPr>
-      </w:pPr>
-      <w:hyperlink w:anchor="_Toc242470907" w:history="1">
-        <w:r>
-          <w:rPr>
-            <w:rStyle w:val="a5"/>
-            <w:noProof/>
-          </w:rPr>
-          <w:t>3.2 Руководство программиста</w:t>
-        </w:r>
-        <w:r>
-          <w:rPr>
-            <w:noProof/>
-            <w:webHidden/>
-          </w:rPr>
-          <w:tab/>
-        </w:r>
-        <w:r>
-          <w:rPr>
-            <w:noProof/>
-            <w:webHidden/>
-          </w:rPr>
-          <w:fldChar w:fldCharType="begin"/>
-        </w:r>
-        <w:r>
-          <w:rPr>
-            <w:noProof/>
-            <w:webHidden/>
-          </w:rPr>
-          <w:instrText xml:space="preserve"> PAGEREF _Toc242470907 \h </w:instrText>
-        </w:r>
-        <w:r>
-          <w:rPr>
-            <w:noProof/>
-            <w:webHidden/>
-          </w:rPr>
-        </w:r>
-        <w:r>
-          <w:rPr>
-            <w:noProof/>
-            <w:webHidden/>
-          </w:rPr>
-          <w:fldChar w:fldCharType="separate"/>
-        </w:r>
-        <w:r>
-          <w:rPr>
-            <w:noProof/>
-            <w:webHidden/>
-          </w:rPr>
-          <w:t>11</w:t>
-        </w:r>
-        <w:r>
-          <w:rPr>
-            <w:noProof/>
-            <w:webHidden/>
-          </w:rPr>
-          <w:fldChar w:fldCharType="end"/>
-        </w:r>
-      </w:hyperlink>
-    </w:p>
-    <w:p>
-      <w:pPr>
-        <w:pStyle w:val="12"/>
-        <w:tabs>
-          <w:tab w:val="right" w:leader="dot" w:pos="9346"/>
-        </w:tabs>
-        <w:rPr>
-          <w:rFonts w:asciiTheme="minorHAnsi" w:eastAsiaTheme="minorEastAsia" w:hAnsiTheme="minorHAnsi" w:cstheme="minorBidi"/>
-          <w:noProof/>
-          <w:sz w:val="22"/>
-          <w:szCs w:val="22"/>
-        </w:rPr>
-      </w:pPr>
-      <w:hyperlink w:anchor="_Toc242470908" w:history="1">
-        <w:r>
-          <w:rPr>
-            <w:rStyle w:val="a5"/>
-            <w:noProof/>
-          </w:rPr>
-          <w:t>4 Программа с меню</w:t>
-        </w:r>
-        <w:r>
-          <w:rPr>
-            <w:noProof/>
-            <w:webHidden/>
-          </w:rPr>
-          <w:tab/>
-        </w:r>
-        <w:r>
-          <w:rPr>
-            <w:noProof/>
-            <w:webHidden/>
-          </w:rPr>
-          <w:fldChar w:fldCharType="begin"/>
-        </w:r>
-        <w:r>
-          <w:rPr>
-            <w:noProof/>
-            <w:webHidden/>
-          </w:rPr>
-          <w:instrText xml:space="preserve"> PAGEREF _Toc242470908 \h </w:instrText>
-        </w:r>
-        <w:r>
-          <w:rPr>
-            <w:noProof/>
-            <w:webHidden/>
-          </w:rPr>
-        </w:r>
-        <w:r>
-          <w:rPr>
-            <w:noProof/>
-            <w:webHidden/>
-          </w:rPr>
-          <w:fldChar w:fldCharType="separate"/>
-        </w:r>
-        <w:r>
-          <w:rPr>
-            <w:noProof/>
-            <w:webHidden/>
-          </w:rPr>
-          <w:t>11</w:t>
-        </w:r>
-        <w:r>
-          <w:rPr>
-            <w:noProof/>
-            <w:webHidden/>
-          </w:rPr>
-          <w:fldChar w:fldCharType="end"/>
-        </w:r>
-      </w:hyperlink>
-    </w:p>
-    <w:p>
-      <w:pPr>
-        <w:pStyle w:val="21"/>
-        <w:tabs>
-          <w:tab w:val="right" w:leader="dot" w:pos="9346"/>
-        </w:tabs>
-        <w:rPr>
-          <w:rFonts w:asciiTheme="minorHAnsi" w:eastAsiaTheme="minorEastAsia" w:hAnsiTheme="minorHAnsi" w:cstheme="minorBidi"/>
-          <w:noProof/>
-          <w:sz w:val="22"/>
-          <w:szCs w:val="22"/>
-        </w:rPr>
-      </w:pPr>
-      <w:hyperlink w:anchor="_Toc242470909" w:history="1">
-        <w:r>
-          <w:rPr>
-            <w:rStyle w:val="a5"/>
-            <w:noProof/>
-          </w:rPr>
-          <w:t>4.1 Руководство пользователя</w:t>
-        </w:r>
-        <w:r>
-          <w:rPr>
-            <w:noProof/>
-            <w:webHidden/>
-          </w:rPr>
-          <w:tab/>
-        </w:r>
-        <w:r>
-          <w:rPr>
-            <w:noProof/>
-            <w:webHidden/>
-          </w:rPr>
-          <w:fldChar w:fldCharType="begin"/>
-        </w:r>
-        <w:r>
-          <w:rPr>
-            <w:noProof/>
-            <w:webHidden/>
-          </w:rPr>
-          <w:instrText xml:space="preserve"> PAGEREF _Toc242470909 \h </w:instrText>
-        </w:r>
-        <w:r>
-          <w:rPr>
-            <w:noProof/>
-            <w:webHidden/>
-          </w:rPr>
-        </w:r>
-        <w:r>
-          <w:rPr>
-            <w:noProof/>
-            <w:webHidden/>
-          </w:rPr>
-          <w:fldChar w:fldCharType="separate"/>
-        </w:r>
-        <w:r>
-          <w:rPr>
-            <w:noProof/>
-            <w:webHidden/>
-          </w:rPr>
-          <w:t>11</w:t>
-        </w:r>
-        <w:r>
-          <w:rPr>
-            <w:noProof/>
-            <w:webHidden/>
-          </w:rPr>
-          <w:fldChar w:fldCharType="end"/>
-        </w:r>
-      </w:hyperlink>
-    </w:p>
-    <w:p>
-      <w:pPr>
-        <w:pStyle w:val="21"/>
-        <w:tabs>
-          <w:tab w:val="right" w:leader="dot" w:pos="9346"/>
-        </w:tabs>
-        <w:rPr>
-          <w:rFonts w:asciiTheme="minorHAnsi" w:eastAsiaTheme="minorEastAsia" w:hAnsiTheme="minorHAnsi" w:cstheme="minorBidi"/>
-          <w:noProof/>
-          <w:sz w:val="22"/>
-          <w:szCs w:val="22"/>
-        </w:rPr>
-      </w:pPr>
-      <w:hyperlink w:anchor="_Toc242470910" w:history="1">
-        <w:r>
-          <w:rPr>
-            <w:rStyle w:val="a5"/>
-            <w:noProof/>
-          </w:rPr>
-          <w:t>4.2 Руководство программиста</w:t>
-        </w:r>
-        <w:r>
-          <w:rPr>
-            <w:noProof/>
-            <w:webHidden/>
-          </w:rPr>
-          <w:tab/>
-        </w:r>
-        <w:r>
-          <w:rPr>
-            <w:noProof/>
-            <w:webHidden/>
-          </w:rPr>
-          <w:fldChar w:fldCharType="begin"/>
-        </w:r>
-        <w:r>
-          <w:rPr>
-            <w:noProof/>
-            <w:webHidden/>
-          </w:rPr>
-          <w:instrText xml:space="preserve"> PAGEREF _Toc242470910 \h </w:instrText>
-        </w:r>
-        <w:r>
-          <w:rPr>
-            <w:noProof/>
-            <w:webHidden/>
-          </w:rPr>
-        </w:r>
-        <w:r>
-          <w:rPr>
-            <w:noProof/>
-            <w:webHidden/>
-          </w:rPr>
-          <w:fldChar w:fldCharType="separate"/>
-        </w:r>
-        <w:r>
-          <w:rPr>
-            <w:noProof/>
-            <w:webHidden/>
-          </w:rPr>
-          <w:t>17</w:t>
-        </w:r>
-        <w:r>
-          <w:rPr>
-            <w:noProof/>
-            <w:webHidden/>
-          </w:rPr>
-          <w:fldChar w:fldCharType="end"/>
-        </w:r>
-      </w:hyperlink>
-    </w:p>
-    <w:p>
-      <w:pPr>
-        <w:pStyle w:val="12"/>
-        <w:tabs>
-          <w:tab w:val="right" w:leader="dot" w:pos="9346"/>
-        </w:tabs>
-        <w:rPr>
-          <w:rFonts w:asciiTheme="minorHAnsi" w:eastAsiaTheme="minorEastAsia" w:hAnsiTheme="minorHAnsi" w:cstheme="minorBidi"/>
-          <w:noProof/>
-          <w:sz w:val="22"/>
-          <w:szCs w:val="22"/>
-        </w:rPr>
-      </w:pPr>
-      <w:hyperlink w:anchor="_Toc242470911" w:history="1">
-        <w:r>
-          <w:rPr>
-            <w:rStyle w:val="a5"/>
-            <w:noProof/>
-          </w:rPr>
-          <w:t>5 Сравнение парадигм</w:t>
-        </w:r>
-        <w:r>
-          <w:rPr>
-            <w:noProof/>
-            <w:webHidden/>
-          </w:rPr>
-          <w:tab/>
-        </w:r>
-        <w:r>
-          <w:rPr>
-            <w:noProof/>
-            <w:webHidden/>
-          </w:rPr>
-          <w:fldChar w:fldCharType="begin"/>
-        </w:r>
-        <w:r>
-          <w:rPr>
-            <w:noProof/>
-            <w:webHidden/>
-          </w:rPr>
-          <w:instrText xml:space="preserve"> PAGEREF _Toc242470911 \h </w:instrText>
-        </w:r>
-        <w:r>
-          <w:rPr>
-            <w:noProof/>
-            <w:webHidden/>
-          </w:rPr>
-        </w:r>
-        <w:r>
-          <w:rPr>
-            <w:noProof/>
-            <w:webHidden/>
-          </w:rPr>
-          <w:fldChar w:fldCharType="separate"/>
-        </w:r>
-        <w:r>
-          <w:rPr>
-            <w:noProof/>
-            <w:webHidden/>
-          </w:rPr>
-          <w:t>17</w:t>
-        </w:r>
-        <w:r>
-          <w:rPr>
-            <w:noProof/>
-            <w:webHidden/>
-          </w:rPr>
-          <w:fldChar w:fldCharType="end"/>
-        </w:r>
-      </w:hyperlink>
-    </w:p>
-    <w:p>
-      <w:pPr>
-        <w:pStyle w:val="21"/>
-        <w:tabs>
-          <w:tab w:val="right" w:leader="dot" w:pos="9346"/>
-        </w:tabs>
-        <w:rPr>
-          <w:rFonts w:asciiTheme="minorHAnsi" w:eastAsiaTheme="minorEastAsia" w:hAnsiTheme="minorHAnsi" w:cstheme="minorBidi"/>
-          <w:noProof/>
-          <w:sz w:val="22"/>
-          <w:szCs w:val="22"/>
-        </w:rPr>
-      </w:pPr>
-      <w:hyperlink w:anchor="_Toc242470912" w:history="1">
-        <w:r>
-          <w:rPr>
-            <w:rStyle w:val="a5"/>
-            <w:noProof/>
-          </w:rPr>
-          <w:t>5.1 Затраты на разработку</w:t>
-        </w:r>
-        <w:r>
-          <w:rPr>
-            <w:noProof/>
-            <w:webHidden/>
-          </w:rPr>
-          <w:tab/>
-        </w:r>
-        <w:r>
-          <w:rPr>
-            <w:noProof/>
-            <w:webHidden/>
-          </w:rPr>
-          <w:fldChar w:fldCharType="begin"/>
-        </w:r>
-        <w:r>
-          <w:rPr>
-            <w:noProof/>
-            <w:webHidden/>
-          </w:rPr>
-          <w:instrText xml:space="preserve"> PAGEREF _Toc242470912 \h </w:instrText>
-        </w:r>
-        <w:r>
-          <w:rPr>
-            <w:noProof/>
-            <w:webHidden/>
-          </w:rPr>
-        </w:r>
-        <w:r>
-          <w:rPr>
-            <w:noProof/>
-            <w:webHidden/>
-          </w:rPr>
-          <w:fldChar w:fldCharType="separate"/>
-        </w:r>
-        <w:r>
-          <w:rPr>
-            <w:noProof/>
-            <w:webHidden/>
-          </w:rPr>
-          <w:t>17</w:t>
-        </w:r>
-        <w:r>
-          <w:rPr>
-            <w:noProof/>
-            <w:webHidden/>
-          </w:rPr>
-          <w:fldChar w:fldCharType="end"/>
-        </w:r>
-      </w:hyperlink>
-    </w:p>
-    <w:p>
-      <w:pPr>
-        <w:pStyle w:val="21"/>
-        <w:tabs>
-          <w:tab w:val="right" w:leader="dot" w:pos="9346"/>
-        </w:tabs>
-        <w:rPr>
-          <w:rFonts w:asciiTheme="minorHAnsi" w:eastAsiaTheme="minorEastAsia" w:hAnsiTheme="minorHAnsi" w:cstheme="minorBidi"/>
-          <w:noProof/>
-          <w:sz w:val="22"/>
-          <w:szCs w:val="22"/>
-        </w:rPr>
-      </w:pPr>
-      <w:hyperlink w:anchor="_Toc242470913" w:history="1">
-        <w:r>
-          <w:rPr>
-            <w:rStyle w:val="a5"/>
-            <w:noProof/>
-          </w:rPr>
-          <w:t>5.2 Эффективность работы пользователя</w:t>
-        </w:r>
-        <w:r>
-          <w:rPr>
-            <w:noProof/>
-            <w:webHidden/>
-          </w:rPr>
-          <w:tab/>
-        </w:r>
-        <w:r>
-          <w:rPr>
-            <w:noProof/>
-            <w:webHidden/>
-          </w:rPr>
-          <w:fldChar w:fldCharType="begin"/>
-        </w:r>
-        <w:r>
-          <w:rPr>
-            <w:noProof/>
-            <w:webHidden/>
-          </w:rPr>
-          <w:instrText xml:space="preserve"> PAGEREF _Toc242470913 \h </w:instrText>
-        </w:r>
-        <w:r>
-          <w:rPr>
-            <w:noProof/>
-            <w:webHidden/>
-          </w:rPr>
-        </w:r>
-        <w:r>
-          <w:rPr>
-            <w:noProof/>
-            <w:webHidden/>
-          </w:rPr>
-          <w:fldChar w:fldCharType="separate"/>
-        </w:r>
-        <w:r>
-          <w:rPr>
-            <w:noProof/>
-            <w:webHidden/>
-          </w:rPr>
-          <w:t>17</w:t>
-        </w:r>
-        <w:r>
-          <w:rPr>
-            <w:noProof/>
-            <w:webHidden/>
-          </w:rPr>
-          <w:fldChar w:fldCharType="end"/>
-        </w:r>
-      </w:hyperlink>
-    </w:p>
-    <w:p>
-      <w:pPr>
-        <w:pStyle w:val="12"/>
-        <w:tabs>
-          <w:tab w:val="right" w:leader="dot" w:pos="9346"/>
-        </w:tabs>
-        <w:rPr>
-          <w:rFonts w:asciiTheme="minorHAnsi" w:eastAsiaTheme="minorEastAsia" w:hAnsiTheme="minorHAnsi" w:cstheme="minorBidi"/>
-          <w:noProof/>
-          <w:sz w:val="22"/>
-          <w:szCs w:val="22"/>
-        </w:rPr>
-      </w:pPr>
-      <w:hyperlink w:anchor="_Toc242470914" w:history="1">
-        <w:r>
-          <w:rPr>
-            <w:rStyle w:val="a5"/>
-            <w:noProof/>
-          </w:rPr>
-          <w:t>6 Выводы</w:t>
-        </w:r>
-        <w:r>
-          <w:rPr>
-            <w:noProof/>
-            <w:webHidden/>
-          </w:rPr>
-          <w:tab/>
-        </w:r>
-        <w:r>
-          <w:rPr>
-            <w:noProof/>
-            <w:webHidden/>
-          </w:rPr>
-          <w:fldChar w:fldCharType="begin"/>
-        </w:r>
-        <w:r>
-          <w:rPr>
-            <w:noProof/>
-            <w:webHidden/>
-          </w:rPr>
-          <w:instrText xml:space="preserve"> PAGEREF _Toc242470914 \h </w:instrText>
-        </w:r>
-        <w:r>
-          <w:rPr>
-            <w:noProof/>
-            <w:webHidden/>
-          </w:rPr>
-        </w:r>
-        <w:r>
-          <w:rPr>
-            <w:noProof/>
-            <w:webHidden/>
-          </w:rPr>
-          <w:fldChar w:fldCharType="separate"/>
-        </w:r>
-        <w:r>
-          <w:rPr>
-            <w:noProof/>
-            <w:webHidden/>
-          </w:rPr>
-          <w:t>18</w:t>
-        </w:r>
-        <w:r>
-          <w:rPr>
-            <w:noProof/>
-            <w:webHidden/>
-          </w:rPr>
-          <w:fldChar w:fldCharType="end"/>
-        </w:r>
-      </w:hyperlink>
-    </w:p>
-    <w:p>
-      <w:pPr>
-        <w:pStyle w:val="12"/>
-        <w:tabs>
-          <w:tab w:val="right" w:leader="dot" w:pos="9346"/>
-        </w:tabs>
-      </w:pPr>
+      <w:r>
+        <w:t>Чтобы появилось содержание, нажмите на этот текст правой кнопкой мыши и выберите «Обновить поле».</w:t>
+      </w:r>
       <w:r>
         <w:fldChar w:fldCharType="end"/>
       </w:r>
     </w:p>
-    <w:p>
+    <w:p xmlns:a="http://schemas.openxmlformats.org/drawingml/2006/main" xmlns:pic="http://schemas.openxmlformats.org/drawingml/2006/picture" xmlns:c="http://schemas.openxmlformats.org/drawingml/2006/chart">
       <w:r>
         <w:br w:type="page"/>
       </w:r>
     </w:p>
-    <w:p>
+    <w:p xmlns:a="http://schemas.openxmlformats.org/drawingml/2006/main" xmlns:pic="http://schemas.openxmlformats.org/drawingml/2006/picture" xmlns:c="http://schemas.openxmlformats.org/drawingml/2006/chart">
       <w:pPr>
         <w:pStyle w:val="11"/>
       </w:pPr>
-      <w:bookmarkStart w:id="0" w:name="_Toc242470903"/>
-      <w:r>
-        <w:lastRenderedPageBreak/>
-        <w:t>1 Постановка задачи</w:t>
-      </w:r>
-      <w:bookmarkEnd w:id="0"/>
-    </w:p>
-    <w:p>
-      <w:r>
-        <w:t>Цель работы — реализовать одну задачу в двух парадигмах интерфейса, «командный язык» и «меню», и сравнить их по затратам на разработку и эффективности работы пользователя.</w:t>
-      </w:r>
-    </w:p>
-    <w:p>
-      <w:r>
-        <w:t>Задача — управление файловыми каталогами. Программы должны в текущем каталоге выводи</w:t>
-      </w:r>
-      <w:r>
-        <w:t>ть его содержимое, обрабатывать файл или группу файлов по условиям пользователя и менять текущий каталог. Вариант 4: удаление файла.</w:t>
-      </w:r>
-    </w:p>
-    <w:p>
-      <w:r>
-        <w:t>Решение: две программы на Python для Windows с общим модулем работы с файлами — консольная с командным языком и оконная с м</w:t>
-      </w:r>
-      <w:r>
-        <w:t xml:space="preserve">еню на виджетах </w:t>
-      </w:r>
-      <w:proofErr w:type="spellStart"/>
-      <w:r>
-        <w:t>Tkinter</w:t>
-      </w:r>
-      <w:proofErr w:type="spellEnd"/>
-      <w:r>
-        <w:t>. Обе удаляют файлы и каталоги по одному, по перечню и по шаблону имени и весу, в корзину или безвозвратно. Исходный код — каталог lab_2 репозитория https://github.com/progr4mmer2005/HCI.</w:t>
-      </w:r>
-    </w:p>
-    <w:p>
+      <w:r>
+        <w:t xml:space="preserve">1 Постановка задачи</w:t>
+      </w:r>
+    </w:p>
+    <w:p xmlns:a="http://schemas.openxmlformats.org/drawingml/2006/main" xmlns:pic="http://schemas.openxmlformats.org/drawingml/2006/picture" xmlns:c="http://schemas.openxmlformats.org/drawingml/2006/chart">
+      <w:r>
+        <w:t xml:space="preserve">Цель работы — реализовать одну задачу в двух парадигмах интерфейса, «командный язык» и «меню», и сравнить их по затратам на разработку и эффективности работы пользователя.</w:t>
+      </w:r>
+    </w:p>
+    <w:p xmlns:a="http://schemas.openxmlformats.org/drawingml/2006/main" xmlns:pic="http://schemas.openxmlformats.org/drawingml/2006/picture" xmlns:c="http://schemas.openxmlformats.org/drawingml/2006/chart">
+      <w:r>
+        <w:t xml:space="preserve">Задача — управление файловыми каталогами. Программы должны в текущем каталоге выводить его содержимое, обрабатывать файл или группу файлов по условиям пользователя и менять текущий каталог. Вариант 4: удаление файла.</w:t>
+      </w:r>
+    </w:p>
+    <w:p xmlns:a="http://schemas.openxmlformats.org/drawingml/2006/main" xmlns:pic="http://schemas.openxmlformats.org/drawingml/2006/picture" xmlns:c="http://schemas.openxmlformats.org/drawingml/2006/chart">
+      <w:r>
+        <w:t xml:space="preserve">Решение: две программы на Python для Windows с общим модулем работы с файлами — консольная с командным языком и оконная с меню на виджетах Tkinter. Обе удаляют файлы и каталоги по одному, по перечню и по шаблону имени и весу, в корзину или безвозвратно. Исходный код — каталог lab_2 репозитория https://github.com/progr4mmer2005/HCI.</w:t>
+      </w:r>
+    </w:p>
+    <w:p xmlns:a="http://schemas.openxmlformats.org/drawingml/2006/main" xmlns:pic="http://schemas.openxmlformats.org/drawingml/2006/picture" xmlns:c="http://schemas.openxmlformats.org/drawingml/2006/chart">
       <w:pPr>
         <w:pStyle w:val="11"/>
       </w:pPr>
-      <w:bookmarkStart w:id="1" w:name="_Toc242470904"/>
-      <w:r>
-        <w:t>2 Командный язык</w:t>
-      </w:r>
-      <w:bookmarkEnd w:id="1"/>
-    </w:p>
-    <w:p>
-      <w:r>
-        <w:t>Команда вводится одной строк</w:t>
-      </w:r>
-      <w:r>
-        <w:t>ой: имя команды, затем через пробел имена, шаблоны и ключи в любом порядке. Ключ имеет короткую (-s) и полную (--size) форму. Имена с пробелами берутся в кавычки, регистр не учитывается. Синтаксис приведён в таблице 1.</w:t>
-      </w:r>
-    </w:p>
-    <w:p>
+      <w:r>
+        <w:t xml:space="preserve">2 Командный язык</w:t>
+      </w:r>
+    </w:p>
+    <w:p xmlns:a="http://schemas.openxmlformats.org/drawingml/2006/main" xmlns:pic="http://schemas.openxmlformats.org/drawingml/2006/picture" xmlns:c="http://schemas.openxmlformats.org/drawingml/2006/chart">
+      <w:r>
+        <w:t xml:space="preserve">Команда вводится одной строкой: имя команды, затем через пробел имена, шаблоны и ключи в любом порядке. Ключ имеет короткую (-s) и полную (--size) форму. Имена с пробелами берутся в кавычки, регистр не учитывается. Синтаксис приведён в таблице 1.</w:t>
+      </w:r>
+    </w:p>
+    <w:p xmlns:a="http://schemas.openxmlformats.org/drawingml/2006/main" xmlns:pic="http://schemas.openxmlformats.org/drawingml/2006/picture" xmlns:c="http://schemas.openxmlformats.org/drawingml/2006/chart">
       <w:pPr>
         <w:pStyle w:val="ae"/>
       </w:pPr>
       <w:r>
-        <w:t>Таблица 1 — Синтаксис командного язык</w:t>
-      </w:r>
-      <w:r>
-        <w:t>а</w:t>
-      </w:r>
-    </w:p>
-    <w:tbl>
+        <w:t xml:space="preserve">Таблица 1 — Синтаксис командного языка</w:t>
+      </w:r>
+    </w:p>
+    <w:tbl xmlns:a="http://schemas.openxmlformats.org/drawingml/2006/main" xmlns:pic="http://schemas.openxmlformats.org/drawingml/2006/picture" xmlns:c="http://schemas.openxmlformats.org/drawingml/2006/chart">
       <w:tblPr>
         <w:tblW w:w="9354" w:type="dxa"/>
         <w:tblBorders>
@@ -1234,7 +352,7 @@
           <w:insideV w:val="single" w:sz="4" w:space="0" w:color="000000"/>
         </w:tblBorders>
         <w:tblLayout w:type="fixed"/>
-        <w:tblLook w:val="0000" w:firstRow="0" w:lastRow="0" w:firstColumn="0" w:lastColumn="0" w:noHBand="0" w:noVBand="0"/>
+        <w:tblLook w:val="0000"/>
       </w:tblPr>
       <w:tblGrid>
         <w:gridCol w:w="2058"/>
@@ -1258,6 +376,7 @@
           </w:tcPr>
           <w:p>
             <w:pPr>
+              <w:spacing w:line="240" w:lineRule="auto"/>
               <w:ind w:firstLine="0"/>
               <w:jc w:val="center"/>
             </w:pPr>
@@ -1265,8 +384,10 @@
               <w:rPr>
                 <w:b/>
                 <w:bCs/>
-              </w:rPr>
-              <w:t>Понятие</w:t>
+                <w:sz w:val="20"/>
+                <w:szCs w:val="20"/>
+              </w:rPr>
+              <w:t xml:space="preserve">Понятие</w:t>
             </w:r>
           </w:p>
         </w:tc>
@@ -1283,6 +404,7 @@
           </w:tcPr>
           <w:p>
             <w:pPr>
+              <w:spacing w:line="240" w:lineRule="auto"/>
               <w:ind w:firstLine="0"/>
               <w:jc w:val="center"/>
             </w:pPr>
@@ -1290,8 +412,10 @@
               <w:rPr>
                 <w:b/>
                 <w:bCs/>
-              </w:rPr>
-              <w:t>Определение</w:t>
+                <w:sz w:val="20"/>
+                <w:szCs w:val="20"/>
+              </w:rPr>
+              <w:t xml:space="preserve">Определение</w:t>
             </w:r>
           </w:p>
         </w:tc>
@@ -1313,14 +437,17 @@
           </w:tcPr>
           <w:p>
             <w:pPr>
+              <w:spacing w:line="240" w:lineRule="auto"/>
               <w:ind w:firstLine="0"/>
               <w:jc w:val="left"/>
             </w:pPr>
             <w:r>
               <w:rPr>
                 <w:rFonts w:ascii="Courier New" w:hAnsi="Courier New" w:cs="Courier New"/>
-              </w:rPr>
-              <w:t>&lt;строка&gt;</w:t>
+                <w:sz w:val="20"/>
+                <w:szCs w:val="20"/>
+              </w:rPr>
+              <w:t xml:space="preserve">&lt;строка&gt;</w:t>
             </w:r>
           </w:p>
         </w:tc>
@@ -1337,14 +464,17 @@
           </w:tcPr>
           <w:p>
             <w:pPr>
+              <w:spacing w:line="240" w:lineRule="auto"/>
               <w:ind w:firstLine="0"/>
               <w:jc w:val="left"/>
             </w:pPr>
             <w:r>
               <w:rPr>
                 <w:rFonts w:ascii="Courier New" w:hAnsi="Courier New" w:cs="Courier New"/>
-              </w:rPr>
-              <w:t>&lt;команда&gt; { &lt;пробел&gt; &lt;аргумент&gt; }</w:t>
+                <w:sz w:val="20"/>
+                <w:szCs w:val="20"/>
+              </w:rPr>
+              <w:t xml:space="preserve">&lt;команда&gt; { &lt;пробел&gt; &lt;аргумент&gt; }</w:t>
             </w:r>
           </w:p>
         </w:tc>
@@ -1366,14 +496,17 @@
           </w:tcPr>
           <w:p>
             <w:pPr>
+              <w:spacing w:line="240" w:lineRule="auto"/>
               <w:ind w:firstLine="0"/>
               <w:jc w:val="left"/>
             </w:pPr>
             <w:r>
               <w:rPr>
                 <w:rFonts w:ascii="Courier New" w:hAnsi="Courier New" w:cs="Courier New"/>
-              </w:rPr>
-              <w:t>&lt;команда&gt;</w:t>
+                <w:sz w:val="20"/>
+                <w:szCs w:val="20"/>
+              </w:rPr>
+              <w:t xml:space="preserve">&lt;команда&gt;</w:t>
             </w:r>
           </w:p>
         </w:tc>
@@ -1390,93 +523,18 @@
           </w:tcPr>
           <w:p>
             <w:pPr>
+              <w:spacing w:line="240" w:lineRule="auto"/>
               <w:ind w:firstLine="0"/>
               <w:jc w:val="left"/>
             </w:pPr>
             <w:r>
               <w:rPr>
                 <w:rFonts w:ascii="Courier New" w:hAnsi="Courier New" w:cs="Courier New"/>
-              </w:rPr>
-              <w:t xml:space="preserve">dir | </w:t>
-            </w:r>
-            <w:proofErr w:type="spellStart"/>
-            <w:r>
-              <w:rPr>
-                <w:rFonts w:ascii="Courier New" w:hAnsi="Courier New" w:cs="Courier New"/>
-              </w:rPr>
-              <w:t>cd</w:t>
-            </w:r>
-            <w:proofErr w:type="spellEnd"/>
-            <w:r>
-              <w:rPr>
-                <w:rFonts w:ascii="Courier New" w:hAnsi="Courier New" w:cs="Courier New"/>
-              </w:rPr>
-              <w:t xml:space="preserve"> | </w:t>
-            </w:r>
-            <w:proofErr w:type="spellStart"/>
-            <w:r>
-              <w:rPr>
-                <w:rFonts w:ascii="Courier New" w:hAnsi="Courier New" w:cs="Courier New"/>
-              </w:rPr>
-              <w:t>del</w:t>
-            </w:r>
-            <w:proofErr w:type="spellEnd"/>
-            <w:r>
-              <w:rPr>
-                <w:rFonts w:ascii="Courier New" w:hAnsi="Courier New" w:cs="Courier New"/>
-              </w:rPr>
-              <w:t xml:space="preserve"> | </w:t>
-            </w:r>
-            <w:proofErr w:type="spellStart"/>
-            <w:r>
-              <w:rPr>
-                <w:rFonts w:ascii="Courier New" w:hAnsi="Courier New" w:cs="Courier New"/>
-              </w:rPr>
-              <w:t>deldir</w:t>
-            </w:r>
-            <w:proofErr w:type="spellEnd"/>
-            <w:r>
-              <w:rPr>
-                <w:rFonts w:ascii="Courier New" w:hAnsi="Courier New" w:cs="Courier New"/>
-              </w:rPr>
-              <w:t xml:space="preserve"> | </w:t>
-            </w:r>
-            <w:proofErr w:type="spellStart"/>
-            <w:r>
-              <w:rPr>
-                <w:rFonts w:ascii="Courier New" w:hAnsi="Courier New" w:cs="Courier New"/>
-              </w:rPr>
-              <w:t>cls</w:t>
-            </w:r>
-            <w:proofErr w:type="spellEnd"/>
-            <w:r>
-              <w:rPr>
-                <w:rFonts w:ascii="Courier New" w:hAnsi="Courier New" w:cs="Courier New"/>
-              </w:rPr>
-              <w:t xml:space="preserve"> | </w:t>
-            </w:r>
-            <w:proofErr w:type="spellStart"/>
-            <w:r>
-              <w:rPr>
-                <w:rFonts w:ascii="Courier New" w:hAnsi="Courier New" w:cs="Courier New"/>
-              </w:rPr>
-              <w:t>help</w:t>
-            </w:r>
-            <w:proofErr w:type="spellEnd"/>
-            <w:r>
-              <w:rPr>
-                <w:rFonts w:ascii="Courier New" w:hAnsi="Courier New" w:cs="Courier New"/>
-              </w:rPr>
-              <w:t xml:space="preserve"> | </w:t>
-            </w:r>
-            <w:proofErr w:type="spellStart"/>
-            <w:r>
-              <w:rPr>
-                <w:rFonts w:ascii="Courier New" w:hAnsi="Courier New" w:cs="Courier New"/>
-              </w:rPr>
-              <w:t>exit</w:t>
-            </w:r>
-            <w:proofErr w:type="spellEnd"/>
+                <w:sz w:val="20"/>
+                <w:szCs w:val="20"/>
+              </w:rPr>
+              <w:t xml:space="preserve">dir | cd | del | deldir | cls | help | exit</w:t>
+            </w:r>
           </w:p>
         </w:tc>
       </w:tr>
@@ -1497,14 +555,17 @@
           </w:tcPr>
           <w:p>
             <w:pPr>
+              <w:spacing w:line="240" w:lineRule="auto"/>
               <w:ind w:firstLine="0"/>
               <w:jc w:val="left"/>
             </w:pPr>
             <w:r>
               <w:rPr>
                 <w:rFonts w:ascii="Courier New" w:hAnsi="Courier New" w:cs="Courier New"/>
-              </w:rPr>
-              <w:t>&lt;аргумент&gt;</w:t>
+                <w:sz w:val="20"/>
+                <w:szCs w:val="20"/>
+              </w:rPr>
+              <w:t xml:space="preserve">&lt;аргумент&gt;</w:t>
             </w:r>
           </w:p>
         </w:tc>
@@ -1521,28 +582,17 @@
           </w:tcPr>
           <w:p>
             <w:pPr>
+              <w:spacing w:line="240" w:lineRule="auto"/>
               <w:ind w:firstLine="0"/>
               <w:jc w:val="left"/>
             </w:pPr>
             <w:r>
               <w:rPr>
                 <w:rFonts w:ascii="Courier New" w:hAnsi="Courier New" w:cs="Courier New"/>
-              </w:rPr>
-              <w:t>&lt;имя&gt; | &lt;шаблон&gt; | &lt;ключ&gt; | -w &lt;вес&gt; | --</w:t>
-            </w:r>
-            <w:proofErr w:type="spellStart"/>
-            <w:r>
-              <w:rPr>
-                <w:rFonts w:ascii="Courier New" w:hAnsi="Courier New" w:cs="Courier New"/>
-              </w:rPr>
-              <w:t>weight</w:t>
-            </w:r>
-            <w:proofErr w:type="spellEnd"/>
-            <w:r>
-              <w:rPr>
-                <w:rFonts w:ascii="Courier New" w:hAnsi="Courier New" w:cs="Courier New"/>
-              </w:rPr>
-              <w:t xml:space="preserve"> &lt;вес&gt;</w:t>
+                <w:sz w:val="20"/>
+                <w:szCs w:val="20"/>
+              </w:rPr>
+              <w:t xml:space="preserve">&lt;имя&gt; | &lt;шаблон&gt; | &lt;ключ&gt; | -w &lt;вес&gt; | --weight &lt;вес&gt;</w:t>
             </w:r>
           </w:p>
         </w:tc>
@@ -1564,14 +614,17 @@
           </w:tcPr>
           <w:p>
             <w:pPr>
+              <w:spacing w:line="240" w:lineRule="auto"/>
               <w:ind w:firstLine="0"/>
               <w:jc w:val="left"/>
             </w:pPr>
             <w:r>
               <w:rPr>
                 <w:rFonts w:ascii="Courier New" w:hAnsi="Courier New" w:cs="Courier New"/>
-              </w:rPr>
-              <w:t>&lt;шаблон&gt;</w:t>
+                <w:sz w:val="20"/>
+                <w:szCs w:val="20"/>
+              </w:rPr>
+              <w:t xml:space="preserve">&lt;шаблон&gt;</w:t>
             </w:r>
           </w:p>
         </w:tc>
@@ -1588,14 +641,17 @@
           </w:tcPr>
           <w:p>
             <w:pPr>
+              <w:spacing w:line="240" w:lineRule="auto"/>
               <w:ind w:firstLine="0"/>
               <w:jc w:val="left"/>
             </w:pPr>
             <w:r>
               <w:rPr>
                 <w:rFonts w:ascii="Courier New" w:hAnsi="Courier New" w:cs="Courier New"/>
-              </w:rPr>
-              <w:t>&lt;имя&gt;, содержащее * (любые символы) или ? (один символ)</w:t>
+                <w:sz w:val="20"/>
+                <w:szCs w:val="20"/>
+              </w:rPr>
+              <w:t xml:space="preserve">&lt;имя&gt;, содержащее * (любые символы) или ? (один символ)</w:t>
             </w:r>
           </w:p>
         </w:tc>
@@ -1617,14 +673,17 @@
           </w:tcPr>
           <w:p>
             <w:pPr>
+              <w:spacing w:line="240" w:lineRule="auto"/>
               <w:ind w:firstLine="0"/>
               <w:jc w:val="left"/>
             </w:pPr>
             <w:r>
               <w:rPr>
                 <w:rFonts w:ascii="Courier New" w:hAnsi="Courier New" w:cs="Courier New"/>
-              </w:rPr>
-              <w:t>&lt;ключ&gt;</w:t>
+                <w:sz w:val="20"/>
+                <w:szCs w:val="20"/>
+              </w:rPr>
+              <w:t xml:space="preserve">&lt;ключ&gt;</w:t>
             </w:r>
           </w:p>
         </w:tc>
@@ -1641,14 +700,17 @@
           </w:tcPr>
           <w:p>
             <w:pPr>
+              <w:spacing w:line="240" w:lineRule="auto"/>
               <w:ind w:firstLine="0"/>
               <w:jc w:val="left"/>
             </w:pPr>
             <w:r>
               <w:rPr>
                 <w:rFonts w:ascii="Courier New" w:hAnsi="Courier New" w:cs="Courier New"/>
-              </w:rPr>
-              <w:t>-&lt;буква&gt; | --&lt;слово&gt;</w:t>
+                <w:sz w:val="20"/>
+                <w:szCs w:val="20"/>
+              </w:rPr>
+              <w:t xml:space="preserve">-&lt;буква&gt; | --&lt;слово&gt;</w:t>
             </w:r>
           </w:p>
         </w:tc>
@@ -1670,14 +732,17 @@
           </w:tcPr>
           <w:p>
             <w:pPr>
+              <w:spacing w:line="240" w:lineRule="auto"/>
               <w:ind w:firstLine="0"/>
               <w:jc w:val="left"/>
             </w:pPr>
             <w:r>
               <w:rPr>
                 <w:rFonts w:ascii="Courier New" w:hAnsi="Courier New" w:cs="Courier New"/>
-              </w:rPr>
-              <w:t>&lt;вес&gt;</w:t>
+                <w:sz w:val="20"/>
+                <w:szCs w:val="20"/>
+              </w:rPr>
+              <w:t xml:space="preserve">&lt;вес&gt;</w:t>
             </w:r>
           </w:p>
         </w:tc>
@@ -1694,38 +759,43 @@
           </w:tcPr>
           <w:p>
             <w:pPr>
+              <w:spacing w:line="240" w:lineRule="auto"/>
               <w:ind w:firstLine="0"/>
               <w:jc w:val="left"/>
             </w:pPr>
             <w:r>
               <w:rPr>
                 <w:rFonts w:ascii="Courier New" w:hAnsi="Courier New" w:cs="Courier New"/>
-              </w:rPr>
-              <w:t>[ &gt; | &lt; | &gt;= | &lt;= | = ] &lt;число&gt; [ B | K | M | G ]</w:t>
+                <w:sz w:val="20"/>
+                <w:szCs w:val="20"/>
+              </w:rPr>
+              <w:t xml:space="preserve">[ &gt; | &lt; | &gt;= | &lt;= | = ] &lt;число&gt; [ B | K | M | G ]</w:t>
             </w:r>
           </w:p>
         </w:tc>
       </w:tr>
     </w:tbl>
-    <w:p>
-      <w:pPr>
+    <w:p xmlns:a="http://schemas.openxmlformats.org/drawingml/2006/main" xmlns:pic="http://schemas.openxmlformats.org/drawingml/2006/picture" xmlns:c="http://schemas.openxmlformats.org/drawingml/2006/chart">
+      <w:pPr>
+        <w:spacing w:line="240" w:lineRule="auto"/>
         <w:ind w:firstLine="0"/>
       </w:pPr>
-    </w:p>
-    <w:p>
-      <w:r>
-        <w:t>Команды и их ключи перечислены в таблице 2.</w:t>
-      </w:r>
-    </w:p>
-    <w:p>
+      <w:r/>
+    </w:p>
+    <w:p xmlns:a="http://schemas.openxmlformats.org/drawingml/2006/main" xmlns:pic="http://schemas.openxmlformats.org/drawingml/2006/picture" xmlns:c="http://schemas.openxmlformats.org/drawingml/2006/chart">
+      <w:r>
+        <w:t xml:space="preserve">Команды и их ключи перечислены в таблице 2.</w:t>
+      </w:r>
+    </w:p>
+    <w:p xmlns:a="http://schemas.openxmlformats.org/drawingml/2006/main" xmlns:pic="http://schemas.openxmlformats.org/drawingml/2006/picture" xmlns:c="http://schemas.openxmlformats.org/drawingml/2006/chart">
       <w:pPr>
         <w:pStyle w:val="ae"/>
       </w:pPr>
       <w:r>
-        <w:t>Таблица 2 — Команды и ключи</w:t>
-      </w:r>
-    </w:p>
-    <w:tbl>
+        <w:t xml:space="preserve">Таблица 2 — Команды и ключи</w:t>
+      </w:r>
+    </w:p>
+    <w:tbl xmlns:a="http://schemas.openxmlformats.org/drawingml/2006/main" xmlns:pic="http://schemas.openxmlformats.org/drawingml/2006/picture" xmlns:c="http://schemas.openxmlformats.org/drawingml/2006/chart">
       <w:tblPr>
         <w:tblW w:w="9354" w:type="dxa"/>
         <w:tblBorders>
@@ -1737,7 +807,7 @@
           <w:insideV w:val="single" w:sz="4" w:space="0" w:color="000000"/>
         </w:tblBorders>
         <w:tblLayout w:type="fixed"/>
-        <w:tblLook w:val="0000" w:firstRow="0" w:lastRow="0" w:firstColumn="0" w:lastColumn="0" w:noHBand="0" w:noVBand="0"/>
+        <w:tblLook w:val="0000"/>
       </w:tblPr>
       <w:tblGrid>
         <w:gridCol w:w="2526"/>
@@ -1762,6 +832,7 @@
           </w:tcPr>
           <w:p>
             <w:pPr>
+              <w:spacing w:line="240" w:lineRule="auto"/>
               <w:ind w:firstLine="0"/>
               <w:jc w:val="center"/>
             </w:pPr>
@@ -1769,8 +840,10 @@
               <w:rPr>
                 <w:b/>
                 <w:bCs/>
-              </w:rPr>
-              <w:t>Команда</w:t>
+                <w:sz w:val="20"/>
+                <w:szCs w:val="20"/>
+              </w:rPr>
+              <w:t xml:space="preserve">Команда</w:t>
             </w:r>
           </w:p>
         </w:tc>
@@ -1787,6 +860,7 @@
           </w:tcPr>
           <w:p>
             <w:pPr>
+              <w:spacing w:line="240" w:lineRule="auto"/>
               <w:ind w:firstLine="0"/>
               <w:jc w:val="center"/>
             </w:pPr>
@@ -1794,8 +868,10 @@
               <w:rPr>
                 <w:b/>
                 <w:bCs/>
-              </w:rPr>
-              <w:t>Ключи</w:t>
+                <w:sz w:val="20"/>
+                <w:szCs w:val="20"/>
+              </w:rPr>
+              <w:t xml:space="preserve">Ключи</w:t>
             </w:r>
           </w:p>
         </w:tc>
@@ -1812,6 +888,7 @@
           </w:tcPr>
           <w:p>
             <w:pPr>
+              <w:spacing w:line="240" w:lineRule="auto"/>
               <w:ind w:firstLine="0"/>
               <w:jc w:val="center"/>
             </w:pPr>
@@ -1819,8 +896,10 @@
               <w:rPr>
                 <w:b/>
                 <w:bCs/>
-              </w:rPr>
-              <w:t>Назначение</w:t>
+                <w:sz w:val="20"/>
+                <w:szCs w:val="20"/>
+              </w:rPr>
+              <w:t xml:space="preserve">Назначение</w:t>
             </w:r>
           </w:p>
         </w:tc>
@@ -1842,14 +921,17 @@
           </w:tcPr>
           <w:p>
             <w:pPr>
+              <w:spacing w:line="240" w:lineRule="auto"/>
               <w:ind w:firstLine="0"/>
               <w:jc w:val="left"/>
             </w:pPr>
             <w:r>
               <w:rPr>
                 <w:rFonts w:ascii="Courier New" w:hAnsi="Courier New" w:cs="Courier New"/>
-              </w:rPr>
-              <w:t>dir [шаблон …]</w:t>
+                <w:sz w:val="20"/>
+                <w:szCs w:val="20"/>
+              </w:rPr>
+              <w:t xml:space="preserve">dir [шаблон …]</w:t>
             </w:r>
           </w:p>
         </w:tc>
@@ -1866,50 +948,25 @@
           </w:tcPr>
           <w:p>
             <w:pPr>
+              <w:spacing w:line="240" w:lineRule="auto"/>
               <w:ind w:firstLine="0"/>
               <w:jc w:val="left"/>
-              <w:rPr>
-                <w:lang w:val="en-US"/>
-              </w:rPr>
             </w:pPr>
             <w:r>
               <w:rPr>
                 <w:rFonts w:ascii="Courier New" w:hAnsi="Courier New" w:cs="Courier New"/>
-                <w:lang w:val="en-US"/>
-              </w:rPr>
-              <w:t>-s, --size</w:t>
-            </w:r>
-            <w:r>
-              <w:rPr>
-                <w:rFonts w:ascii="Courier New" w:hAnsi="Courier New" w:cs="Courier New"/>
-                <w:lang w:val="en-US"/>
-              </w:rPr>
+                <w:sz w:val="20"/>
+                <w:szCs w:val="20"/>
+              </w:rPr>
+              <w:t xml:space="preserve">-s, --size</w:t>
               <w:br/>
-              <w:t>-a, --attributes</w:t>
-            </w:r>
-            <w:r>
-              <w:rPr>
-                <w:rFonts w:ascii="Courier New" w:hAnsi="Courier New" w:cs="Courier New"/>
-                <w:lang w:val="en-US"/>
-              </w:rPr>
+              <w:t xml:space="preserve">-a, --attributes</w:t>
               <w:br/>
-              <w:t>-d, --date</w:t>
-            </w:r>
-            <w:r>
-              <w:rPr>
-                <w:rFonts w:ascii="Courier New" w:hAnsi="Courier New" w:cs="Courier New"/>
-                <w:lang w:val="en-US"/>
-              </w:rPr>
+              <w:t xml:space="preserve">-d, --date</w:t>
               <w:br/>
-              <w:t>-l, --long</w:t>
-            </w:r>
-            <w:r>
-              <w:rPr>
-                <w:rFonts w:ascii="Courier New" w:hAnsi="Courier New" w:cs="Courier New"/>
-                <w:lang w:val="en-US"/>
-              </w:rPr>
+              <w:t xml:space="preserve">-l, --long</w:t>
               <w:br/>
-              <w:t>-w, --weight</w:t>
+              <w:t xml:space="preserve">-w, --weight</w:t>
             </w:r>
           </w:p>
         </w:tc>
@@ -1926,11 +983,16 @@
           </w:tcPr>
           <w:p>
             <w:pPr>
+              <w:spacing w:line="240" w:lineRule="auto"/>
               <w:ind w:firstLine="0"/>
               <w:jc w:val="left"/>
             </w:pPr>
             <w:r>
-              <w:t>Содержимое каталога: по умолчанию только имена, ключи добавляют размер, атрибуты, дату или отбирают файлы по весу</w:t>
+              <w:rPr>
+                <w:sz w:val="20"/>
+                <w:szCs w:val="20"/>
+              </w:rPr>
+              <w:t xml:space="preserve">Содержимое каталога: по умолчанию только имена, ключи добавляют размер, атрибуты, дату или отбирают файлы по весу</w:t>
             </w:r>
           </w:p>
         </w:tc>
@@ -1952,75 +1014,70 @@
           </w:tcPr>
           <w:p>
             <w:pPr>
+              <w:spacing w:line="240" w:lineRule="auto"/>
               <w:ind w:firstLine="0"/>
               <w:jc w:val="left"/>
             </w:pPr>
-            <w:proofErr w:type="spellStart"/>
             <w:r>
               <w:rPr>
                 <w:rFonts w:ascii="Courier New" w:hAnsi="Courier New" w:cs="Courier New"/>
-              </w:rPr>
-              <w:t>cd</w:t>
-            </w:r>
-            <w:proofErr w:type="spellEnd"/>
+                <w:sz w:val="20"/>
+                <w:szCs w:val="20"/>
+              </w:rPr>
+              <w:t xml:space="preserve">cd [путь]</w:t>
+            </w:r>
+          </w:p>
+        </w:tc>
+        <w:tc>
+          <w:tcPr>
+            <w:tcW w:w="2619" w:type="dxa"/>
+            <w:tcMar>
+              <w:top w:w="40" w:type="dxa"/>
+              <w:left w:w="80" w:type="dxa"/>
+              <w:bottom w:w="40" w:type="dxa"/>
+              <w:right w:w="80" w:type="dxa"/>
+            </w:tcMar>
+            <w:vAlign w:val="center"/>
+          </w:tcPr>
+          <w:p>
+            <w:pPr>
+              <w:spacing w:line="240" w:lineRule="auto"/>
+              <w:ind w:firstLine="0"/>
+              <w:jc w:val="left"/>
+            </w:pPr>
             <w:r>
               <w:rPr>
                 <w:rFonts w:ascii="Courier New" w:hAnsi="Courier New" w:cs="Courier New"/>
-              </w:rPr>
-              <w:t xml:space="preserve"> [путь]</w:t>
-            </w:r>
-          </w:p>
-        </w:tc>
-        <w:tc>
-          <w:tcPr>
-            <w:tcW w:w="2619" w:type="dxa"/>
-            <w:tcMar>
-              <w:top w:w="40" w:type="dxa"/>
-              <w:left w:w="80" w:type="dxa"/>
-              <w:bottom w:w="40" w:type="dxa"/>
-              <w:right w:w="80" w:type="dxa"/>
-            </w:tcMar>
-            <w:vAlign w:val="center"/>
-          </w:tcPr>
-          <w:p>
-            <w:pPr>
+                <w:sz w:val="20"/>
+                <w:szCs w:val="20"/>
+              </w:rPr>
+              <w:t xml:space="preserve">—</w:t>
+            </w:r>
+          </w:p>
+        </w:tc>
+        <w:tc>
+          <w:tcPr>
+            <w:tcW w:w="4209" w:type="dxa"/>
+            <w:tcMar>
+              <w:top w:w="40" w:type="dxa"/>
+              <w:left w:w="80" w:type="dxa"/>
+              <w:bottom w:w="40" w:type="dxa"/>
+              <w:right w:w="80" w:type="dxa"/>
+            </w:tcMar>
+            <w:vAlign w:val="center"/>
+          </w:tcPr>
+          <w:p>
+            <w:pPr>
+              <w:spacing w:line="240" w:lineRule="auto"/>
               <w:ind w:firstLine="0"/>
               <w:jc w:val="left"/>
             </w:pPr>
             <w:r>
               <w:rPr>
-                <w:rFonts w:ascii="Courier New" w:hAnsi="Courier New" w:cs="Courier New"/>
-              </w:rPr>
-              <w:t>—</w:t>
-            </w:r>
-          </w:p>
-        </w:tc>
-        <w:tc>
-          <w:tcPr>
-            <w:tcW w:w="4209" w:type="dxa"/>
-            <w:tcMar>
-              <w:top w:w="40" w:type="dxa"/>
-              <w:left w:w="80" w:type="dxa"/>
-              <w:bottom w:w="40" w:type="dxa"/>
-              <w:right w:w="80" w:type="dxa"/>
-            </w:tcMar>
-            <w:vAlign w:val="center"/>
-          </w:tcPr>
-          <w:p>
-            <w:pPr>
-              <w:ind w:firstLine="0"/>
-              <w:jc w:val="left"/>
-            </w:pPr>
-            <w:r>
-              <w:t xml:space="preserve">Смена каталога </w:t>
-            </w:r>
-            <w:proofErr w:type="gramStart"/>
-            <w:r>
-              <w:t>(..</w:t>
-            </w:r>
-            <w:proofErr w:type="gramEnd"/>
-            <w:r>
-              <w:t xml:space="preserve"> — на уровень выше); без аргумента — текущий каталог</w:t>
+                <w:sz w:val="20"/>
+                <w:szCs w:val="20"/>
+              </w:rPr>
+              <w:t xml:space="preserve">Смена каталога (.. — на уровень выше); без аргумента — текущий каталог</w:t>
             </w:r>
           </w:p>
         </w:tc>
@@ -2042,101 +1099,74 @@
           </w:tcPr>
           <w:p>
             <w:pPr>
+              <w:spacing w:line="240" w:lineRule="auto"/>
               <w:ind w:firstLine="0"/>
               <w:jc w:val="left"/>
             </w:pPr>
-            <w:proofErr w:type="spellStart"/>
             <w:r>
               <w:rPr>
                 <w:rFonts w:ascii="Courier New" w:hAnsi="Courier New" w:cs="Courier New"/>
-              </w:rPr>
-              <w:t>del</w:t>
-            </w:r>
-            <w:proofErr w:type="spellEnd"/>
+                <w:sz w:val="20"/>
+                <w:szCs w:val="20"/>
+              </w:rPr>
+              <w:t xml:space="preserve">del имя|шаблон …</w:t>
+            </w:r>
+          </w:p>
+        </w:tc>
+        <w:tc>
+          <w:tcPr>
+            <w:tcW w:w="2619" w:type="dxa"/>
+            <w:tcMar>
+              <w:top w:w="40" w:type="dxa"/>
+              <w:left w:w="80" w:type="dxa"/>
+              <w:bottom w:w="40" w:type="dxa"/>
+              <w:right w:w="80" w:type="dxa"/>
+            </w:tcMar>
+            <w:vAlign w:val="center"/>
+          </w:tcPr>
+          <w:p>
+            <w:pPr>
+              <w:spacing w:line="240" w:lineRule="auto"/>
+              <w:ind w:firstLine="0"/>
+              <w:jc w:val="left"/>
+            </w:pPr>
             <w:r>
               <w:rPr>
                 <w:rFonts w:ascii="Courier New" w:hAnsi="Courier New" w:cs="Courier New"/>
-              </w:rPr>
-              <w:t xml:space="preserve"> </w:t>
-            </w:r>
-            <w:proofErr w:type="spellStart"/>
-            <w:r>
-              <w:rPr>
-                <w:rFonts w:ascii="Courier New" w:hAnsi="Courier New" w:cs="Courier New"/>
-              </w:rPr>
-              <w:t>имя|шаблон</w:t>
-            </w:r>
-            <w:proofErr w:type="spellEnd"/>
-            <w:r>
-              <w:rPr>
-                <w:rFonts w:ascii="Courier New" w:hAnsi="Courier New" w:cs="Courier New"/>
-              </w:rPr>
-              <w:t xml:space="preserve"> …</w:t>
-            </w:r>
-          </w:p>
-        </w:tc>
-        <w:tc>
-          <w:tcPr>
-            <w:tcW w:w="2619" w:type="dxa"/>
-            <w:tcMar>
-              <w:top w:w="40" w:type="dxa"/>
-              <w:left w:w="80" w:type="dxa"/>
-              <w:bottom w:w="40" w:type="dxa"/>
-              <w:right w:w="80" w:type="dxa"/>
-            </w:tcMar>
-            <w:vAlign w:val="center"/>
-          </w:tcPr>
-          <w:p>
-            <w:pPr>
+                <w:sz w:val="20"/>
+                <w:szCs w:val="20"/>
+              </w:rPr>
+              <w:t xml:space="preserve">-w, --weight</w:t>
+              <w:br/>
+              <w:t xml:space="preserve">-p, --permanent</w:t>
+              <w:br/>
+              <w:t xml:space="preserve">-y, --yes</w:t>
+            </w:r>
+          </w:p>
+        </w:tc>
+        <w:tc>
+          <w:tcPr>
+            <w:tcW w:w="4209" w:type="dxa"/>
+            <w:tcMar>
+              <w:top w:w="40" w:type="dxa"/>
+              <w:left w:w="80" w:type="dxa"/>
+              <w:bottom w:w="40" w:type="dxa"/>
+              <w:right w:w="80" w:type="dxa"/>
+            </w:tcMar>
+            <w:vAlign w:val="center"/>
+          </w:tcPr>
+          <w:p>
+            <w:pPr>
+              <w:spacing w:line="240" w:lineRule="auto"/>
               <w:ind w:firstLine="0"/>
               <w:jc w:val="left"/>
-              <w:rPr>
-                <w:lang w:val="en-US"/>
-              </w:rPr>
-            </w:pPr>
-            <w:r>
-              <w:rPr>
-                <w:rFonts w:ascii="Courier New" w:hAnsi="Courier New" w:cs="Courier New"/>
-                <w:lang w:val="en-US"/>
-              </w:rPr>
-              <w:t>-w, --weight</w:t>
-            </w:r>
-            <w:r>
-              <w:rPr>
-                <w:rFonts w:ascii="Courier New" w:hAnsi="Courier New" w:cs="Courier New"/>
-                <w:lang w:val="en-US"/>
-              </w:rPr>
-              <w:br/>
-              <w:t>-p, --permanent</w:t>
-            </w:r>
-            <w:r>
-              <w:rPr>
-                <w:rFonts w:ascii="Courier New" w:hAnsi="Courier New" w:cs="Courier New"/>
-                <w:lang w:val="en-US"/>
-              </w:rPr>
-              <w:br/>
-              <w:t>-y, --yes</w:t>
-            </w:r>
-          </w:p>
-        </w:tc>
-        <w:tc>
-          <w:tcPr>
-            <w:tcW w:w="4209" w:type="dxa"/>
-            <w:tcMar>
-              <w:top w:w="40" w:type="dxa"/>
-              <w:left w:w="80" w:type="dxa"/>
-              <w:bottom w:w="40" w:type="dxa"/>
-              <w:right w:w="80" w:type="dxa"/>
-            </w:tcMar>
-            <w:vAlign w:val="center"/>
-          </w:tcPr>
-          <w:p>
-            <w:pPr>
-              <w:ind w:firstLine="0"/>
-              <w:jc w:val="left"/>
-            </w:pPr>
-            <w:r>
-              <w:t>Удаление файлов: в корзину или безвозвратно (-p), без подтверждения (-y)</w:t>
+            </w:pPr>
+            <w:r>
+              <w:rPr>
+                <w:sz w:val="20"/>
+                <w:szCs w:val="20"/>
+              </w:rPr>
+              <w:t xml:space="preserve">Удаление файлов: в корзину или безвозвратно (-p), без подтверждения (-y)</w:t>
             </w:r>
           </w:p>
         </w:tc>
@@ -2158,116 +1188,76 @@
           </w:tcPr>
           <w:p>
             <w:pPr>
+              <w:spacing w:line="240" w:lineRule="auto"/>
               <w:ind w:firstLine="0"/>
               <w:jc w:val="left"/>
             </w:pPr>
-            <w:proofErr w:type="spellStart"/>
             <w:r>
               <w:rPr>
                 <w:rFonts w:ascii="Courier New" w:hAnsi="Courier New" w:cs="Courier New"/>
-              </w:rPr>
-              <w:t>deldir</w:t>
-            </w:r>
-            <w:proofErr w:type="spellEnd"/>
+                <w:sz w:val="20"/>
+                <w:szCs w:val="20"/>
+              </w:rPr>
+              <w:t xml:space="preserve">deldir имя|шаблон …</w:t>
+            </w:r>
+          </w:p>
+        </w:tc>
+        <w:tc>
+          <w:tcPr>
+            <w:tcW w:w="2619" w:type="dxa"/>
+            <w:tcMar>
+              <w:top w:w="40" w:type="dxa"/>
+              <w:left w:w="80" w:type="dxa"/>
+              <w:bottom w:w="40" w:type="dxa"/>
+              <w:right w:w="80" w:type="dxa"/>
+            </w:tcMar>
+            <w:vAlign w:val="center"/>
+          </w:tcPr>
+          <w:p>
+            <w:pPr>
+              <w:spacing w:line="240" w:lineRule="auto"/>
+              <w:ind w:firstLine="0"/>
+              <w:jc w:val="left"/>
+            </w:pPr>
             <w:r>
               <w:rPr>
                 <w:rFonts w:ascii="Courier New" w:hAnsi="Courier New" w:cs="Courier New"/>
-              </w:rPr>
-              <w:t xml:space="preserve"> </w:t>
-            </w:r>
-            <w:proofErr w:type="spellStart"/>
-            <w:r>
-              <w:rPr>
-                <w:rFonts w:ascii="Courier New" w:hAnsi="Courier New" w:cs="Courier New"/>
-              </w:rPr>
-              <w:t>имя|шаблон</w:t>
-            </w:r>
-            <w:proofErr w:type="spellEnd"/>
-            <w:r>
-              <w:rPr>
-                <w:rFonts w:ascii="Courier New" w:hAnsi="Courier New" w:cs="Courier New"/>
-              </w:rPr>
-              <w:t xml:space="preserve"> …</w:t>
-            </w:r>
-          </w:p>
-        </w:tc>
-        <w:tc>
-          <w:tcPr>
-            <w:tcW w:w="2619" w:type="dxa"/>
-            <w:tcMar>
-              <w:top w:w="40" w:type="dxa"/>
-              <w:left w:w="80" w:type="dxa"/>
-              <w:bottom w:w="40" w:type="dxa"/>
-              <w:right w:w="80" w:type="dxa"/>
-            </w:tcMar>
-            <w:vAlign w:val="center"/>
-          </w:tcPr>
-          <w:p>
-            <w:pPr>
+                <w:sz w:val="20"/>
+                <w:szCs w:val="20"/>
+              </w:rPr>
+              <w:t xml:space="preserve">-p, --permanent</w:t>
+              <w:br/>
+              <w:t xml:space="preserve">-f, --force</w:t>
+              <w:br/>
+              <w:t xml:space="preserve">-e, --empty-only</w:t>
+              <w:br/>
+              <w:t xml:space="preserve">-y, --yes</w:t>
+            </w:r>
+          </w:p>
+        </w:tc>
+        <w:tc>
+          <w:tcPr>
+            <w:tcW w:w="4209" w:type="dxa"/>
+            <w:tcMar>
+              <w:top w:w="40" w:type="dxa"/>
+              <w:left w:w="80" w:type="dxa"/>
+              <w:bottom w:w="40" w:type="dxa"/>
+              <w:right w:w="80" w:type="dxa"/>
+            </w:tcMar>
+            <w:vAlign w:val="center"/>
+          </w:tcPr>
+          <w:p>
+            <w:pPr>
+              <w:spacing w:line="240" w:lineRule="auto"/>
               <w:ind w:firstLine="0"/>
               <w:jc w:val="left"/>
-              <w:rPr>
-                <w:lang w:val="en-US"/>
-              </w:rPr>
-            </w:pPr>
-            <w:r>
-              <w:rPr>
-                <w:rFonts w:ascii="Courier New" w:hAnsi="Courier New" w:cs="Courier New"/>
-                <w:lang w:val="en-US"/>
-              </w:rPr>
-              <w:t>-p, --permanent</w:t>
-            </w:r>
-            <w:r>
-              <w:rPr>
-                <w:rFonts w:ascii="Courier New" w:hAnsi="Courier New" w:cs="Courier New"/>
-                <w:lang w:val="en-US"/>
-              </w:rPr>
-              <w:br/>
-              <w:t>-f, --force</w:t>
-            </w:r>
-            <w:r>
-              <w:rPr>
-                <w:rFonts w:ascii="Courier New" w:hAnsi="Courier New" w:cs="Courier New"/>
-                <w:lang w:val="en-US"/>
-              </w:rPr>
-              <w:br/>
-              <w:t>-e, --</w:t>
-            </w:r>
-            <w:r>
-              <w:rPr>
-                <w:rFonts w:ascii="Courier New" w:hAnsi="Courier New" w:cs="Courier New"/>
-                <w:lang w:val="en-US"/>
-              </w:rPr>
-              <w:t>empty-only</w:t>
-            </w:r>
-            <w:r>
-              <w:rPr>
-                <w:rFonts w:ascii="Courier New" w:hAnsi="Courier New" w:cs="Courier New"/>
-                <w:lang w:val="en-US"/>
-              </w:rPr>
-              <w:br/>
-              <w:t>-y, --yes</w:t>
-            </w:r>
-          </w:p>
-        </w:tc>
-        <w:tc>
-          <w:tcPr>
-            <w:tcW w:w="4209" w:type="dxa"/>
-            <w:tcMar>
-              <w:top w:w="40" w:type="dxa"/>
-              <w:left w:w="80" w:type="dxa"/>
-              <w:bottom w:w="40" w:type="dxa"/>
-              <w:right w:w="80" w:type="dxa"/>
-            </w:tcMar>
-            <w:vAlign w:val="center"/>
-          </w:tcPr>
-          <w:p>
-            <w:pPr>
-              <w:ind w:firstLine="0"/>
-              <w:jc w:val="left"/>
-            </w:pPr>
-            <w:r>
-              <w:t>Удаление каталогов; непустые — по вопросу, без вопроса (-f) или пропуск (-e)</w:t>
+            </w:pPr>
+            <w:r>
+              <w:rPr>
+                <w:sz w:val="20"/>
+                <w:szCs w:val="20"/>
+              </w:rPr>
+              <w:t xml:space="preserve">Удаление каталогов; непустые — по вопросу, без вопроса (-f) или пропуск (-e)</w:t>
             </w:r>
           </w:p>
         </w:tc>
@@ -2289,133 +1279,95 @@
           </w:tcPr>
           <w:p>
             <w:pPr>
+              <w:spacing w:line="240" w:lineRule="auto"/>
               <w:ind w:firstLine="0"/>
               <w:jc w:val="left"/>
             </w:pPr>
-            <w:proofErr w:type="spellStart"/>
             <w:r>
               <w:rPr>
                 <w:rFonts w:ascii="Courier New" w:hAnsi="Courier New" w:cs="Courier New"/>
-              </w:rPr>
-              <w:t>cls</w:t>
-            </w:r>
-            <w:proofErr w:type="spellEnd"/>
+                <w:sz w:val="20"/>
+                <w:szCs w:val="20"/>
+              </w:rPr>
+              <w:t xml:space="preserve">cls, help [команда], exit</w:t>
+            </w:r>
+          </w:p>
+        </w:tc>
+        <w:tc>
+          <w:tcPr>
+            <w:tcW w:w="2619" w:type="dxa"/>
+            <w:tcMar>
+              <w:top w:w="40" w:type="dxa"/>
+              <w:left w:w="80" w:type="dxa"/>
+              <w:bottom w:w="40" w:type="dxa"/>
+              <w:right w:w="80" w:type="dxa"/>
+            </w:tcMar>
+            <w:vAlign w:val="center"/>
+          </w:tcPr>
+          <w:p>
+            <w:pPr>
+              <w:spacing w:line="240" w:lineRule="auto"/>
+              <w:ind w:firstLine="0"/>
+              <w:jc w:val="left"/>
+            </w:pPr>
             <w:r>
               <w:rPr>
                 <w:rFonts w:ascii="Courier New" w:hAnsi="Courier New" w:cs="Courier New"/>
-              </w:rPr>
-              <w:t xml:space="preserve">, </w:t>
-            </w:r>
-            <w:proofErr w:type="spellStart"/>
-            <w:r>
-              <w:rPr>
-                <w:rFonts w:ascii="Courier New" w:hAnsi="Courier New" w:cs="Courier New"/>
-              </w:rPr>
-              <w:t>help</w:t>
-            </w:r>
-            <w:proofErr w:type="spellEnd"/>
-            <w:r>
-              <w:rPr>
-                <w:rFonts w:ascii="Courier New" w:hAnsi="Courier New" w:cs="Courier New"/>
-              </w:rPr>
-              <w:t xml:space="preserve"> [команда], </w:t>
-            </w:r>
-            <w:proofErr w:type="spellStart"/>
-            <w:r>
-              <w:rPr>
-                <w:rFonts w:ascii="Courier New" w:hAnsi="Courier New" w:cs="Courier New"/>
-              </w:rPr>
-              <w:t>exit</w:t>
-            </w:r>
-            <w:proofErr w:type="spellEnd"/>
-          </w:p>
-        </w:tc>
-        <w:tc>
-          <w:tcPr>
-            <w:tcW w:w="2619" w:type="dxa"/>
-            <w:tcMar>
-              <w:top w:w="40" w:type="dxa"/>
-              <w:left w:w="80" w:type="dxa"/>
-              <w:bottom w:w="40" w:type="dxa"/>
-              <w:right w:w="80" w:type="dxa"/>
-            </w:tcMar>
-            <w:vAlign w:val="center"/>
-          </w:tcPr>
-          <w:p>
-            <w:pPr>
+                <w:sz w:val="20"/>
+                <w:szCs w:val="20"/>
+              </w:rPr>
+              <w:t xml:space="preserve">-h, --help</w:t>
+              <w:br/>
+              <w:t xml:space="preserve">(у любой команды)</w:t>
+            </w:r>
+          </w:p>
+        </w:tc>
+        <w:tc>
+          <w:tcPr>
+            <w:tcW w:w="4209" w:type="dxa"/>
+            <w:tcMar>
+              <w:top w:w="40" w:type="dxa"/>
+              <w:left w:w="80" w:type="dxa"/>
+              <w:bottom w:w="40" w:type="dxa"/>
+              <w:right w:w="80" w:type="dxa"/>
+            </w:tcMar>
+            <w:vAlign w:val="center"/>
+          </w:tcPr>
+          <w:p>
+            <w:pPr>
+              <w:spacing w:line="240" w:lineRule="auto"/>
               <w:ind w:firstLine="0"/>
               <w:jc w:val="left"/>
             </w:pPr>
             <w:r>
               <w:rPr>
-                <w:rFonts w:ascii="Courier New" w:hAnsi="Courier New" w:cs="Courier New"/>
-              </w:rPr>
-              <w:t>-h, --</w:t>
-            </w:r>
-            <w:proofErr w:type="spellStart"/>
-            <w:r>
-              <w:rPr>
-                <w:rFonts w:ascii="Courier New" w:hAnsi="Courier New" w:cs="Courier New"/>
-              </w:rPr>
-              <w:t>help</w:t>
-            </w:r>
-            <w:proofErr w:type="spellEnd"/>
-            <w:r>
-              <w:rPr>
-                <w:rFonts w:ascii="Courier New" w:hAnsi="Courier New" w:cs="Courier New"/>
-              </w:rPr>
-              <w:br/>
-              <w:t>(у любой команды)</w:t>
-            </w:r>
-          </w:p>
-        </w:tc>
-        <w:tc>
-          <w:tcPr>
-            <w:tcW w:w="4209" w:type="dxa"/>
-            <w:tcMar>
-              <w:top w:w="40" w:type="dxa"/>
-              <w:left w:w="80" w:type="dxa"/>
-              <w:bottom w:w="40" w:type="dxa"/>
-              <w:right w:w="80" w:type="dxa"/>
-            </w:tcMar>
-            <w:vAlign w:val="center"/>
-          </w:tcPr>
-          <w:p>
-            <w:pPr>
-              <w:ind w:firstLine="0"/>
-              <w:jc w:val="left"/>
-            </w:pPr>
-            <w:r>
-              <w:t>Очистка экрана, справка, выход</w:t>
+                <w:sz w:val="20"/>
+                <w:szCs w:val="20"/>
+              </w:rPr>
+              <w:t xml:space="preserve">Очистка экрана, справка, выход</w:t>
             </w:r>
           </w:p>
         </w:tc>
       </w:tr>
     </w:tbl>
-    <w:p>
-      <w:pPr>
+    <w:p xmlns:a="http://schemas.openxmlformats.org/drawingml/2006/main" xmlns:pic="http://schemas.openxmlformats.org/drawingml/2006/picture" xmlns:c="http://schemas.openxmlformats.org/drawingml/2006/chart">
+      <w:pPr>
+        <w:spacing w:line="240" w:lineRule="auto"/>
         <w:ind w:firstLine="0"/>
       </w:pPr>
-    </w:p>
-    <w:p>
-      <w:r>
-        <w:t>Примеры шаблонов: * — всё, *.</w:t>
-      </w:r>
-      <w:proofErr w:type="spellStart"/>
-      <w:r>
-        <w:t>txt</w:t>
-      </w:r>
-      <w:proofErr w:type="spellEnd"/>
-      <w:r>
-        <w:t xml:space="preserve"> — по расширению, отчёт* — начинается с «отчёт», *копия* — содержит «копия». Примеры веса: &gt;10K, &lt;=2M, =0; диапазон — -w &gt;1K -w &lt;1M.</w:t>
-      </w:r>
-    </w:p>
-    <w:p>
-      <w:r>
-        <w:t>Диалог при удалении:</w:t>
-      </w:r>
-    </w:p>
-    <w:p>
+      <w:r/>
+    </w:p>
+    <w:p xmlns:a="http://schemas.openxmlformats.org/drawingml/2006/main" xmlns:pic="http://schemas.openxmlformats.org/drawingml/2006/picture" xmlns:c="http://schemas.openxmlformats.org/drawingml/2006/chart">
+      <w:r>
+        <w:t xml:space="preserve">Примеры шаблонов: * — всё, *.txt — по расширению, отчёт* — начинается с «отчёт», *копия* — содержит «копия». Примеры веса: &gt;10K, &lt;=2M, =0; диапазон — -w &gt;1K -w &lt;1M.</w:t>
+      </w:r>
+    </w:p>
+    <w:p xmlns:a="http://schemas.openxmlformats.org/drawingml/2006/main" xmlns:pic="http://schemas.openxmlformats.org/drawingml/2006/picture" xmlns:c="http://schemas.openxmlformats.org/drawingml/2006/chart">
+      <w:r>
+        <w:t xml:space="preserve">Диалог при удалении:</w:t>
+      </w:r>
+    </w:p>
+    <w:p xmlns:a="http://schemas.openxmlformats.org/drawingml/2006/main" xmlns:pic="http://schemas.openxmlformats.org/drawingml/2006/picture" xmlns:c="http://schemas.openxmlformats.org/drawingml/2006/chart">
       <w:pPr>
         <w:numPr>
           <w:ilvl w:val="0"/>
@@ -2423,13 +1375,10 @@
         </w:numPr>
       </w:pPr>
       <w:r>
-        <w:t>один объект, который удалить нельзя (нет, другой тип, «только для чтен</w:t>
-      </w:r>
-      <w:r>
-        <w:t>ия»), — сразу сообщение об ошибке;</w:t>
-      </w:r>
-    </w:p>
-    <w:p>
+        <w:t xml:space="preserve">один объект, который удалить нельзя (нет, другой тип, «только для чтения»), — сразу сообщение об ошибке;</w:t>
+      </w:r>
+    </w:p>
+    <w:p xmlns:a="http://schemas.openxmlformats.org/drawingml/2006/main" xmlns:pic="http://schemas.openxmlformats.org/drawingml/2006/picture" xmlns:c="http://schemas.openxmlformats.org/drawingml/2006/chart">
       <w:pPr>
         <w:numPr>
           <w:ilvl w:val="0"/>
@@ -2437,10 +1386,10 @@
         </w:numPr>
       </w:pPr>
       <w:r>
-        <w:t>несколько объектов, часть проблемных, — перечень проблем и выбор: удалить остальные или отменить всё;</w:t>
-      </w:r>
-    </w:p>
-    <w:p>
+        <w:t xml:space="preserve">несколько объектов, часть проблемных, — перечень проблем и выбор: удалить остальные или отменить всё;</w:t>
+      </w:r>
+    </w:p>
+    <w:p xmlns:a="http://schemas.openxmlformats.org/drawingml/2006/main" xmlns:pic="http://schemas.openxmlformats.org/drawingml/2006/picture" xmlns:c="http://schemas.openxmlformats.org/drawingml/2006/chart">
       <w:pPr>
         <w:numPr>
           <w:ilvl w:val="0"/>
@@ -2448,10 +1397,10 @@
         </w:numPr>
       </w:pPr>
       <w:r>
-        <w:t>удаление по шаблону или весу — сначала список и подтверждение;</w:t>
-      </w:r>
-    </w:p>
-    <w:p>
+        <w:t xml:space="preserve">удаление по шаблону или весу — сначала список и подтверждение;</w:t>
+      </w:r>
+    </w:p>
+    <w:p xmlns:a="http://schemas.openxmlformats.org/drawingml/2006/main" xmlns:pic="http://schemas.openxmlformats.org/drawingml/2006/picture" xmlns:c="http://schemas.openxmlformats.org/drawingml/2006/chart">
       <w:pPr>
         <w:numPr>
           <w:ilvl w:val="0"/>
@@ -2459,27 +1408,23 @@
         </w:numPr>
       </w:pPr>
       <w:r>
-        <w:t>непустой каталог — выбор: удалить, пропустить, удалить и</w:t>
-      </w:r>
-      <w:r>
-        <w:t>ли пропустить все следующие.</w:t>
-      </w:r>
-    </w:p>
-    <w:p>
-      <w:r>
-        <w:t>Ответ всегда вводится номером варианта. Ошибки ввода (неизвестная команда или ключ, неверный вес, незакрытая кавычка) поясняются сообщением с подсказкой. Примеры команд — в таблице 3.</w:t>
-      </w:r>
-    </w:p>
-    <w:p>
+        <w:t xml:space="preserve">непустой каталог — выбор: удалить, пропустить, удалить или пропустить все следующие.</w:t>
+      </w:r>
+    </w:p>
+    <w:p xmlns:a="http://schemas.openxmlformats.org/drawingml/2006/main" xmlns:pic="http://schemas.openxmlformats.org/drawingml/2006/picture" xmlns:c="http://schemas.openxmlformats.org/drawingml/2006/chart">
+      <w:r>
+        <w:t xml:space="preserve">Ответ всегда вводится номером варианта. Ошибки ввода (неизвестная команда или ключ, неверный вес, незакрытая кавычка) поясняются сообщением с подсказкой. Примеры команд — в таблице 3.</w:t>
+      </w:r>
+    </w:p>
+    <w:p xmlns:a="http://schemas.openxmlformats.org/drawingml/2006/main" xmlns:pic="http://schemas.openxmlformats.org/drawingml/2006/picture" xmlns:c="http://schemas.openxmlformats.org/drawingml/2006/chart">
       <w:pPr>
         <w:pStyle w:val="ae"/>
       </w:pPr>
       <w:r>
-        <w:lastRenderedPageBreak/>
-        <w:t>Таблица 3 — Примеры команд</w:t>
-      </w:r>
-    </w:p>
-    <w:tbl>
+        <w:t xml:space="preserve">Таблица 3 — Примеры команд</w:t>
+      </w:r>
+    </w:p>
+    <w:tbl xmlns:a="http://schemas.openxmlformats.org/drawingml/2006/main" xmlns:pic="http://schemas.openxmlformats.org/drawingml/2006/picture" xmlns:c="http://schemas.openxmlformats.org/drawingml/2006/chart">
       <w:tblPr>
         <w:tblW w:w="9354" w:type="dxa"/>
         <w:tblBorders>
@@ -2491,7 +1436,7 @@
           <w:insideV w:val="single" w:sz="4" w:space="0" w:color="000000"/>
         </w:tblBorders>
         <w:tblLayout w:type="fixed"/>
-        <w:tblLook w:val="0000" w:firstRow="0" w:lastRow="0" w:firstColumn="0" w:lastColumn="0" w:noHBand="0" w:noVBand="0"/>
+        <w:tblLook w:val="0000"/>
       </w:tblPr>
       <w:tblGrid>
         <w:gridCol w:w="3742"/>
@@ -2515,6 +1460,7 @@
           </w:tcPr>
           <w:p>
             <w:pPr>
+              <w:spacing w:line="240" w:lineRule="auto"/>
               <w:ind w:firstLine="0"/>
               <w:jc w:val="center"/>
             </w:pPr>
@@ -2522,8 +1468,10 @@
               <w:rPr>
                 <w:b/>
                 <w:bCs/>
-              </w:rPr>
-              <w:t>Команда</w:t>
+                <w:sz w:val="20"/>
+                <w:szCs w:val="20"/>
+              </w:rPr>
+              <w:t xml:space="preserve">Команда</w:t>
             </w:r>
           </w:p>
         </w:tc>
@@ -2540,6 +1488,7 @@
           </w:tcPr>
           <w:p>
             <w:pPr>
+              <w:spacing w:line="240" w:lineRule="auto"/>
               <w:ind w:firstLine="0"/>
               <w:jc w:val="center"/>
             </w:pPr>
@@ -2547,15 +1496,10 @@
               <w:rPr>
                 <w:b/>
                 <w:bCs/>
-              </w:rPr>
-              <w:t>Результа</w:t>
-            </w:r>
-            <w:r>
-              <w:rPr>
-                <w:b/>
-                <w:bCs/>
-              </w:rPr>
-              <w:t>т</w:t>
+                <w:sz w:val="20"/>
+                <w:szCs w:val="20"/>
+              </w:rPr>
+              <w:t xml:space="preserve">Результат</w:t>
             </w:r>
           </w:p>
         </w:tc>
@@ -2577,14 +1521,17 @@
           </w:tcPr>
           <w:p>
             <w:pPr>
+              <w:spacing w:line="240" w:lineRule="auto"/>
               <w:ind w:firstLine="0"/>
               <w:jc w:val="left"/>
             </w:pPr>
             <w:r>
               <w:rPr>
                 <w:rFonts w:ascii="Courier New" w:hAnsi="Courier New" w:cs="Courier New"/>
-              </w:rPr>
-              <w:t>dir -l</w:t>
+                <w:sz w:val="20"/>
+                <w:szCs w:val="20"/>
+              </w:rPr>
+              <w:t xml:space="preserve">dir -l</w:t>
             </w:r>
           </w:p>
         </w:tc>
@@ -2601,11 +1548,16 @@
           </w:tcPr>
           <w:p>
             <w:pPr>
+              <w:spacing w:line="240" w:lineRule="auto"/>
               <w:ind w:firstLine="0"/>
               <w:jc w:val="left"/>
             </w:pPr>
             <w:r>
-              <w:t>имена, размер, атрибуты, дата</w:t>
+              <w:rPr>
+                <w:sz w:val="20"/>
+                <w:szCs w:val="20"/>
+              </w:rPr>
+              <w:t xml:space="preserve">имена, размер, атрибуты, дата</w:t>
             </w:r>
           </w:p>
         </w:tc>
@@ -2627,28 +1579,17 @@
           </w:tcPr>
           <w:p>
             <w:pPr>
+              <w:spacing w:line="240" w:lineRule="auto"/>
               <w:ind w:firstLine="0"/>
               <w:jc w:val="left"/>
             </w:pPr>
             <w:r>
               <w:rPr>
                 <w:rFonts w:ascii="Courier New" w:hAnsi="Courier New" w:cs="Courier New"/>
-              </w:rPr>
-              <w:t>dir *.</w:t>
-            </w:r>
-            <w:proofErr w:type="spellStart"/>
-            <w:r>
-              <w:rPr>
-                <w:rFonts w:ascii="Courier New" w:hAnsi="Courier New" w:cs="Courier New"/>
-              </w:rPr>
-              <w:t>tmp</w:t>
-            </w:r>
-            <w:proofErr w:type="spellEnd"/>
-            <w:r>
-              <w:rPr>
-                <w:rFonts w:ascii="Courier New" w:hAnsi="Courier New" w:cs="Courier New"/>
-              </w:rPr>
-              <w:t xml:space="preserve"> -s</w:t>
+                <w:sz w:val="20"/>
+                <w:szCs w:val="20"/>
+              </w:rPr>
+              <w:t xml:space="preserve">dir *.tmp -s</w:t>
             </w:r>
           </w:p>
         </w:tc>
@@ -2665,19 +1606,16 @@
           </w:tcPr>
           <w:p>
             <w:pPr>
+              <w:spacing w:line="240" w:lineRule="auto"/>
               <w:ind w:firstLine="0"/>
               <w:jc w:val="left"/>
             </w:pPr>
             <w:r>
-              <w:t>файлы .</w:t>
-            </w:r>
-            <w:proofErr w:type="spellStart"/>
-            <w:r>
-              <w:t>tmp</w:t>
-            </w:r>
-            <w:proofErr w:type="spellEnd"/>
-            <w:r>
-              <w:t xml:space="preserve"> с размером</w:t>
+              <w:rPr>
+                <w:sz w:val="20"/>
+                <w:szCs w:val="20"/>
+              </w:rPr>
+              <w:t xml:space="preserve">файлы .tmp с размером</w:t>
             </w:r>
           </w:p>
         </w:tc>
@@ -2699,39 +1637,18 @@
           </w:tcPr>
           <w:p>
             <w:pPr>
+              <w:spacing w:line="240" w:lineRule="auto"/>
               <w:ind w:firstLine="0"/>
               <w:jc w:val="left"/>
             </w:pPr>
-            <w:proofErr w:type="spellStart"/>
             <w:r>
               <w:rPr>
                 <w:rFonts w:ascii="Courier New" w:hAnsi="Courier New" w:cs="Courier New"/>
-              </w:rPr>
-              <w:t>cd</w:t>
-            </w:r>
-            <w:proofErr w:type="spellEnd"/>
-            <w:r>
-              <w:rPr>
-                <w:rFonts w:ascii="Courier New" w:hAnsi="Courier New" w:cs="Courier New"/>
-              </w:rPr>
-              <w:t xml:space="preserve"> Фото / </w:t>
-            </w:r>
-            <w:proofErr w:type="spellStart"/>
-            <w:r>
-              <w:rPr>
-                <w:rFonts w:ascii="Courier New" w:hAnsi="Courier New" w:cs="Courier New"/>
-              </w:rPr>
-              <w:t>cd</w:t>
-            </w:r>
-            <w:proofErr w:type="spellEnd"/>
-            <w:proofErr w:type="gramStart"/>
-            <w:r>
-              <w:rPr>
-                <w:rFonts w:ascii="Courier New" w:hAnsi="Courier New" w:cs="Courier New"/>
-              </w:rPr>
-              <w:t xml:space="preserve"> ..</w:t>
-            </w:r>
-            <w:proofErr w:type="gramEnd"/>
+                <w:sz w:val="20"/>
+                <w:szCs w:val="20"/>
+              </w:rPr>
+              <w:t xml:space="preserve">cd Фото / cd ..</w:t>
+            </w:r>
           </w:p>
         </w:tc>
         <w:tc>
@@ -2747,11 +1664,16 @@
           </w:tcPr>
           <w:p>
             <w:pPr>
+              <w:spacing w:line="240" w:lineRule="auto"/>
               <w:ind w:firstLine="0"/>
               <w:jc w:val="left"/>
             </w:pPr>
             <w:r>
-              <w:t>переход в каталог и обратно</w:t>
+              <w:rPr>
+                <w:sz w:val="20"/>
+                <w:szCs w:val="20"/>
+              </w:rPr>
+              <w:t xml:space="preserve">переход в каталог и обратно</w:t>
             </w:r>
           </w:p>
         </w:tc>
@@ -2773,22 +1695,17 @@
           </w:tcPr>
           <w:p>
             <w:pPr>
+              <w:spacing w:line="240" w:lineRule="auto"/>
               <w:ind w:firstLine="0"/>
               <w:jc w:val="left"/>
             </w:pPr>
-            <w:proofErr w:type="spellStart"/>
             <w:r>
               <w:rPr>
                 <w:rFonts w:ascii="Courier New" w:hAnsi="Courier New" w:cs="Courier New"/>
-              </w:rPr>
-              <w:t>del</w:t>
-            </w:r>
-            <w:proofErr w:type="spellEnd"/>
-            <w:r>
-              <w:rPr>
-                <w:rFonts w:ascii="Courier New" w:hAnsi="Courier New" w:cs="Courier New"/>
-              </w:rPr>
-              <w:t xml:space="preserve"> заметки.txt</w:t>
+                <w:sz w:val="20"/>
+                <w:szCs w:val="20"/>
+              </w:rPr>
+              <w:t xml:space="preserve">del заметки.txt</w:t>
             </w:r>
           </w:p>
         </w:tc>
@@ -2805,11 +1722,16 @@
           </w:tcPr>
           <w:p>
             <w:pPr>
+              <w:spacing w:line="240" w:lineRule="auto"/>
               <w:ind w:firstLine="0"/>
               <w:jc w:val="left"/>
             </w:pPr>
             <w:r>
-              <w:t>файл в корзину</w:t>
+              <w:rPr>
+                <w:sz w:val="20"/>
+                <w:szCs w:val="20"/>
+              </w:rPr>
+              <w:t xml:space="preserve">файл в корзину</w:t>
             </w:r>
           </w:p>
         </w:tc>
@@ -2831,18 +1753,17 @@
           </w:tcPr>
           <w:p>
             <w:pPr>
+              <w:spacing w:line="240" w:lineRule="auto"/>
               <w:ind w:firstLine="0"/>
               <w:jc w:val="left"/>
-              <w:rPr>
-                <w:lang w:val="en-US"/>
-              </w:rPr>
             </w:pPr>
             <w:r>
               <w:rPr>
                 <w:rFonts w:ascii="Courier New" w:hAnsi="Courier New" w:cs="Courier New"/>
-                <w:lang w:val="en-US"/>
-              </w:rPr>
-              <w:t>del a.txt b.txt *.tmp</w:t>
+                <w:sz w:val="20"/>
+                <w:szCs w:val="20"/>
+              </w:rPr>
+              <w:t xml:space="preserve">del a.txt b.txt *.tmp</w:t>
             </w:r>
           </w:p>
         </w:tc>
@@ -2859,11 +1780,16 @@
           </w:tcPr>
           <w:p>
             <w:pPr>
+              <w:spacing w:line="240" w:lineRule="auto"/>
               <w:ind w:firstLine="0"/>
               <w:jc w:val="left"/>
             </w:pPr>
             <w:r>
-              <w:t>несколько файлов и шаблон</w:t>
+              <w:rPr>
+                <w:sz w:val="20"/>
+                <w:szCs w:val="20"/>
+              </w:rPr>
+              <w:t xml:space="preserve">несколько файлов и шаблон</w:t>
             </w:r>
           </w:p>
         </w:tc>
@@ -2885,36 +1811,17 @@
           </w:tcPr>
           <w:p>
             <w:pPr>
+              <w:spacing w:line="240" w:lineRule="auto"/>
               <w:ind w:firstLine="0"/>
               <w:jc w:val="left"/>
             </w:pPr>
-            <w:proofErr w:type="spellStart"/>
             <w:r>
               <w:rPr>
                 <w:rFonts w:ascii="Courier New" w:hAnsi="Courier New" w:cs="Courier New"/>
-              </w:rPr>
-              <w:t>del</w:t>
-            </w:r>
-            <w:proofErr w:type="spellEnd"/>
-            <w:r>
-              <w:rPr>
-                <w:rFonts w:ascii="Courier New" w:hAnsi="Courier New" w:cs="Courier New"/>
-              </w:rPr>
-              <w:t xml:space="preserve"> *.</w:t>
-            </w:r>
-            <w:proofErr w:type="spellStart"/>
-            <w:r>
-              <w:rPr>
-                <w:rFonts w:ascii="Courier New" w:hAnsi="Courier New" w:cs="Courier New"/>
-              </w:rPr>
-              <w:t>log</w:t>
-            </w:r>
-            <w:proofErr w:type="spellEnd"/>
-            <w:r>
-              <w:rPr>
-                <w:rFonts w:ascii="Courier New" w:hAnsi="Courier New" w:cs="Courier New"/>
-              </w:rPr>
-              <w:t xml:space="preserve"> -w &gt;50K -p</w:t>
+                <w:sz w:val="20"/>
+                <w:szCs w:val="20"/>
+              </w:rPr>
+              <w:t xml:space="preserve">del *.log -w &gt;50K -p</w:t>
             </w:r>
           </w:p>
         </w:tc>
@@ -2931,19 +1838,16 @@
           </w:tcPr>
           <w:p>
             <w:pPr>
+              <w:spacing w:line="240" w:lineRule="auto"/>
               <w:ind w:firstLine="0"/>
               <w:jc w:val="left"/>
             </w:pPr>
             <w:r>
-              <w:t>файлы .</w:t>
-            </w:r>
-            <w:proofErr w:type="spellStart"/>
-            <w:r>
-              <w:t>log</w:t>
-            </w:r>
-            <w:proofErr w:type="spellEnd"/>
-            <w:r>
-              <w:t xml:space="preserve"> больше 50 КБ безвозвратно</w:t>
+              <w:rPr>
+                <w:sz w:val="20"/>
+                <w:szCs w:val="20"/>
+              </w:rPr>
+              <w:t xml:space="preserve">файлы .log больше 50 КБ безвозвратно</w:t>
             </w:r>
           </w:p>
         </w:tc>
@@ -2965,31 +1869,18 @@
           </w:tcPr>
           <w:p>
             <w:pPr>
+              <w:spacing w:line="240" w:lineRule="auto"/>
               <w:ind w:firstLine="0"/>
               <w:jc w:val="left"/>
             </w:pPr>
-            <w:proofErr w:type="spellStart"/>
             <w:r>
               <w:rPr>
                 <w:rFonts w:ascii="Courier New" w:hAnsi="Courier New" w:cs="Courier New"/>
-              </w:rPr>
-              <w:t>deldir</w:t>
-            </w:r>
-            <w:proofErr w:type="spellEnd"/>
-            <w:r>
-              <w:rPr>
-                <w:rFonts w:ascii="Courier New" w:hAnsi="Courier New" w:cs="Courier New"/>
-              </w:rPr>
-              <w:t xml:space="preserve"> * --</w:t>
-            </w:r>
-            <w:proofErr w:type="spellStart"/>
-            <w:r>
-              <w:rPr>
-                <w:rFonts w:ascii="Courier New" w:hAnsi="Courier New" w:cs="Courier New"/>
-              </w:rPr>
-              <w:t>empty-only</w:t>
-            </w:r>
-            <w:proofErr w:type="spellEnd"/>
+                <w:sz w:val="20"/>
+                <w:szCs w:val="20"/>
+              </w:rPr>
+              <w:t xml:space="preserve">deldir * --empty-only</w:t>
+            </w:r>
           </w:p>
         </w:tc>
         <w:tc>
@@ -3005,11 +1896,16 @@
           </w:tcPr>
           <w:p>
             <w:pPr>
+              <w:spacing w:line="240" w:lineRule="auto"/>
               <w:ind w:firstLine="0"/>
               <w:jc w:val="left"/>
             </w:pPr>
             <w:r>
-              <w:t>все пустые каталоги</w:t>
+              <w:rPr>
+                <w:sz w:val="20"/>
+                <w:szCs w:val="20"/>
+              </w:rPr>
+              <w:t xml:space="preserve">все пустые каталоги</w:t>
             </w:r>
           </w:p>
         </w:tc>
@@ -3031,36 +1927,17 @@
           </w:tcPr>
           <w:p>
             <w:pPr>
+              <w:spacing w:line="240" w:lineRule="auto"/>
               <w:ind w:firstLine="0"/>
               <w:jc w:val="left"/>
             </w:pPr>
-            <w:proofErr w:type="spellStart"/>
             <w:r>
               <w:rPr>
                 <w:rFonts w:ascii="Courier New" w:hAnsi="Courier New" w:cs="Courier New"/>
-              </w:rPr>
-              <w:t>deldir</w:t>
-            </w:r>
-            <w:proofErr w:type="spellEnd"/>
-            <w:r>
-              <w:rPr>
-                <w:rFonts w:ascii="Courier New" w:hAnsi="Courier New" w:cs="Courier New"/>
-              </w:rPr>
-              <w:t xml:space="preserve"> </w:t>
-            </w:r>
-            <w:proofErr w:type="spellStart"/>
-            <w:r>
-              <w:rPr>
-                <w:rFonts w:ascii="Courier New" w:hAnsi="Courier New" w:cs="Courier New"/>
-              </w:rPr>
-              <w:t>Temp</w:t>
-            </w:r>
-            <w:proofErr w:type="spellEnd"/>
-            <w:r>
-              <w:rPr>
-                <w:rFonts w:ascii="Courier New" w:hAnsi="Courier New" w:cs="Courier New"/>
-              </w:rPr>
-              <w:t>* -f -y</w:t>
+                <w:sz w:val="20"/>
+                <w:szCs w:val="20"/>
+              </w:rPr>
+              <w:t xml:space="preserve">deldir Temp* -f -y</w:t>
             </w:r>
           </w:p>
         </w:tc>
@@ -3077,106 +1954,66 @@
           </w:tcPr>
           <w:p>
             <w:pPr>
+              <w:spacing w:line="240" w:lineRule="auto"/>
               <w:ind w:firstLine="0"/>
               <w:jc w:val="left"/>
             </w:pPr>
             <w:r>
-              <w:t xml:space="preserve">каталоги </w:t>
-            </w:r>
-            <w:proofErr w:type="spellStart"/>
-            <w:r>
-              <w:t>Temp</w:t>
-            </w:r>
-            <w:proofErr w:type="spellEnd"/>
-            <w:r>
-              <w:t>… без вопросов</w:t>
+              <w:rPr>
+                <w:sz w:val="20"/>
+                <w:szCs w:val="20"/>
+              </w:rPr>
+              <w:t xml:space="preserve">каталоги Temp… без вопросов</w:t>
             </w:r>
           </w:p>
         </w:tc>
       </w:tr>
     </w:tbl>
-    <w:p>
-      <w:pPr>
+    <w:p xmlns:a="http://schemas.openxmlformats.org/drawingml/2006/main" xmlns:pic="http://schemas.openxmlformats.org/drawingml/2006/picture" xmlns:c="http://schemas.openxmlformats.org/drawingml/2006/chart">
+      <w:pPr>
+        <w:spacing w:line="240" w:lineRule="auto"/>
         <w:ind w:firstLine="0"/>
       </w:pPr>
-    </w:p>
-    <w:p>
+      <w:r/>
+    </w:p>
+    <w:p xmlns:a="http://schemas.openxmlformats.org/drawingml/2006/main" xmlns:pic="http://schemas.openxmlformats.org/drawingml/2006/picture" xmlns:c="http://schemas.openxmlformats.org/drawingml/2006/chart">
       <w:pPr>
         <w:pStyle w:val="11"/>
       </w:pPr>
-      <w:bookmarkStart w:id="2" w:name="_Toc242470905"/>
-      <w:r>
-        <w:t>3 Программа с командным языком</w:t>
-      </w:r>
-      <w:bookmarkEnd w:id="2"/>
-    </w:p>
-    <w:p>
+      <w:r>
+        <w:t xml:space="preserve">3 Программа с командным языком</w:t>
+      </w:r>
+    </w:p>
+    <w:p xmlns:a="http://schemas.openxmlformats.org/drawingml/2006/main" xmlns:pic="http://schemas.openxmlformats.org/drawingml/2006/picture" xmlns:c="http://schemas.openxmlformats.org/drawingml/2006/chart">
       <w:pPr>
         <w:pStyle w:val="20"/>
       </w:pPr>
-      <w:bookmarkStart w:id="3" w:name="_Toc242470906"/>
-      <w:r>
-        <w:t>3.1 Руководство пользователя</w:t>
-      </w:r>
-      <w:bookmarkEnd w:id="3"/>
-    </w:p>
-    <w:p>
-      <w:r>
-        <w:t xml:space="preserve">Запуск: </w:t>
-      </w:r>
-      <w:proofErr w:type="spellStart"/>
-      <w:r>
-        <w:t>python</w:t>
-      </w:r>
-      <w:proofErr w:type="spellEnd"/>
-      <w:r>
-        <w:t xml:space="preserve"> command_shell.py [каталог] (нужен Python 3.12+). Тестовый каталог </w:t>
-      </w:r>
-      <w:proofErr w:type="spellStart"/>
-      <w:r>
-        <w:t>demo</w:t>
-      </w:r>
-      <w:proofErr w:type="spellEnd"/>
-      <w:r>
-        <w:t xml:space="preserve"> создаёт </w:t>
-      </w:r>
-      <w:proofErr w:type="spellStart"/>
-      <w:r>
-        <w:t>python</w:t>
-      </w:r>
-      <w:proofErr w:type="spellEnd"/>
-      <w:r>
-        <w:t xml:space="preserve"> make_demo.py. Приглашение показывает текущий каталог. Список команд — </w:t>
-      </w:r>
-      <w:proofErr w:type="spellStart"/>
-      <w:r>
-        <w:t>help</w:t>
-      </w:r>
-      <w:proofErr w:type="spellEnd"/>
-      <w:r>
-        <w:t xml:space="preserve"> (рисунок 1), вывод каталога — dir с ключами и шаблонами (рисунки 2–6).</w:t>
-      </w:r>
-    </w:p>
-    <w:p>
+      <w:r>
+        <w:t xml:space="preserve">3.1 Руководство пользователя</w:t>
+      </w:r>
+    </w:p>
+    <w:p xmlns:a="http://schemas.openxmlformats.org/drawingml/2006/main" xmlns:pic="http://schemas.openxmlformats.org/drawingml/2006/picture" xmlns:c="http://schemas.openxmlformats.org/drawingml/2006/chart">
+      <w:r>
+        <w:t xml:space="preserve">Запуск: python command_shell.py [каталог] (нужен Python 3.12+). Тестовый каталог demo создаёт python make_demo.py. Приглашение показывает текущий каталог. Список команд — help (рисунок 1), вывод каталога — dir с ключами и шаблонами (рисунки 2–6).</w:t>
+      </w:r>
+    </w:p>
+    <w:p xmlns:a="http://schemas.openxmlformats.org/drawingml/2006/main" xmlns:pic="http://schemas.openxmlformats.org/drawingml/2006/picture" xmlns:c="http://schemas.openxmlformats.org/drawingml/2006/chart">
       <w:pPr>
         <w:keepNext/>
-        <w:spacing w:before="120"/>
+        <w:spacing w:before="120" w:line="240" w:lineRule="auto"/>
         <w:ind w:firstLine="0"/>
         <w:jc w:val="center"/>
       </w:pPr>
       <w:r>
-        <w:rPr>
-          <w:noProof/>
-        </w:rPr>
         <w:drawing>
-          <wp:inline distT="0" distB="0" distL="0" distR="0" wp14:anchorId="55F3E6B1" wp14:editId="08E604FF">
+          <wp:inline distT="0" distB="0" distL="0" distR="0">
             <wp:extent cx="5184900" cy="4113900"/>
             <wp:effectExtent l="0" t="0" r="0" b="0"/>
             <wp:docPr id="1" name="Объект 1"/>
             <wp:cNvGraphicFramePr/>
-            <a:graphic xmlns:a="http://schemas.openxmlformats.org/drawingml/2006/main">
+            <a:graphic>
               <a:graphicData uri="http://schemas.openxmlformats.org/drawingml/2006/picture">
-                <pic:pic xmlns:pic="http://schemas.openxmlformats.org/drawingml/2006/picture">
+                <pic:pic>
                   <pic:nvPicPr>
                     <pic:cNvPr id="1" name="image1.png"/>
                     <pic:cNvPicPr/>
@@ -3208,38 +2045,31 @@
         </w:drawing>
       </w:r>
     </w:p>
-    <w:p>
+    <w:p xmlns:a="http://schemas.openxmlformats.org/drawingml/2006/main" xmlns:pic="http://schemas.openxmlformats.org/drawingml/2006/picture" xmlns:c="http://schemas.openxmlformats.org/drawingml/2006/chart">
       <w:pPr>
         <w:pStyle w:val="ad"/>
       </w:pPr>
       <w:r>
-        <w:t>Рисунок</w:t>
-      </w:r>
-      <w:r>
-        <w:t xml:space="preserve"> 1 — Список команд</w:t>
-      </w:r>
-    </w:p>
-    <w:p>
+        <w:t xml:space="preserve">Рисунок 1 — Список команд</w:t>
+      </w:r>
+    </w:p>
+    <w:p xmlns:a="http://schemas.openxmlformats.org/drawingml/2006/main" xmlns:pic="http://schemas.openxmlformats.org/drawingml/2006/picture" xmlns:c="http://schemas.openxmlformats.org/drawingml/2006/chart">
       <w:pPr>
         <w:keepNext/>
-        <w:spacing w:before="120"/>
+        <w:spacing w:before="120" w:line="240" w:lineRule="auto"/>
         <w:ind w:firstLine="0"/>
         <w:jc w:val="center"/>
       </w:pPr>
       <w:r>
-        <w:rPr>
-          <w:noProof/>
-        </w:rPr>
-        <w:lastRenderedPageBreak/>
         <w:drawing>
-          <wp:inline distT="0" distB="0" distL="0" distR="0" wp14:anchorId="7B5A654D" wp14:editId="55ED43CA">
+          <wp:inline distT="0" distB="0" distL="0" distR="0">
             <wp:extent cx="3528000" cy="4372200"/>
             <wp:effectExtent l="0" t="0" r="0" b="0"/>
             <wp:docPr id="2" name="Объект 2"/>
             <wp:cNvGraphicFramePr/>
-            <a:graphic xmlns:a="http://schemas.openxmlformats.org/drawingml/2006/main">
+            <a:graphic>
               <a:graphicData uri="http://schemas.openxmlformats.org/drawingml/2006/picture">
-                <pic:pic xmlns:pic="http://schemas.openxmlformats.org/drawingml/2006/picture">
+                <pic:pic>
                   <pic:nvPicPr>
                     <pic:cNvPr id="2" name="image2.png"/>
                     <pic:cNvPicPr/>
@@ -3271,35 +2101,31 @@
         </w:drawing>
       </w:r>
     </w:p>
-    <w:p>
+    <w:p xmlns:a="http://schemas.openxmlformats.org/drawingml/2006/main" xmlns:pic="http://schemas.openxmlformats.org/drawingml/2006/picture" xmlns:c="http://schemas.openxmlformats.org/drawingml/2006/chart">
       <w:pPr>
         <w:pStyle w:val="ad"/>
       </w:pPr>
       <w:r>
-        <w:t>Рисунок 2 — Команда dir</w:t>
-      </w:r>
-    </w:p>
-    <w:p>
+        <w:t xml:space="preserve">Рисунок 2 — Команда dir</w:t>
+      </w:r>
+    </w:p>
+    <w:p xmlns:a="http://schemas.openxmlformats.org/drawingml/2006/main" xmlns:pic="http://schemas.openxmlformats.org/drawingml/2006/picture" xmlns:c="http://schemas.openxmlformats.org/drawingml/2006/chart">
       <w:pPr>
         <w:keepNext/>
-        <w:spacing w:before="120"/>
+        <w:spacing w:before="120" w:line="240" w:lineRule="auto"/>
         <w:ind w:firstLine="0"/>
         <w:jc w:val="center"/>
       </w:pPr>
       <w:r>
-        <w:rPr>
-          <w:noProof/>
-        </w:rPr>
-        <w:lastRenderedPageBreak/>
         <w:drawing>
-          <wp:inline distT="0" distB="0" distL="0" distR="0" wp14:anchorId="0A4E904D" wp14:editId="03028D61">
+          <wp:inline distT="0" distB="0" distL="0" distR="0">
             <wp:extent cx="3528000" cy="4498200"/>
             <wp:effectExtent l="0" t="0" r="0" b="0"/>
             <wp:docPr id="3" name="Объект 3"/>
             <wp:cNvGraphicFramePr/>
-            <a:graphic xmlns:a="http://schemas.openxmlformats.org/drawingml/2006/main">
+            <a:graphic>
               <a:graphicData uri="http://schemas.openxmlformats.org/drawingml/2006/picture">
-                <pic:pic xmlns:pic="http://schemas.openxmlformats.org/drawingml/2006/picture">
+                <pic:pic>
                   <pic:nvPicPr>
                     <pic:cNvPr id="3" name="image3.png"/>
                     <pic:cNvPicPr/>
@@ -3331,34 +2157,31 @@
         </w:drawing>
       </w:r>
     </w:p>
-    <w:p>
+    <w:p xmlns:a="http://schemas.openxmlformats.org/drawingml/2006/main" xmlns:pic="http://schemas.openxmlformats.org/drawingml/2006/picture" xmlns:c="http://schemas.openxmlformats.org/drawingml/2006/chart">
       <w:pPr>
         <w:pStyle w:val="ad"/>
       </w:pPr>
       <w:r>
-        <w:t>Рисунок 3 — Команда dir -l</w:t>
-      </w:r>
-    </w:p>
-    <w:p>
+        <w:t xml:space="preserve">Рисунок 3 — Команда dir -l</w:t>
+      </w:r>
+    </w:p>
+    <w:p xmlns:a="http://schemas.openxmlformats.org/drawingml/2006/main" xmlns:pic="http://schemas.openxmlformats.org/drawingml/2006/picture" xmlns:c="http://schemas.openxmlformats.org/drawingml/2006/chart">
       <w:pPr>
         <w:keepNext/>
-        <w:spacing w:before="120"/>
+        <w:spacing w:before="120" w:line="240" w:lineRule="auto"/>
         <w:ind w:firstLine="0"/>
         <w:jc w:val="center"/>
       </w:pPr>
       <w:r>
-        <w:rPr>
-          <w:noProof/>
-        </w:rPr>
         <w:drawing>
-          <wp:inline distT="0" distB="0" distL="0" distR="0" wp14:anchorId="13F66695" wp14:editId="6ECA1947">
+          <wp:inline distT="0" distB="0" distL="0" distR="0">
             <wp:extent cx="3528000" cy="3238200"/>
             <wp:effectExtent l="0" t="0" r="0" b="0"/>
             <wp:docPr id="4" name="Объект 4"/>
             <wp:cNvGraphicFramePr/>
-            <a:graphic xmlns:a="http://schemas.openxmlformats.org/drawingml/2006/main">
+            <a:graphic>
               <a:graphicData uri="http://schemas.openxmlformats.org/drawingml/2006/picture">
-                <pic:pic xmlns:pic="http://schemas.openxmlformats.org/drawingml/2006/picture">
+                <pic:pic>
                   <pic:nvPicPr>
                     <pic:cNvPr id="4" name="image4.png"/>
                     <pic:cNvPicPr/>
@@ -3390,35 +2213,31 @@
         </w:drawing>
       </w:r>
     </w:p>
-    <w:p>
+    <w:p xmlns:a="http://schemas.openxmlformats.org/drawingml/2006/main" xmlns:pic="http://schemas.openxmlformats.org/drawingml/2006/picture" xmlns:c="http://schemas.openxmlformats.org/drawingml/2006/chart">
       <w:pPr>
         <w:pStyle w:val="ad"/>
       </w:pPr>
       <w:r>
-        <w:t>Рисунок 4 — Вывод по шаблону</w:t>
-      </w:r>
-    </w:p>
-    <w:p>
+        <w:t xml:space="preserve">Рисунок 4 — Вывод по шаблону</w:t>
+      </w:r>
+    </w:p>
+    <w:p xmlns:a="http://schemas.openxmlformats.org/drawingml/2006/main" xmlns:pic="http://schemas.openxmlformats.org/drawingml/2006/picture" xmlns:c="http://schemas.openxmlformats.org/drawingml/2006/chart">
       <w:pPr>
         <w:keepNext/>
-        <w:spacing w:before="120"/>
+        <w:spacing w:before="120" w:line="240" w:lineRule="auto"/>
         <w:ind w:firstLine="0"/>
         <w:jc w:val="center"/>
       </w:pPr>
       <w:r>
-        <w:rPr>
-          <w:noProof/>
-        </w:rPr>
-        <w:lastRenderedPageBreak/>
         <w:drawing>
-          <wp:inline distT="0" distB="0" distL="0" distR="0" wp14:anchorId="5A389DA5" wp14:editId="4904AFAA">
+          <wp:inline distT="0" distB="0" distL="0" distR="0">
             <wp:extent cx="3528000" cy="4120200"/>
             <wp:effectExtent l="0" t="0" r="0" b="0"/>
             <wp:docPr id="5" name="Объект 5"/>
             <wp:cNvGraphicFramePr/>
-            <a:graphic xmlns:a="http://schemas.openxmlformats.org/drawingml/2006/main">
+            <a:graphic>
               <a:graphicData uri="http://schemas.openxmlformats.org/drawingml/2006/picture">
-                <pic:pic xmlns:pic="http://schemas.openxmlformats.org/drawingml/2006/picture">
+                <pic:pic>
                   <pic:nvPicPr>
                     <pic:cNvPr id="5" name="image5.png"/>
                     <pic:cNvPicPr/>
@@ -3450,34 +2269,31 @@
         </w:drawing>
       </w:r>
     </w:p>
-    <w:p>
+    <w:p xmlns:a="http://schemas.openxmlformats.org/drawingml/2006/main" xmlns:pic="http://schemas.openxmlformats.org/drawingml/2006/picture" xmlns:c="http://schemas.openxmlformats.org/drawingml/2006/chart">
       <w:pPr>
         <w:pStyle w:val="ad"/>
       </w:pPr>
       <w:r>
-        <w:t>Рисунок 5 — Вывод по весу и шаблону</w:t>
-      </w:r>
-    </w:p>
-    <w:p>
+        <w:t xml:space="preserve">Рисунок 5 — Вывод по весу и шаблону</w:t>
+      </w:r>
+    </w:p>
+    <w:p xmlns:a="http://schemas.openxmlformats.org/drawingml/2006/main" xmlns:pic="http://schemas.openxmlformats.org/drawingml/2006/picture" xmlns:c="http://schemas.openxmlformats.org/drawingml/2006/chart">
       <w:pPr>
         <w:keepNext/>
-        <w:spacing w:before="120"/>
+        <w:spacing w:before="120" w:line="240" w:lineRule="auto"/>
         <w:ind w:firstLine="0"/>
         <w:jc w:val="center"/>
       </w:pPr>
       <w:r>
-        <w:rPr>
-          <w:noProof/>
-        </w:rPr>
         <w:drawing>
-          <wp:inline distT="0" distB="0" distL="0" distR="0" wp14:anchorId="53D3D5BD" wp14:editId="00BB8A5B">
+          <wp:inline distT="0" distB="0" distL="0" distR="0">
             <wp:extent cx="3528000" cy="3238200"/>
             <wp:effectExtent l="0" t="0" r="0" b="0"/>
             <wp:docPr id="6" name="Объект 6"/>
             <wp:cNvGraphicFramePr/>
-            <a:graphic xmlns:a="http://schemas.openxmlformats.org/drawingml/2006/main">
+            <a:graphic>
               <a:graphicData uri="http://schemas.openxmlformats.org/drawingml/2006/picture">
-                <pic:pic xmlns:pic="http://schemas.openxmlformats.org/drawingml/2006/picture">
+                <pic:pic>
                   <pic:nvPicPr>
                     <pic:cNvPr id="6" name="image6.png"/>
                     <pic:cNvPicPr/>
@@ -3509,45 +2325,36 @@
         </w:drawing>
       </w:r>
     </w:p>
-    <w:p>
+    <w:p xmlns:a="http://schemas.openxmlformats.org/drawingml/2006/main" xmlns:pic="http://schemas.openxmlformats.org/drawingml/2006/picture" xmlns:c="http://schemas.openxmlformats.org/drawingml/2006/chart">
       <w:pPr>
         <w:pStyle w:val="ad"/>
       </w:pPr>
       <w:r>
-        <w:t xml:space="preserve">Рисунок 6 — Команда </w:t>
-      </w:r>
-      <w:proofErr w:type="spellStart"/>
-      <w:r>
-        <w:t>cd</w:t>
-      </w:r>
-      <w:proofErr w:type="spellEnd"/>
-    </w:p>
-    <w:p>
-      <w:r>
-        <w:t>Удаление одного файла выполняется сразу, проблемы с одиночным объектом выводятся как ошибки (рисунок 7). При проблемах в списке программа предлагает удалить остальные или отменить команду (рисунок 8), при шаблоне — просит подтверждение (рисунок 9).</w:t>
-      </w:r>
-    </w:p>
-    <w:p>
+        <w:t xml:space="preserve">Рисунок 6 — Команда cd</w:t>
+      </w:r>
+    </w:p>
+    <w:p xmlns:a="http://schemas.openxmlformats.org/drawingml/2006/main" xmlns:pic="http://schemas.openxmlformats.org/drawingml/2006/picture" xmlns:c="http://schemas.openxmlformats.org/drawingml/2006/chart">
+      <w:r>
+        <w:t xml:space="preserve">Удаление одного файла выполняется сразу, проблемы с одиночным объектом выводятся как ошибки (рисунок 7). При проблемах в списке программа предлагает удалить остальные или отменить команду (рисунок 8), при шаблоне — просит подтверждение (рисунок 9).</w:t>
+      </w:r>
+    </w:p>
+    <w:p xmlns:a="http://schemas.openxmlformats.org/drawingml/2006/main" xmlns:pic="http://schemas.openxmlformats.org/drawingml/2006/picture" xmlns:c="http://schemas.openxmlformats.org/drawingml/2006/chart">
       <w:pPr>
         <w:keepNext/>
-        <w:spacing w:before="120"/>
+        <w:spacing w:before="120" w:line="240" w:lineRule="auto"/>
         <w:ind w:firstLine="0"/>
         <w:jc w:val="center"/>
       </w:pPr>
       <w:r>
-        <w:rPr>
-          <w:noProof/>
-        </w:rPr>
-        <w:lastRenderedPageBreak/>
         <w:drawing>
-          <wp:inline distT="0" distB="0" distL="0" distR="0" wp14:anchorId="35B77E9B" wp14:editId="5B80C6F7">
+          <wp:inline distT="0" distB="0" distL="0" distR="0">
             <wp:extent cx="4334400" cy="1978200"/>
             <wp:effectExtent l="0" t="0" r="0" b="0"/>
             <wp:docPr id="7" name="Объект 7"/>
             <wp:cNvGraphicFramePr/>
-            <a:graphic xmlns:a="http://schemas.openxmlformats.org/drawingml/2006/main">
+            <a:graphic>
               <a:graphicData uri="http://schemas.openxmlformats.org/drawingml/2006/picture">
-                <pic:pic xmlns:pic="http://schemas.openxmlformats.org/drawingml/2006/picture">
+                <pic:pic>
                   <pic:nvPicPr>
                     <pic:cNvPr id="7" name="image7.png"/>
                     <pic:cNvPicPr/>
@@ -3579,37 +2386,31 @@
         </w:drawing>
       </w:r>
     </w:p>
-    <w:p>
+    <w:p xmlns:a="http://schemas.openxmlformats.org/drawingml/2006/main" xmlns:pic="http://schemas.openxmlformats.org/drawingml/2006/picture" xmlns:c="http://schemas.openxmlformats.org/drawingml/2006/chart">
       <w:pPr>
         <w:pStyle w:val="ad"/>
       </w:pPr>
       <w:r>
-        <w:t>Рисун</w:t>
-      </w:r>
-      <w:r>
-        <w:t>ок 7 — Удаление одного файла</w:t>
-      </w:r>
-    </w:p>
-    <w:p>
+        <w:t xml:space="preserve">Рисунок 7 — Удаление одного файла</w:t>
+      </w:r>
+    </w:p>
+    <w:p xmlns:a="http://schemas.openxmlformats.org/drawingml/2006/main" xmlns:pic="http://schemas.openxmlformats.org/drawingml/2006/picture" xmlns:c="http://schemas.openxmlformats.org/drawingml/2006/chart">
       <w:pPr>
         <w:keepNext/>
-        <w:spacing w:before="120"/>
+        <w:spacing w:before="120" w:line="240" w:lineRule="auto"/>
         <w:ind w:firstLine="0"/>
         <w:jc w:val="center"/>
       </w:pPr>
       <w:r>
-        <w:rPr>
-          <w:noProof/>
-        </w:rPr>
         <w:drawing>
-          <wp:inline distT="0" distB="0" distL="0" distR="0" wp14:anchorId="765DE20C" wp14:editId="0AB5CAEB">
+          <wp:inline distT="0" distB="0" distL="0" distR="0">
             <wp:extent cx="4057200" cy="2986200"/>
             <wp:effectExtent l="0" t="0" r="0" b="0"/>
             <wp:docPr id="8" name="Объект 8"/>
             <wp:cNvGraphicFramePr/>
-            <a:graphic xmlns:a="http://schemas.openxmlformats.org/drawingml/2006/main">
+            <a:graphic>
               <a:graphicData uri="http://schemas.openxmlformats.org/drawingml/2006/picture">
-                <pic:pic xmlns:pic="http://schemas.openxmlformats.org/drawingml/2006/picture">
+                <pic:pic>
                   <pic:nvPicPr>
                     <pic:cNvPr id="8" name="image8.png"/>
                     <pic:cNvPicPr/>
@@ -3641,34 +2442,31 @@
         </w:drawing>
       </w:r>
     </w:p>
-    <w:p>
+    <w:p xmlns:a="http://schemas.openxmlformats.org/drawingml/2006/main" xmlns:pic="http://schemas.openxmlformats.org/drawingml/2006/picture" xmlns:c="http://schemas.openxmlformats.org/drawingml/2006/chart">
       <w:pPr>
         <w:pStyle w:val="ad"/>
       </w:pPr>
       <w:r>
-        <w:t>Рисунок 8 — Проблемные объекты в списке</w:t>
-      </w:r>
-    </w:p>
-    <w:p>
+        <w:t xml:space="preserve">Рисунок 8 — Проблемные объекты в списке</w:t>
+      </w:r>
+    </w:p>
+    <w:p xmlns:a="http://schemas.openxmlformats.org/drawingml/2006/main" xmlns:pic="http://schemas.openxmlformats.org/drawingml/2006/picture" xmlns:c="http://schemas.openxmlformats.org/drawingml/2006/chart">
       <w:pPr>
         <w:keepNext/>
-        <w:spacing w:before="120"/>
+        <w:spacing w:before="120" w:line="240" w:lineRule="auto"/>
         <w:ind w:firstLine="0"/>
         <w:jc w:val="center"/>
       </w:pPr>
       <w:r>
-        <w:rPr>
-          <w:noProof/>
-        </w:rPr>
         <w:drawing>
-          <wp:inline distT="0" distB="0" distL="0" distR="0" wp14:anchorId="7B3643DA" wp14:editId="6BD60205">
+          <wp:inline distT="0" distB="0" distL="0" distR="0">
             <wp:extent cx="3528000" cy="2230200"/>
             <wp:effectExtent l="0" t="0" r="0" b="0"/>
             <wp:docPr id="9" name="Объект 9"/>
             <wp:cNvGraphicFramePr/>
-            <a:graphic xmlns:a="http://schemas.openxmlformats.org/drawingml/2006/main">
+            <a:graphic>
               <a:graphicData uri="http://schemas.openxmlformats.org/drawingml/2006/picture">
-                <pic:pic xmlns:pic="http://schemas.openxmlformats.org/drawingml/2006/picture">
+                <pic:pic>
                   <pic:nvPicPr>
                     <pic:cNvPr id="9" name="image9.png"/>
                     <pic:cNvPicPr/>
@@ -3700,59 +2498,36 @@
         </w:drawing>
       </w:r>
     </w:p>
-    <w:p>
+    <w:p xmlns:a="http://schemas.openxmlformats.org/drawingml/2006/main" xmlns:pic="http://schemas.openxmlformats.org/drawingml/2006/picture" xmlns:c="http://schemas.openxmlformats.org/drawingml/2006/chart">
       <w:pPr>
         <w:pStyle w:val="ad"/>
       </w:pPr>
       <w:r>
-        <w:t>Рисунок 9 — Удаление по шаблону и весу</w:t>
-      </w:r>
-    </w:p>
-    <w:p>
-      <w:r>
-        <w:t xml:space="preserve">Команда </w:t>
-      </w:r>
-      <w:proofErr w:type="spellStart"/>
-      <w:r>
-        <w:t>deldir</w:t>
-      </w:r>
-      <w:proofErr w:type="spellEnd"/>
-      <w:r>
-        <w:t xml:space="preserve"> с ключами --</w:t>
-      </w:r>
-      <w:proofErr w:type="spellStart"/>
-      <w:r>
-        <w:t>empty-only</w:t>
-      </w:r>
-      <w:proofErr w:type="spellEnd"/>
-      <w:r>
-        <w:t xml:space="preserve"> и -f (рисунок 10) и с вопросами о непустых каталогах (рисунок 11). Ошибки ввода и справка по командам — ри</w:t>
-      </w:r>
-      <w:r>
-        <w:t>сунки 12–14.</w:t>
-      </w:r>
-    </w:p>
-    <w:p>
+        <w:t xml:space="preserve">Рисунок 9 — Удаление по шаблону и весу</w:t>
+      </w:r>
+    </w:p>
+    <w:p xmlns:a="http://schemas.openxmlformats.org/drawingml/2006/main" xmlns:pic="http://schemas.openxmlformats.org/drawingml/2006/picture" xmlns:c="http://schemas.openxmlformats.org/drawingml/2006/chart">
+      <w:r>
+        <w:t xml:space="preserve">Команда deldir с ключами --empty-only и -f (рисунок 10) и с вопросами о непустых каталогах (рисунок 11). Ошибки ввода и справка по командам — рисунки 12–14.</w:t>
+      </w:r>
+    </w:p>
+    <w:p xmlns:a="http://schemas.openxmlformats.org/drawingml/2006/main" xmlns:pic="http://schemas.openxmlformats.org/drawingml/2006/picture" xmlns:c="http://schemas.openxmlformats.org/drawingml/2006/chart">
       <w:pPr>
         <w:keepNext/>
-        <w:spacing w:before="120"/>
+        <w:spacing w:before="120" w:line="240" w:lineRule="auto"/>
         <w:ind w:firstLine="0"/>
         <w:jc w:val="center"/>
       </w:pPr>
       <w:r>
-        <w:rPr>
-          <w:noProof/>
-        </w:rPr>
-        <w:lastRenderedPageBreak/>
         <w:drawing>
-          <wp:inline distT="0" distB="0" distL="0" distR="0" wp14:anchorId="0C187587" wp14:editId="21616B53">
+          <wp:inline distT="0" distB="0" distL="0" distR="0">
             <wp:extent cx="4504500" cy="2608200"/>
             <wp:effectExtent l="0" t="0" r="0" b="0"/>
             <wp:docPr id="10" name="Объект 10"/>
             <wp:cNvGraphicFramePr/>
-            <a:graphic xmlns:a="http://schemas.openxmlformats.org/drawingml/2006/main">
+            <a:graphic>
               <a:graphicData uri="http://schemas.openxmlformats.org/drawingml/2006/picture">
-                <pic:pic xmlns:pic="http://schemas.openxmlformats.org/drawingml/2006/picture">
+                <pic:pic>
                   <pic:nvPicPr>
                     <pic:cNvPr id="10" name="image10.png"/>
                     <pic:cNvPicPr/>
@@ -3784,42 +2559,31 @@
         </w:drawing>
       </w:r>
     </w:p>
-    <w:p>
+    <w:p xmlns:a="http://schemas.openxmlformats.org/drawingml/2006/main" xmlns:pic="http://schemas.openxmlformats.org/drawingml/2006/picture" xmlns:c="http://schemas.openxmlformats.org/drawingml/2006/chart">
       <w:pPr>
         <w:pStyle w:val="ad"/>
       </w:pPr>
       <w:r>
-        <w:t>Рисунок 10 — Ключи --</w:t>
-      </w:r>
-      <w:proofErr w:type="spellStart"/>
-      <w:r>
-        <w:t>empty-only</w:t>
-      </w:r>
-      <w:proofErr w:type="spellEnd"/>
-      <w:r>
-        <w:t xml:space="preserve"> и -f</w:t>
-      </w:r>
-    </w:p>
-    <w:p>
+        <w:t xml:space="preserve">Рисунок 10 — Ключи --empty-only и -f</w:t>
+      </w:r>
+    </w:p>
+    <w:p xmlns:a="http://schemas.openxmlformats.org/drawingml/2006/main" xmlns:pic="http://schemas.openxmlformats.org/drawingml/2006/picture" xmlns:c="http://schemas.openxmlformats.org/drawingml/2006/chart">
       <w:pPr>
         <w:keepNext/>
-        <w:spacing w:before="120"/>
+        <w:spacing w:before="120" w:line="240" w:lineRule="auto"/>
         <w:ind w:firstLine="0"/>
         <w:jc w:val="center"/>
       </w:pPr>
       <w:r>
-        <w:rPr>
-          <w:noProof/>
-        </w:rPr>
         <w:drawing>
-          <wp:inline distT="0" distB="0" distL="0" distR="0" wp14:anchorId="315F1A3B" wp14:editId="287E236D">
+          <wp:inline distT="0" distB="0" distL="0" distR="0">
             <wp:extent cx="3528000" cy="4246200"/>
             <wp:effectExtent l="0" t="0" r="0" b="0"/>
             <wp:docPr id="11" name="Объект 11"/>
             <wp:cNvGraphicFramePr/>
-            <a:graphic xmlns:a="http://schemas.openxmlformats.org/drawingml/2006/main">
+            <a:graphic>
               <a:graphicData uri="http://schemas.openxmlformats.org/drawingml/2006/picture">
-                <pic:pic xmlns:pic="http://schemas.openxmlformats.org/drawingml/2006/picture">
+                <pic:pic>
                   <pic:nvPicPr>
                     <pic:cNvPr id="11" name="image11.png"/>
                     <pic:cNvPicPr/>
@@ -3851,35 +2615,31 @@
         </w:drawing>
       </w:r>
     </w:p>
-    <w:p>
+    <w:p xmlns:a="http://schemas.openxmlformats.org/drawingml/2006/main" xmlns:pic="http://schemas.openxmlformats.org/drawingml/2006/picture" xmlns:c="http://schemas.openxmlformats.org/drawingml/2006/chart">
       <w:pPr>
         <w:pStyle w:val="ad"/>
       </w:pPr>
       <w:r>
-        <w:t>Рисунок 11 — Непустые каталоги</w:t>
-      </w:r>
-    </w:p>
-    <w:p>
+        <w:t xml:space="preserve">Рисунок 11 — Непустые каталоги</w:t>
+      </w:r>
+    </w:p>
+    <w:p xmlns:a="http://schemas.openxmlformats.org/drawingml/2006/main" xmlns:pic="http://schemas.openxmlformats.org/drawingml/2006/picture" xmlns:c="http://schemas.openxmlformats.org/drawingml/2006/chart">
       <w:pPr>
         <w:keepNext/>
-        <w:spacing w:before="120"/>
+        <w:spacing w:before="120" w:line="240" w:lineRule="auto"/>
         <w:ind w:firstLine="0"/>
         <w:jc w:val="center"/>
       </w:pPr>
       <w:r>
-        <w:rPr>
-          <w:noProof/>
-        </w:rPr>
-        <w:lastRenderedPageBreak/>
         <w:drawing>
-          <wp:inline distT="0" distB="0" distL="0" distR="0" wp14:anchorId="0A21C5D9" wp14:editId="4CAFC09E">
+          <wp:inline distT="0" distB="0" distL="0" distR="0">
             <wp:extent cx="5014800" cy="2734200"/>
             <wp:effectExtent l="0" t="0" r="0" b="0"/>
             <wp:docPr id="12" name="Объект 12"/>
             <wp:cNvGraphicFramePr/>
-            <a:graphic xmlns:a="http://schemas.openxmlformats.org/drawingml/2006/main">
+            <a:graphic>
               <a:graphicData uri="http://schemas.openxmlformats.org/drawingml/2006/picture">
-                <pic:pic xmlns:pic="http://schemas.openxmlformats.org/drawingml/2006/picture">
+                <pic:pic>
                   <pic:nvPicPr>
                     <pic:cNvPr id="12" name="image12.png"/>
                     <pic:cNvPicPr/>
@@ -3911,34 +2671,31 @@
         </w:drawing>
       </w:r>
     </w:p>
-    <w:p>
+    <w:p xmlns:a="http://schemas.openxmlformats.org/drawingml/2006/main" xmlns:pic="http://schemas.openxmlformats.org/drawingml/2006/picture" xmlns:c="http://schemas.openxmlformats.org/drawingml/2006/chart">
       <w:pPr>
         <w:pStyle w:val="ad"/>
       </w:pPr>
       <w:r>
-        <w:t>Рисунок 12 — Сообщения об ошибках</w:t>
-      </w:r>
-    </w:p>
-    <w:p>
+        <w:t xml:space="preserve">Рисунок 12 — Сообщения об ошибках</w:t>
+      </w:r>
+    </w:p>
+    <w:p xmlns:a="http://schemas.openxmlformats.org/drawingml/2006/main" xmlns:pic="http://schemas.openxmlformats.org/drawingml/2006/picture" xmlns:c="http://schemas.openxmlformats.org/drawingml/2006/chart">
       <w:pPr>
         <w:keepNext/>
-        <w:spacing w:before="120"/>
+        <w:spacing w:before="120" w:line="240" w:lineRule="auto"/>
         <w:ind w:firstLine="0"/>
         <w:jc w:val="center"/>
       </w:pPr>
       <w:r>
-        <w:rPr>
-          <w:noProof/>
-        </w:rPr>
         <w:drawing>
-          <wp:inline distT="0" distB="0" distL="0" distR="0" wp14:anchorId="0D7D3C60" wp14:editId="1881F396">
+          <wp:inline distT="0" distB="0" distL="0" distR="0">
             <wp:extent cx="4857300" cy="2734200"/>
             <wp:effectExtent l="0" t="0" r="0" b="0"/>
             <wp:docPr id="13" name="Объект 13"/>
             <wp:cNvGraphicFramePr/>
-            <a:graphic xmlns:a="http://schemas.openxmlformats.org/drawingml/2006/main">
+            <a:graphic>
               <a:graphicData uri="http://schemas.openxmlformats.org/drawingml/2006/picture">
-                <pic:pic xmlns:pic="http://schemas.openxmlformats.org/drawingml/2006/picture">
+                <pic:pic>
                   <pic:nvPicPr>
                     <pic:cNvPr id="13" name="image13.png"/>
                     <pic:cNvPicPr/>
@@ -3970,47 +2727,31 @@
         </w:drawing>
       </w:r>
     </w:p>
-    <w:p>
+    <w:p xmlns:a="http://schemas.openxmlformats.org/drawingml/2006/main" xmlns:pic="http://schemas.openxmlformats.org/drawingml/2006/picture" xmlns:c="http://schemas.openxmlformats.org/drawingml/2006/chart">
       <w:pPr>
         <w:pStyle w:val="ad"/>
       </w:pPr>
       <w:r>
-        <w:t xml:space="preserve">Рисунок 13 — Справка </w:t>
-      </w:r>
-      <w:proofErr w:type="spellStart"/>
-      <w:r>
-        <w:t>del</w:t>
-      </w:r>
-      <w:proofErr w:type="spellEnd"/>
-      <w:r>
-        <w:t xml:space="preserve"> --</w:t>
-      </w:r>
-      <w:proofErr w:type="spellStart"/>
-      <w:r>
-        <w:t>help</w:t>
-      </w:r>
-      <w:proofErr w:type="spellEnd"/>
-    </w:p>
-    <w:p>
+        <w:t xml:space="preserve">Рисунок 13 — Справка del --help</w:t>
+      </w:r>
+    </w:p>
+    <w:p xmlns:a="http://schemas.openxmlformats.org/drawingml/2006/main" xmlns:pic="http://schemas.openxmlformats.org/drawingml/2006/picture" xmlns:c="http://schemas.openxmlformats.org/drawingml/2006/chart">
       <w:pPr>
         <w:keepNext/>
-        <w:spacing w:before="120"/>
+        <w:spacing w:before="120" w:line="240" w:lineRule="auto"/>
         <w:ind w:firstLine="0"/>
         <w:jc w:val="center"/>
       </w:pPr>
       <w:r>
-        <w:rPr>
-          <w:noProof/>
-        </w:rPr>
         <w:drawing>
-          <wp:inline distT="0" distB="0" distL="0" distR="0" wp14:anchorId="4C6A8A9F" wp14:editId="2E54DA64">
+          <wp:inline distT="0" distB="0" distL="0" distR="0">
             <wp:extent cx="5027400" cy="2853900"/>
             <wp:effectExtent l="0" t="0" r="0" b="0"/>
             <wp:docPr id="14" name="Объект 14"/>
             <wp:cNvGraphicFramePr/>
-            <a:graphic xmlns:a="http://schemas.openxmlformats.org/drawingml/2006/main">
+            <a:graphic>
               <a:graphicData uri="http://schemas.openxmlformats.org/drawingml/2006/picture">
-                <pic:pic xmlns:pic="http://schemas.openxmlformats.org/drawingml/2006/picture">
+                <pic:pic>
                   <pic:nvPicPr>
                     <pic:cNvPr id="14" name="image14.png"/>
                     <pic:cNvPicPr/>
@@ -4042,185 +2783,65 @@
         </w:drawing>
       </w:r>
     </w:p>
-    <w:p>
+    <w:p xmlns:a="http://schemas.openxmlformats.org/drawingml/2006/main" xmlns:pic="http://schemas.openxmlformats.org/drawingml/2006/picture" xmlns:c="http://schemas.openxmlformats.org/drawingml/2006/chart">
       <w:pPr>
         <w:pStyle w:val="ad"/>
       </w:pPr>
       <w:r>
-        <w:t xml:space="preserve">Рисунок 14 — Справка </w:t>
-      </w:r>
-      <w:proofErr w:type="spellStart"/>
-      <w:r>
-        <w:t>help</w:t>
-      </w:r>
-      <w:proofErr w:type="spellEnd"/>
-      <w:r>
-        <w:t xml:space="preserve"> </w:t>
-      </w:r>
-      <w:proofErr w:type="spellStart"/>
-      <w:r>
-        <w:t>deldir</w:t>
-      </w:r>
-      <w:proofErr w:type="spellEnd"/>
-    </w:p>
-    <w:p>
+        <w:t xml:space="preserve">Рисунок 14 — Справка help deldir</w:t>
+      </w:r>
+    </w:p>
+    <w:p xmlns:a="http://schemas.openxmlformats.org/drawingml/2006/main" xmlns:pic="http://schemas.openxmlformats.org/drawingml/2006/picture" xmlns:c="http://schemas.openxmlformats.org/drawingml/2006/chart">
       <w:pPr>
         <w:pStyle w:val="20"/>
       </w:pPr>
-      <w:bookmarkStart w:id="4" w:name="_Toc242470907"/>
-      <w:r>
-        <w:lastRenderedPageBreak/>
-        <w:t>3.2 Руководство программиста</w:t>
-      </w:r>
-      <w:bookmarkEnd w:id="4"/>
-    </w:p>
-    <w:p>
-      <w:r>
-        <w:t>Модуль files_core.py — общий для обеи</w:t>
-      </w:r>
-      <w:r>
-        <w:t>х программ: чтение каталога (</w:t>
-      </w:r>
-      <w:proofErr w:type="spellStart"/>
-      <w:r>
-        <w:t>list_directory</w:t>
-      </w:r>
-      <w:proofErr w:type="spellEnd"/>
-      <w:r>
-        <w:t>), перевод шаблона в регулярное выражение (</w:t>
-      </w:r>
-      <w:proofErr w:type="spellStart"/>
-      <w:r>
-        <w:t>pattern_to_regex</w:t>
-      </w:r>
-      <w:proofErr w:type="spellEnd"/>
-      <w:r>
-        <w:t>), разбор веса (</w:t>
-      </w:r>
-      <w:proofErr w:type="spellStart"/>
-      <w:r>
-        <w:t>parse_size</w:t>
-      </w:r>
-      <w:proofErr w:type="spellEnd"/>
-      <w:r>
-        <w:t xml:space="preserve">), удаление в корзину через </w:t>
-      </w:r>
-      <w:proofErr w:type="spellStart"/>
-      <w:r>
-        <w:t>SHFileOperationW</w:t>
-      </w:r>
-      <w:proofErr w:type="spellEnd"/>
-      <w:r>
-        <w:t xml:space="preserve"> или безвозвратно (</w:t>
-      </w:r>
-      <w:proofErr w:type="spellStart"/>
-      <w:r>
-        <w:t>delete_entry</w:t>
-      </w:r>
-      <w:proofErr w:type="spellEnd"/>
-      <w:r>
-        <w:t>). В command_shell.py строка делится на слова (</w:t>
-      </w:r>
-      <w:proofErr w:type="spellStart"/>
-      <w:r>
-        <w:t>split_</w:t>
-      </w:r>
-      <w:r>
-        <w:t>words</w:t>
-      </w:r>
-      <w:proofErr w:type="spellEnd"/>
-      <w:r>
-        <w:t>), ключи приводятся к одному виду (</w:t>
-      </w:r>
-      <w:proofErr w:type="spellStart"/>
-      <w:r>
-        <w:t>parse_arguments</w:t>
-      </w:r>
-      <w:proofErr w:type="spellEnd"/>
-      <w:r>
-        <w:t>), класс Shell выполняет команды. Удаление (</w:t>
-      </w:r>
-      <w:proofErr w:type="spellStart"/>
-      <w:r>
-        <w:t>Shell.collect</w:t>
-      </w:r>
-      <w:proofErr w:type="spellEnd"/>
-      <w:r>
-        <w:t xml:space="preserve"> и </w:t>
-      </w:r>
-      <w:proofErr w:type="spellStart"/>
-      <w:r>
-        <w:t>Shell.remove</w:t>
-      </w:r>
-      <w:proofErr w:type="spellEnd"/>
-      <w:r>
-        <w:t>): отбор объектов и проблем, вопрос пользователю, решение по непустым каталогам, удаление и итог.</w:t>
-      </w:r>
-    </w:p>
-    <w:p>
+      <w:r>
+        <w:t xml:space="preserve">3.2 Руководство программиста</w:t>
+      </w:r>
+    </w:p>
+    <w:p xmlns:a="http://schemas.openxmlformats.org/drawingml/2006/main" xmlns:pic="http://schemas.openxmlformats.org/drawingml/2006/picture" xmlns:c="http://schemas.openxmlformats.org/drawingml/2006/chart">
+      <w:r>
+        <w:t xml:space="preserve">Модуль files_core.py — общий для обеих программ: чтение каталога (list_directory), перевод шаблона в регулярное выражение (pattern_to_regex), разбор веса (parse_size), удаление в корзину через SHFileOperationW или безвозвратно (delete_entry). В command_shell.py строка делится на слова (split_words), ключи приводятся к одному виду (parse_arguments), класс Shell выполняет команды. Удаление (Shell.collect и Shell.remove): отбор объектов и проблем, вопрос пользователю, решение по непустым каталогам, удаление и итог.</w:t>
+      </w:r>
+    </w:p>
+    <w:p xmlns:a="http://schemas.openxmlformats.org/drawingml/2006/main" xmlns:pic="http://schemas.openxmlformats.org/drawingml/2006/picture" xmlns:c="http://schemas.openxmlformats.org/drawingml/2006/chart">
       <w:pPr>
         <w:pStyle w:val="11"/>
       </w:pPr>
-      <w:bookmarkStart w:id="5" w:name="_Toc242470908"/>
-      <w:r>
-        <w:t>4 Программа с меню</w:t>
-      </w:r>
-      <w:bookmarkEnd w:id="5"/>
-    </w:p>
-    <w:p>
+      <w:r>
+        <w:t xml:space="preserve">4 Программа с меню</w:t>
+      </w:r>
+    </w:p>
+    <w:p xmlns:a="http://schemas.openxmlformats.org/drawingml/2006/main" xmlns:pic="http://schemas.openxmlformats.org/drawingml/2006/picture" xmlns:c="http://schemas.openxmlformats.org/drawingml/2006/chart">
       <w:pPr>
         <w:pStyle w:val="20"/>
       </w:pPr>
-      <w:bookmarkStart w:id="6" w:name="_Toc242470909"/>
-      <w:r>
-        <w:t>4.1 Руководс</w:t>
-      </w:r>
-      <w:r>
-        <w:t>тво пользователя</w:t>
-      </w:r>
-      <w:bookmarkEnd w:id="6"/>
-    </w:p>
-    <w:p>
-      <w:r>
-        <w:t xml:space="preserve">Запуск: </w:t>
-      </w:r>
-      <w:proofErr w:type="spellStart"/>
-      <w:r>
-        <w:t>python</w:t>
-      </w:r>
-      <w:proofErr w:type="spellEnd"/>
-      <w:r>
-        <w:t xml:space="preserve"> menu_explorer.py [каталог]. В окне — строка меню, панель кнопок с адресной строкой, список объектов и строка состояния (рисунок 15). Строка «..» и </w:t>
-      </w:r>
-      <w:proofErr w:type="spellStart"/>
-      <w:r>
-        <w:t>Backspace</w:t>
-      </w:r>
-      <w:proofErr w:type="spellEnd"/>
-      <w:r>
-        <w:t xml:space="preserve"> — переход на уровень выше, двойной щелчок — открыть каталог (рисунок 16).</w:t>
-      </w:r>
-    </w:p>
-    <w:p>
+      <w:r>
+        <w:t xml:space="preserve">4.1 Руководство пользователя</w:t>
+      </w:r>
+    </w:p>
+    <w:p xmlns:a="http://schemas.openxmlformats.org/drawingml/2006/main" xmlns:pic="http://schemas.openxmlformats.org/drawingml/2006/picture" xmlns:c="http://schemas.openxmlformats.org/drawingml/2006/chart">
+      <w:r>
+        <w:t xml:space="preserve">Запуск: python menu_explorer.py [каталог]. В окне — строка меню, панель кнопок с адресной строкой, список объектов и строка состояния (рисунок 15). Строка «..» и Backspace — переход на уровень выше, двойной щелчок — открыть каталог (рисунок 16).</w:t>
+      </w:r>
+    </w:p>
+    <w:p xmlns:a="http://schemas.openxmlformats.org/drawingml/2006/main" xmlns:pic="http://schemas.openxmlformats.org/drawingml/2006/picture" xmlns:c="http://schemas.openxmlformats.org/drawingml/2006/chart">
       <w:pPr>
         <w:keepNext/>
-        <w:spacing w:before="120"/>
+        <w:spacing w:before="120" w:line="240" w:lineRule="auto"/>
         <w:ind w:firstLine="0"/>
         <w:jc w:val="center"/>
       </w:pPr>
       <w:r>
-        <w:rPr>
-          <w:noProof/>
-        </w:rPr>
         <w:drawing>
-          <wp:inline distT="0" distB="0" distL="0" distR="0" wp14:anchorId="084B05FF" wp14:editId="4131CF0B">
+          <wp:inline distT="0" distB="0" distL="0" distR="0">
             <wp:extent cx="4500000" cy="3312639"/>
             <wp:effectExtent l="0" t="0" r="0" b="0"/>
             <wp:docPr id="15" name="Объект 15"/>
             <wp:cNvGraphicFramePr/>
-            <a:graphic xmlns:a="http://schemas.openxmlformats.org/drawingml/2006/main">
+            <a:graphic>
               <a:graphicData uri="http://schemas.openxmlformats.org/drawingml/2006/picture">
-                <pic:pic xmlns:pic="http://schemas.openxmlformats.org/drawingml/2006/picture">
+                <pic:pic>
                   <pic:nvPicPr>
                     <pic:cNvPr id="15" name="image15.png"/>
                     <pic:cNvPicPr/>
@@ -4252,38 +2873,31 @@
         </w:drawing>
       </w:r>
     </w:p>
-    <w:p>
+    <w:p xmlns:a="http://schemas.openxmlformats.org/drawingml/2006/main" xmlns:pic="http://schemas.openxmlformats.org/drawingml/2006/picture" xmlns:c="http://schemas.openxmlformats.org/drawingml/2006/chart">
       <w:pPr>
         <w:pStyle w:val="ad"/>
       </w:pPr>
       <w:r>
-        <w:t xml:space="preserve">Рисунок </w:t>
-      </w:r>
-      <w:r>
-        <w:t>15 — Главное окно</w:t>
-      </w:r>
-    </w:p>
-    <w:p>
+        <w:t xml:space="preserve">Рисунок 15 — Главное окно</w:t>
+      </w:r>
+    </w:p>
+    <w:p xmlns:a="http://schemas.openxmlformats.org/drawingml/2006/main" xmlns:pic="http://schemas.openxmlformats.org/drawingml/2006/picture" xmlns:c="http://schemas.openxmlformats.org/drawingml/2006/chart">
       <w:pPr>
         <w:keepNext/>
-        <w:spacing w:before="120"/>
+        <w:spacing w:before="120" w:line="240" w:lineRule="auto"/>
         <w:ind w:firstLine="0"/>
         <w:jc w:val="center"/>
       </w:pPr>
       <w:r>
-        <w:rPr>
-          <w:noProof/>
-        </w:rPr>
-        <w:lastRenderedPageBreak/>
         <w:drawing>
-          <wp:inline distT="0" distB="0" distL="0" distR="0" wp14:anchorId="2EE0B6CF" wp14:editId="7DD1E68E">
+          <wp:inline distT="0" distB="0" distL="0" distR="0">
             <wp:extent cx="4500000" cy="3312639"/>
             <wp:effectExtent l="0" t="0" r="0" b="0"/>
             <wp:docPr id="16" name="Объект 16"/>
             <wp:cNvGraphicFramePr/>
-            <a:graphic xmlns:a="http://schemas.openxmlformats.org/drawingml/2006/main">
+            <a:graphic>
               <a:graphicData uri="http://schemas.openxmlformats.org/drawingml/2006/picture">
-                <pic:pic xmlns:pic="http://schemas.openxmlformats.org/drawingml/2006/picture">
+                <pic:pic>
                   <pic:nvPicPr>
                     <pic:cNvPr id="16" name="image16.png"/>
                     <pic:cNvPicPr/>
@@ -4315,72 +2929,42 @@
         </w:drawing>
       </w:r>
     </w:p>
-    <w:p>
+    <w:p xmlns:a="http://schemas.openxmlformats.org/drawingml/2006/main" xmlns:pic="http://schemas.openxmlformats.org/drawingml/2006/picture" xmlns:c="http://schemas.openxmlformats.org/drawingml/2006/chart">
       <w:pPr>
         <w:pStyle w:val="ad"/>
       </w:pPr>
       <w:r>
-        <w:t>Рисунок 16 — Каталог «Фото»</w:t>
-      </w:r>
-    </w:p>
-    <w:p>
-      <w:r>
-        <w:t>Меню (рисунки 17–21): «Файл» — открыть каталог, вверх, обновить, выход; «Правка» — удалить в корзину (</w:t>
-      </w:r>
-      <w:proofErr w:type="spellStart"/>
-      <w:r>
-        <w:t>Delete</w:t>
-      </w:r>
-      <w:proofErr w:type="spellEnd"/>
-      <w:r>
-        <w:t>), безвозвратно (</w:t>
-      </w:r>
-      <w:proofErr w:type="spellStart"/>
-      <w:r>
-        <w:t>Shift+Delete</w:t>
-      </w:r>
-      <w:proofErr w:type="spellEnd"/>
-      <w:r>
-        <w:t>), выделить всё, по шаблону (</w:t>
-      </w:r>
-      <w:proofErr w:type="spellStart"/>
-      <w:r>
-        <w:t>Ctrl+F</w:t>
-      </w:r>
-      <w:proofErr w:type="spellEnd"/>
-      <w:r>
-        <w:t>); «Вид» — столбцы размера, атрибутов и даты (рисунок 22); «Сервис» — настройки; «Сп</w:t>
-      </w:r>
-      <w:r>
-        <w:t>равка». Те же действия есть в контекстном меню (рисунок 23).</w:t>
-      </w:r>
-    </w:p>
-    <w:p>
+        <w:t xml:space="preserve">Рисунок 16 — Каталог «Фото»</w:t>
+      </w:r>
+    </w:p>
+    <w:p xmlns:a="http://schemas.openxmlformats.org/drawingml/2006/main" xmlns:pic="http://schemas.openxmlformats.org/drawingml/2006/picture" xmlns:c="http://schemas.openxmlformats.org/drawingml/2006/chart">
+      <w:r>
+        <w:t xml:space="preserve">Меню (рисунки 17–21): «Файл» — открыть каталог, вверх, обновить, выход; «Правка» — удалить в корзину (Delete), безвозвратно (Shift+Delete), выделить всё, по шаблону (Ctrl+F); «Вид» — столбцы размера, атрибутов и даты (рисунок 22); «Сервис» — настройки; «Справка». Те же действия есть в контекстном меню (рисунок 23).</w:t>
+      </w:r>
+    </w:p>
+    <w:p xmlns:a="http://schemas.openxmlformats.org/drawingml/2006/main" xmlns:pic="http://schemas.openxmlformats.org/drawingml/2006/picture" xmlns:c="http://schemas.openxmlformats.org/drawingml/2006/chart">
       <w:pPr>
         <w:keepNext/>
-        <w:spacing w:before="120"/>
+        <w:spacing w:before="120" w:line="240" w:lineRule="auto"/>
         <w:ind w:firstLine="0"/>
         <w:jc w:val="center"/>
       </w:pPr>
       <w:r>
-        <w:rPr>
-          <w:noProof/>
-        </w:rPr>
         <w:drawing>
-          <wp:inline distT="0" distB="0" distL="0" distR="0" wp14:anchorId="7886E119" wp14:editId="697684AD">
+          <wp:inline distT="0" distB="0" distL="0" distR="0">
             <wp:extent cx="4500000" cy="1247228"/>
             <wp:effectExtent l="0" t="0" r="0" b="0"/>
             <wp:docPr id="17" name="Объект 17"/>
             <wp:cNvGraphicFramePr/>
-            <a:graphic xmlns:a="http://schemas.openxmlformats.org/drawingml/2006/main">
+            <a:graphic>
               <a:graphicData uri="http://schemas.openxmlformats.org/drawingml/2006/picture">
-                <pic:pic xmlns:pic="http://schemas.openxmlformats.org/drawingml/2006/picture">
+                <pic:pic>
                   <pic:nvPicPr>
                     <pic:cNvPr id="17" name="image17.png"/>
                     <pic:cNvPicPr/>
                   </pic:nvPicPr>
                   <pic:blipFill>
-                    <a:blip r:embed="rId23"/>
+                    <a:blip r:embed="rId26"/>
                     <a:stretch>
                       <a:fillRect/>
                     </a:stretch>
@@ -4406,40 +2990,37 @@
         </w:drawing>
       </w:r>
     </w:p>
-    <w:p>
+    <w:p xmlns:a="http://schemas.openxmlformats.org/drawingml/2006/main" xmlns:pic="http://schemas.openxmlformats.org/drawingml/2006/picture" xmlns:c="http://schemas.openxmlformats.org/drawingml/2006/chart">
       <w:pPr>
         <w:pStyle w:val="ad"/>
       </w:pPr>
       <w:r>
-        <w:t>Рисунок 17 — Меню «Файл»</w:t>
-      </w:r>
-    </w:p>
-    <w:p>
+        <w:t xml:space="preserve">Рисунок 17 — Меню «Файл»</w:t>
+      </w:r>
+    </w:p>
+    <w:p xmlns:a="http://schemas.openxmlformats.org/drawingml/2006/main" xmlns:pic="http://schemas.openxmlformats.org/drawingml/2006/picture" xmlns:c="http://schemas.openxmlformats.org/drawingml/2006/chart">
       <w:pPr>
         <w:keepNext/>
-        <w:spacing w:before="120"/>
+        <w:spacing w:before="120" w:line="240" w:lineRule="auto"/>
         <w:ind w:firstLine="0"/>
         <w:jc w:val="center"/>
       </w:pPr>
       <w:r>
-        <w:rPr>
-          <w:noProof/>
-        </w:rPr>
         <w:drawing>
-          <wp:inline distT="0" distB="0" distL="0" distR="0" wp14:anchorId="02CCBFC9" wp14:editId="03E63AD2">
+          <wp:inline distT="0" distB="0" distL="0" distR="0">
             <wp:extent cx="4500000" cy="1247228"/>
             <wp:effectExtent l="0" t="0" r="0" b="0"/>
             <wp:docPr id="18" name="Объект 18"/>
             <wp:cNvGraphicFramePr/>
-            <a:graphic xmlns:a="http://schemas.openxmlformats.org/drawingml/2006/main">
+            <a:graphic>
               <a:graphicData uri="http://schemas.openxmlformats.org/drawingml/2006/picture">
-                <pic:pic xmlns:pic="http://schemas.openxmlformats.org/drawingml/2006/picture">
+                <pic:pic>
                   <pic:nvPicPr>
                     <pic:cNvPr id="18" name="image18.png"/>
                     <pic:cNvPicPr/>
                   </pic:nvPicPr>
                   <pic:blipFill>
-                    <a:blip r:embed="rId24"/>
+                    <a:blip r:embed="rId27"/>
                     <a:stretch>
                       <a:fillRect/>
                     </a:stretch>
@@ -4465,40 +3046,37 @@
         </w:drawing>
       </w:r>
     </w:p>
-    <w:p>
+    <w:p xmlns:a="http://schemas.openxmlformats.org/drawingml/2006/main" xmlns:pic="http://schemas.openxmlformats.org/drawingml/2006/picture" xmlns:c="http://schemas.openxmlformats.org/drawingml/2006/chart">
       <w:pPr>
         <w:pStyle w:val="ad"/>
       </w:pPr>
       <w:r>
-        <w:t>Рисунок 18 — Меню «Правка»</w:t>
-      </w:r>
-    </w:p>
-    <w:p>
+        <w:t xml:space="preserve">Рисунок 18 — Меню «Правка»</w:t>
+      </w:r>
+    </w:p>
+    <w:p xmlns:a="http://schemas.openxmlformats.org/drawingml/2006/main" xmlns:pic="http://schemas.openxmlformats.org/drawingml/2006/picture" xmlns:c="http://schemas.openxmlformats.org/drawingml/2006/chart">
       <w:pPr>
         <w:keepNext/>
-        <w:spacing w:before="120"/>
+        <w:spacing w:before="120" w:line="240" w:lineRule="auto"/>
         <w:ind w:firstLine="0"/>
         <w:jc w:val="center"/>
       </w:pPr>
       <w:r>
-        <w:rPr>
-          <w:noProof/>
-        </w:rPr>
         <w:drawing>
-          <wp:inline distT="0" distB="0" distL="0" distR="0" wp14:anchorId="326B31A1" wp14:editId="555BC5D2">
+          <wp:inline distT="0" distB="0" distL="0" distR="0">
             <wp:extent cx="4500000" cy="1147450"/>
             <wp:effectExtent l="0" t="0" r="0" b="0"/>
             <wp:docPr id="19" name="Объект 19"/>
             <wp:cNvGraphicFramePr/>
-            <a:graphic xmlns:a="http://schemas.openxmlformats.org/drawingml/2006/main">
+            <a:graphic>
               <a:graphicData uri="http://schemas.openxmlformats.org/drawingml/2006/picture">
-                <pic:pic xmlns:pic="http://schemas.openxmlformats.org/drawingml/2006/picture">
+                <pic:pic>
                   <pic:nvPicPr>
                     <pic:cNvPr id="19" name="image19.png"/>
                     <pic:cNvPicPr/>
                   </pic:nvPicPr>
                   <pic:blipFill>
-                    <a:blip r:embed="rId25"/>
+                    <a:blip r:embed="rId28"/>
                     <a:stretch>
                       <a:fillRect/>
                     </a:stretch>
@@ -4524,41 +3102,37 @@
         </w:drawing>
       </w:r>
     </w:p>
-    <w:p>
+    <w:p xmlns:a="http://schemas.openxmlformats.org/drawingml/2006/main" xmlns:pic="http://schemas.openxmlformats.org/drawingml/2006/picture" xmlns:c="http://schemas.openxmlformats.org/drawingml/2006/chart">
       <w:pPr>
         <w:pStyle w:val="ad"/>
       </w:pPr>
       <w:r>
-        <w:t>Рисунок 19 — Меню «Вид»</w:t>
-      </w:r>
-    </w:p>
-    <w:p>
+        <w:t xml:space="preserve">Рисунок 19 — Меню «Вид»</w:t>
+      </w:r>
+    </w:p>
+    <w:p xmlns:a="http://schemas.openxmlformats.org/drawingml/2006/main" xmlns:pic="http://schemas.openxmlformats.org/drawingml/2006/picture" xmlns:c="http://schemas.openxmlformats.org/drawingml/2006/chart">
       <w:pPr>
         <w:keepNext/>
-        <w:spacing w:before="120"/>
+        <w:spacing w:before="120" w:line="240" w:lineRule="auto"/>
         <w:ind w:firstLine="0"/>
         <w:jc w:val="center"/>
       </w:pPr>
       <w:r>
-        <w:rPr>
-          <w:noProof/>
-        </w:rPr>
-        <w:lastRenderedPageBreak/>
         <w:drawing>
-          <wp:inline distT="0" distB="0" distL="0" distR="0" wp14:anchorId="3CC0D9CD" wp14:editId="4D705ACC">
+          <wp:inline distT="0" distB="0" distL="0" distR="0">
             <wp:extent cx="4500000" cy="997783"/>
             <wp:effectExtent l="0" t="0" r="0" b="0"/>
             <wp:docPr id="20" name="Объект 20"/>
             <wp:cNvGraphicFramePr/>
-            <a:graphic xmlns:a="http://schemas.openxmlformats.org/drawingml/2006/main">
+            <a:graphic>
               <a:graphicData uri="http://schemas.openxmlformats.org/drawingml/2006/picture">
-                <pic:pic xmlns:pic="http://schemas.openxmlformats.org/drawingml/2006/picture">
+                <pic:pic>
                   <pic:nvPicPr>
                     <pic:cNvPr id="20" name="image20.png"/>
                     <pic:cNvPicPr/>
                   </pic:nvPicPr>
                   <pic:blipFill>
-                    <a:blip r:embed="rId26"/>
+                    <a:blip r:embed="rId29"/>
                     <a:stretch>
                       <a:fillRect/>
                     </a:stretch>
@@ -4584,40 +3158,37 @@
         </w:drawing>
       </w:r>
     </w:p>
-    <w:p>
+    <w:p xmlns:a="http://schemas.openxmlformats.org/drawingml/2006/main" xmlns:pic="http://schemas.openxmlformats.org/drawingml/2006/picture" xmlns:c="http://schemas.openxmlformats.org/drawingml/2006/chart">
       <w:pPr>
         <w:pStyle w:val="ad"/>
       </w:pPr>
       <w:r>
-        <w:t>Рисунок 20 — Меню «Сервис»</w:t>
-      </w:r>
-    </w:p>
-    <w:p>
+        <w:t xml:space="preserve">Рисунок 20 — Меню «Сервис»</w:t>
+      </w:r>
+    </w:p>
+    <w:p xmlns:a="http://schemas.openxmlformats.org/drawingml/2006/main" xmlns:pic="http://schemas.openxmlformats.org/drawingml/2006/picture" xmlns:c="http://schemas.openxmlformats.org/drawingml/2006/chart">
       <w:pPr>
         <w:keepNext/>
-        <w:spacing w:before="120"/>
+        <w:spacing w:before="120" w:line="240" w:lineRule="auto"/>
         <w:ind w:firstLine="0"/>
         <w:jc w:val="center"/>
       </w:pPr>
       <w:r>
-        <w:rPr>
-          <w:noProof/>
-        </w:rPr>
         <w:drawing>
-          <wp:inline distT="0" distB="0" distL="0" distR="0" wp14:anchorId="6A582F54" wp14:editId="541CA6F2">
+          <wp:inline distT="0" distB="0" distL="0" distR="0">
             <wp:extent cx="4500000" cy="997783"/>
             <wp:effectExtent l="0" t="0" r="0" b="0"/>
             <wp:docPr id="21" name="Объект 21"/>
             <wp:cNvGraphicFramePr/>
-            <a:graphic xmlns:a="http://schemas.openxmlformats.org/drawingml/2006/main">
+            <a:graphic>
               <a:graphicData uri="http://schemas.openxmlformats.org/drawingml/2006/picture">
-                <pic:pic xmlns:pic="http://schemas.openxmlformats.org/drawingml/2006/picture">
+                <pic:pic>
                   <pic:nvPicPr>
                     <pic:cNvPr id="21" name="image21.png"/>
                     <pic:cNvPicPr/>
                   </pic:nvPicPr>
                   <pic:blipFill>
-                    <a:blip r:embed="rId27"/>
+                    <a:blip r:embed="rId30"/>
                     <a:stretch>
                       <a:fillRect/>
                     </a:stretch>
@@ -4643,222 +3214,33 @@
         </w:drawing>
       </w:r>
     </w:p>
-    <w:p>
+    <w:p xmlns:a="http://schemas.openxmlformats.org/drawingml/2006/main" xmlns:pic="http://schemas.openxmlformats.org/drawingml/2006/picture" xmlns:c="http://schemas.openxmlformats.org/drawingml/2006/chart">
       <w:pPr>
         <w:pStyle w:val="ad"/>
       </w:pPr>
       <w:r>
-        <w:t>Рисунок 21 — Меню «Справка»</w:t>
-      </w:r>
-    </w:p>
-    <w:p>
+        <w:t xml:space="preserve">Рисунок 21 — Меню «Справка»</w:t>
+      </w:r>
+    </w:p>
+    <w:p xmlns:a="http://schemas.openxmlformats.org/drawingml/2006/main" xmlns:pic="http://schemas.openxmlformats.org/drawingml/2006/picture" xmlns:c="http://schemas.openxmlformats.org/drawingml/2006/chart">
       <w:pPr>
         <w:keepNext/>
-        <w:spacing w:before="120"/>
+        <w:spacing w:before="120" w:line="240" w:lineRule="auto"/>
         <w:ind w:firstLine="0"/>
         <w:jc w:val="center"/>
       </w:pPr>
       <w:r>
-        <w:rPr>
-          <w:noProof/>
-        </w:rPr>
         <w:drawing>
-          <wp:inline distT="0" distB="0" distL="0" distR="0" wp14:anchorId="6A3D6E4C" wp14:editId="51BD5863">
+          <wp:inline distT="0" distB="0" distL="0" distR="0">
             <wp:extent cx="4500000" cy="3312639"/>
             <wp:effectExtent l="0" t="0" r="0" b="0"/>
             <wp:docPr id="22" name="Объект 22"/>
             <wp:cNvGraphicFramePr/>
-            <a:graphic xmlns:a="http://schemas.openxmlformats.org/drawingml/2006/main">
+            <a:graphic>
               <a:graphicData uri="http://schemas.openxmlformats.org/drawingml/2006/picture">
-                <pic:pic xmlns:pic="http://schemas.openxmlformats.org/drawingml/2006/picture">
+                <pic:pic>
                   <pic:nvPicPr>
                     <pic:cNvPr id="22" name="image22.png"/>
-                    <pic:cNvPicPr/>
-                  </pic:nvPicPr>
-                  <pic:blipFill>
-                    <a:blip r:embed="rId28"/>
-                    <a:stretch>
-                      <a:fillRect/>
-                    </a:stretch>
-                  </pic:blipFill>
-                  <pic:spPr>
-                    <a:xfrm>
-                      <a:off x="0" y="0"/>
-                      <a:ext cx="4500000" cy="3312639"/>
-                    </a:xfrm>
-                    <a:prstGeom prst="rect">
-                      <a:avLst/>
-                    </a:prstGeom>
-                    <a:ln w="6350">
-                      <a:solidFill>
-                        <a:srgbClr val="A6A6A6"/>
-                      </a:solidFill>
-                    </a:ln>
-                  </pic:spPr>
-                </pic:pic>
-              </a:graphicData>
-            </a:graphic>
-          </wp:inline>
-        </w:drawing>
-      </w:r>
-    </w:p>
-    <w:p>
-      <w:pPr>
-        <w:pStyle w:val="ad"/>
-      </w:pPr>
-      <w:r>
-        <w:t>Рисунок 22 — Все столбцы</w:t>
-      </w:r>
-    </w:p>
-    <w:p>
-      <w:pPr>
-        <w:keepNext/>
-        <w:spacing w:before="120"/>
-        <w:ind w:firstLine="0"/>
-        <w:jc w:val="center"/>
-      </w:pPr>
-      <w:r>
-        <w:rPr>
-          <w:noProof/>
-        </w:rPr>
-        <w:drawing>
-          <wp:inline distT="0" distB="0" distL="0" distR="0" wp14:anchorId="67F4B4B0" wp14:editId="31C4C544">
-            <wp:extent cx="4500000" cy="2195122"/>
-            <wp:effectExtent l="0" t="0" r="0" b="0"/>
-            <wp:docPr id="23" name="Объект 23"/>
-            <wp:cNvGraphicFramePr/>
-            <a:graphic xmlns:a="http://schemas.openxmlformats.org/drawingml/2006/main">
-              <a:graphicData uri="http://schemas.openxmlformats.org/drawingml/2006/picture">
-                <pic:pic xmlns:pic="http://schemas.openxmlformats.org/drawingml/2006/picture">
-                  <pic:nvPicPr>
-                    <pic:cNvPr id="23" name="image23.png"/>
-                    <pic:cNvPicPr/>
-                  </pic:nvPicPr>
-                  <pic:blipFill>
-                    <a:blip r:embed="rId29"/>
-                    <a:stretch>
-                      <a:fillRect/>
-                    </a:stretch>
-                  </pic:blipFill>
-                  <pic:spPr>
-                    <a:xfrm>
-                      <a:off x="0" y="0"/>
-                      <a:ext cx="4500000" cy="2195122"/>
-                    </a:xfrm>
-                    <a:prstGeom prst="rect">
-                      <a:avLst/>
-                    </a:prstGeom>
-                    <a:ln w="6350">
-                      <a:solidFill>
-                        <a:srgbClr val="A6A6A6"/>
-                      </a:solidFill>
-                    </a:ln>
-                  </pic:spPr>
-                </pic:pic>
-              </a:graphicData>
-            </a:graphic>
-          </wp:inline>
-        </w:drawing>
-      </w:r>
-    </w:p>
-    <w:p>
-      <w:pPr>
-        <w:pStyle w:val="ad"/>
-      </w:pPr>
-      <w:r>
-        <w:t xml:space="preserve">Рисунок 23 — Контекстное </w:t>
-      </w:r>
-      <w:r>
-        <w:t>меню</w:t>
-      </w:r>
-    </w:p>
-    <w:p>
-      <w:r>
-        <w:t>Группа выделяется мышью с Ctrl или Shift либо окном «Выделить по шаблону» с шаблоном и весом (рисунки 24, 25). Удаление в корзину выполняется без вопроса, итог — в строке состояния (рисунок 26).</w:t>
-      </w:r>
-    </w:p>
-    <w:p>
-      <w:pPr>
-        <w:keepNext/>
-        <w:spacing w:before="120"/>
-        <w:ind w:firstLine="0"/>
-        <w:jc w:val="center"/>
-      </w:pPr>
-      <w:r>
-        <w:rPr>
-          <w:noProof/>
-        </w:rPr>
-        <w:lastRenderedPageBreak/>
-        <w:drawing>
-          <wp:inline distT="0" distB="0" distL="0" distR="0" wp14:anchorId="64D088CF" wp14:editId="2F1D5580">
-            <wp:extent cx="2758696" cy="1696305"/>
-            <wp:effectExtent l="0" t="0" r="0" b="0"/>
-            <wp:docPr id="24" name="Объект 24"/>
-            <wp:cNvGraphicFramePr/>
-            <a:graphic xmlns:a="http://schemas.openxmlformats.org/drawingml/2006/main">
-              <a:graphicData uri="http://schemas.openxmlformats.org/drawingml/2006/picture">
-                <pic:pic xmlns:pic="http://schemas.openxmlformats.org/drawingml/2006/picture">
-                  <pic:nvPicPr>
-                    <pic:cNvPr id="24" name="image24.png"/>
-                    <pic:cNvPicPr/>
-                  </pic:nvPicPr>
-                  <pic:blipFill>
-                    <a:blip r:embed="rId30"/>
-                    <a:stretch>
-                      <a:fillRect/>
-                    </a:stretch>
-                  </pic:blipFill>
-                  <pic:spPr>
-                    <a:xfrm>
-                      <a:off x="0" y="0"/>
-                      <a:ext cx="2758696" cy="1696305"/>
-                    </a:xfrm>
-                    <a:prstGeom prst="rect">
-                      <a:avLst/>
-                    </a:prstGeom>
-                    <a:ln w="6350">
-                      <a:solidFill>
-                        <a:srgbClr val="A6A6A6"/>
-                      </a:solidFill>
-                    </a:ln>
-                  </pic:spPr>
-                </pic:pic>
-              </a:graphicData>
-            </a:graphic>
-          </wp:inline>
-        </w:drawing>
-      </w:r>
-    </w:p>
-    <w:p>
-      <w:pPr>
-        <w:pStyle w:val="ad"/>
-      </w:pPr>
-      <w:r>
-        <w:t>Рисунок 24 — Выделение по шаблону</w:t>
-      </w:r>
-    </w:p>
-    <w:p>
-      <w:pPr>
-        <w:keepNext/>
-        <w:spacing w:before="120"/>
-        <w:ind w:firstLine="0"/>
-        <w:jc w:val="center"/>
-      </w:pPr>
-      <w:r>
-        <w:rPr>
-          <w:noProof/>
-        </w:rPr>
-        <w:drawing>
-          <wp:inline distT="0" distB="0" distL="0" distR="0" wp14:anchorId="1365E359" wp14:editId="46CF8AA0">
-            <wp:extent cx="4500000" cy="3312639"/>
-            <wp:effectExtent l="0" t="0" r="0" b="0"/>
-            <wp:docPr id="25" name="Объект 25"/>
-            <wp:cNvGraphicFramePr/>
-            <a:graphic xmlns:a="http://schemas.openxmlformats.org/drawingml/2006/main">
-              <a:graphicData uri="http://schemas.openxmlformats.org/drawingml/2006/picture">
-                <pic:pic xmlns:pic="http://schemas.openxmlformats.org/drawingml/2006/picture">
-                  <pic:nvPicPr>
-                    <pic:cNvPr id="25" name="image25.png"/>
                     <pic:cNvPicPr/>
                   </pic:nvPicPr>
                   <pic:blipFill>
@@ -4888,43 +3270,154 @@
         </w:drawing>
       </w:r>
     </w:p>
-    <w:p>
+    <w:p xmlns:a="http://schemas.openxmlformats.org/drawingml/2006/main" xmlns:pic="http://schemas.openxmlformats.org/drawingml/2006/picture" xmlns:c="http://schemas.openxmlformats.org/drawingml/2006/chart">
       <w:pPr>
         <w:pStyle w:val="ad"/>
       </w:pPr>
       <w:r>
-        <w:t>Рисунок 25 — Выдел</w:t>
-      </w:r>
-      <w:r>
-        <w:t>енные файлы</w:t>
-      </w:r>
-    </w:p>
-    <w:p>
+        <w:t xml:space="preserve">Рисунок 22 — Все столбцы</w:t>
+      </w:r>
+    </w:p>
+    <w:p xmlns:a="http://schemas.openxmlformats.org/drawingml/2006/main" xmlns:pic="http://schemas.openxmlformats.org/drawingml/2006/picture" xmlns:c="http://schemas.openxmlformats.org/drawingml/2006/chart">
       <w:pPr>
         <w:keepNext/>
-        <w:spacing w:before="120"/>
+        <w:spacing w:before="120" w:line="240" w:lineRule="auto"/>
         <w:ind w:firstLine="0"/>
         <w:jc w:val="center"/>
       </w:pPr>
       <w:r>
-        <w:rPr>
-          <w:noProof/>
-        </w:rPr>
         <w:drawing>
-          <wp:inline distT="0" distB="0" distL="0" distR="0" wp14:anchorId="2305E5EE" wp14:editId="3452B214">
-            <wp:extent cx="4500000" cy="3312639"/>
+          <wp:inline distT="0" distB="0" distL="0" distR="0">
+            <wp:extent cx="4500000" cy="2195122"/>
             <wp:effectExtent l="0" t="0" r="0" b="0"/>
-            <wp:docPr id="26" name="Объект 26"/>
+            <wp:docPr id="23" name="Объект 23"/>
             <wp:cNvGraphicFramePr/>
-            <a:graphic xmlns:a="http://schemas.openxmlformats.org/drawingml/2006/main">
+            <a:graphic>
               <a:graphicData uri="http://schemas.openxmlformats.org/drawingml/2006/picture">
-                <pic:pic xmlns:pic="http://schemas.openxmlformats.org/drawingml/2006/picture">
+                <pic:pic>
                   <pic:nvPicPr>
-                    <pic:cNvPr id="26" name="image26.png"/>
+                    <pic:cNvPr id="23" name="image23.png"/>
                     <pic:cNvPicPr/>
                   </pic:nvPicPr>
                   <pic:blipFill>
                     <a:blip r:embed="rId32"/>
+                    <a:stretch>
+                      <a:fillRect/>
+                    </a:stretch>
+                  </pic:blipFill>
+                  <pic:spPr>
+                    <a:xfrm>
+                      <a:off x="0" y="0"/>
+                      <a:ext cx="4500000" cy="2195122"/>
+                    </a:xfrm>
+                    <a:prstGeom prst="rect">
+                      <a:avLst/>
+                    </a:prstGeom>
+                    <a:ln w="6350">
+                      <a:solidFill>
+                        <a:srgbClr val="A6A6A6"/>
+                      </a:solidFill>
+                    </a:ln>
+                  </pic:spPr>
+                </pic:pic>
+              </a:graphicData>
+            </a:graphic>
+          </wp:inline>
+        </w:drawing>
+      </w:r>
+    </w:p>
+    <w:p xmlns:a="http://schemas.openxmlformats.org/drawingml/2006/main" xmlns:pic="http://schemas.openxmlformats.org/drawingml/2006/picture" xmlns:c="http://schemas.openxmlformats.org/drawingml/2006/chart">
+      <w:pPr>
+        <w:pStyle w:val="ad"/>
+      </w:pPr>
+      <w:r>
+        <w:t xml:space="preserve">Рисунок 23 — Контекстное меню</w:t>
+      </w:r>
+    </w:p>
+    <w:p xmlns:a="http://schemas.openxmlformats.org/drawingml/2006/main" xmlns:pic="http://schemas.openxmlformats.org/drawingml/2006/picture" xmlns:c="http://schemas.openxmlformats.org/drawingml/2006/chart">
+      <w:r>
+        <w:t xml:space="preserve">Группа выделяется мышью с Ctrl или Shift либо окном «Выделить по шаблону» с шаблоном и весом (рисунки 24, 25). Удаление в корзину выполняется без вопроса, итог — в строке состояния (рисунок 26).</w:t>
+      </w:r>
+    </w:p>
+    <w:p xmlns:a="http://schemas.openxmlformats.org/drawingml/2006/main" xmlns:pic="http://schemas.openxmlformats.org/drawingml/2006/picture" xmlns:c="http://schemas.openxmlformats.org/drawingml/2006/chart">
+      <w:pPr>
+        <w:keepNext/>
+        <w:spacing w:before="120" w:line="240" w:lineRule="auto"/>
+        <w:ind w:firstLine="0"/>
+        <w:jc w:val="center"/>
+      </w:pPr>
+      <w:r>
+        <w:drawing>
+          <wp:inline distT="0" distB="0" distL="0" distR="0">
+            <wp:extent cx="2758696" cy="1696305"/>
+            <wp:effectExtent l="0" t="0" r="0" b="0"/>
+            <wp:docPr id="24" name="Объект 24"/>
+            <wp:cNvGraphicFramePr/>
+            <a:graphic>
+              <a:graphicData uri="http://schemas.openxmlformats.org/drawingml/2006/picture">
+                <pic:pic>
+                  <pic:nvPicPr>
+                    <pic:cNvPr id="24" name="image24.png"/>
+                    <pic:cNvPicPr/>
+                  </pic:nvPicPr>
+                  <pic:blipFill>
+                    <a:blip r:embed="rId33"/>
+                    <a:stretch>
+                      <a:fillRect/>
+                    </a:stretch>
+                  </pic:blipFill>
+                  <pic:spPr>
+                    <a:xfrm>
+                      <a:off x="0" y="0"/>
+                      <a:ext cx="2758696" cy="1696305"/>
+                    </a:xfrm>
+                    <a:prstGeom prst="rect">
+                      <a:avLst/>
+                    </a:prstGeom>
+                    <a:ln w="6350">
+                      <a:solidFill>
+                        <a:srgbClr val="A6A6A6"/>
+                      </a:solidFill>
+                    </a:ln>
+                  </pic:spPr>
+                </pic:pic>
+              </a:graphicData>
+            </a:graphic>
+          </wp:inline>
+        </w:drawing>
+      </w:r>
+    </w:p>
+    <w:p xmlns:a="http://schemas.openxmlformats.org/drawingml/2006/main" xmlns:pic="http://schemas.openxmlformats.org/drawingml/2006/picture" xmlns:c="http://schemas.openxmlformats.org/drawingml/2006/chart">
+      <w:pPr>
+        <w:pStyle w:val="ad"/>
+      </w:pPr>
+      <w:r>
+        <w:t xml:space="preserve">Рисунок 24 — Выделение по шаблону</w:t>
+      </w:r>
+    </w:p>
+    <w:p xmlns:a="http://schemas.openxmlformats.org/drawingml/2006/main" xmlns:pic="http://schemas.openxmlformats.org/drawingml/2006/picture" xmlns:c="http://schemas.openxmlformats.org/drawingml/2006/chart">
+      <w:pPr>
+        <w:keepNext/>
+        <w:spacing w:before="120" w:line="240" w:lineRule="auto"/>
+        <w:ind w:firstLine="0"/>
+        <w:jc w:val="center"/>
+      </w:pPr>
+      <w:r>
+        <w:drawing>
+          <wp:inline distT="0" distB="0" distL="0" distR="0">
+            <wp:extent cx="4500000" cy="3312639"/>
+            <wp:effectExtent l="0" t="0" r="0" b="0"/>
+            <wp:docPr id="25" name="Объект 25"/>
+            <wp:cNvGraphicFramePr/>
+            <a:graphic>
+              <a:graphicData uri="http://schemas.openxmlformats.org/drawingml/2006/picture">
+                <pic:pic>
+                  <pic:nvPicPr>
+                    <pic:cNvPr id="25" name="image25.png"/>
+                    <pic:cNvPicPr/>
+                  </pic:nvPicPr>
+                  <pic:blipFill>
+                    <a:blip r:embed="rId34"/>
                     <a:stretch>
                       <a:fillRect/>
                     </a:stretch>
@@ -4950,163 +3443,33 @@
         </w:drawing>
       </w:r>
     </w:p>
-    <w:p>
+    <w:p xmlns:a="http://schemas.openxmlformats.org/drawingml/2006/main" xmlns:pic="http://schemas.openxmlformats.org/drawingml/2006/picture" xmlns:c="http://schemas.openxmlformats.org/drawingml/2006/chart">
       <w:pPr>
         <w:pStyle w:val="ad"/>
       </w:pPr>
       <w:r>
-        <w:t>Рисунок 26 — После удаления</w:t>
-      </w:r>
-    </w:p>
-    <w:p>
-      <w:r>
-        <w:lastRenderedPageBreak/>
-        <w:t>Файлы «только для чтения» не удаляются (рисунок 27); для непустого каталога задаётся вопрос с вариантами «для всех» (рисунки 28, 29); безвозвратное удаление подтверждается (рисунок 30). В настройках выбирается поведение для непустых каталогов и подтвержден</w:t>
-      </w:r>
-      <w:r>
-        <w:t>ий (рисунок 31). Ошибки и справка — рисунки 32, 33.</w:t>
-      </w:r>
-    </w:p>
-    <w:p>
+        <w:t xml:space="preserve">Рисунок 25 — Выделенные файлы</w:t>
+      </w:r>
+    </w:p>
+    <w:p xmlns:a="http://schemas.openxmlformats.org/drawingml/2006/main" xmlns:pic="http://schemas.openxmlformats.org/drawingml/2006/picture" xmlns:c="http://schemas.openxmlformats.org/drawingml/2006/chart">
       <w:pPr>
         <w:keepNext/>
-        <w:spacing w:before="120"/>
+        <w:spacing w:before="120" w:line="240" w:lineRule="auto"/>
         <w:ind w:firstLine="0"/>
         <w:jc w:val="center"/>
       </w:pPr>
       <w:r>
-        <w:rPr>
-          <w:noProof/>
-        </w:rPr>
         <w:drawing>
-          <wp:inline distT="0" distB="0" distL="0" distR="0" wp14:anchorId="63868234" wp14:editId="3A3DF608">
-            <wp:extent cx="2406522" cy="1760870"/>
-            <wp:effectExtent l="0" t="0" r="0" b="0"/>
-            <wp:docPr id="27" name="Объект 27"/>
-            <wp:cNvGraphicFramePr/>
-            <a:graphic xmlns:a="http://schemas.openxmlformats.org/drawingml/2006/main">
-              <a:graphicData uri="http://schemas.openxmlformats.org/drawingml/2006/picture">
-                <pic:pic xmlns:pic="http://schemas.openxmlformats.org/drawingml/2006/picture">
-                  <pic:nvPicPr>
-                    <pic:cNvPr id="27" name="image27.png"/>
-                    <pic:cNvPicPr/>
-                  </pic:nvPicPr>
-                  <pic:blipFill>
-                    <a:blip r:embed="rId33"/>
-                    <a:stretch>
-                      <a:fillRect/>
-                    </a:stretch>
-                  </pic:blipFill>
-                  <pic:spPr>
-                    <a:xfrm>
-                      <a:off x="0" y="0"/>
-                      <a:ext cx="2406522" cy="1760870"/>
-                    </a:xfrm>
-                    <a:prstGeom prst="rect">
-                      <a:avLst/>
-                    </a:prstGeom>
-                    <a:ln w="6350">
-                      <a:solidFill>
-                        <a:srgbClr val="A6A6A6"/>
-                      </a:solidFill>
-                    </a:ln>
-                  </pic:spPr>
-                </pic:pic>
-              </a:graphicData>
-            </a:graphic>
-          </wp:inline>
-        </w:drawing>
-      </w:r>
-    </w:p>
-    <w:p>
-      <w:pPr>
-        <w:pStyle w:val="ad"/>
-      </w:pPr>
-      <w:r>
-        <w:t>Рисунок 27 — Файлы «только для чтения»</w:t>
-      </w:r>
-    </w:p>
-    <w:p>
-      <w:pPr>
-        <w:keepNext/>
-        <w:spacing w:before="120"/>
-        <w:ind w:firstLine="0"/>
-        <w:jc w:val="center"/>
-      </w:pPr>
-      <w:r>
-        <w:rPr>
-          <w:noProof/>
-        </w:rPr>
-        <w:drawing>
-          <wp:inline distT="0" distB="0" distL="0" distR="0" wp14:anchorId="76147562" wp14:editId="09E820B3">
-            <wp:extent cx="4226087" cy="1144565"/>
-            <wp:effectExtent l="0" t="0" r="0" b="0"/>
-            <wp:docPr id="28" name="Объект 28"/>
-            <wp:cNvGraphicFramePr/>
-            <a:graphic xmlns:a="http://schemas.openxmlformats.org/drawingml/2006/main">
-              <a:graphicData uri="http://schemas.openxmlformats.org/drawingml/2006/picture">
-                <pic:pic xmlns:pic="http://schemas.openxmlformats.org/drawingml/2006/picture">
-                  <pic:nvPicPr>
-                    <pic:cNvPr id="28" name="image28.png"/>
-                    <pic:cNvPicPr/>
-                  </pic:nvPicPr>
-                  <pic:blipFill>
-                    <a:blip r:embed="rId34"/>
-                    <a:stretch>
-                      <a:fillRect/>
-                    </a:stretch>
-                  </pic:blipFill>
-                  <pic:spPr>
-                    <a:xfrm>
-                      <a:off x="0" y="0"/>
-                      <a:ext cx="4226087" cy="1144565"/>
-                    </a:xfrm>
-                    <a:prstGeom prst="rect">
-                      <a:avLst/>
-                    </a:prstGeom>
-                    <a:ln w="6350">
-                      <a:solidFill>
-                        <a:srgbClr val="A6A6A6"/>
-                      </a:solidFill>
-                    </a:ln>
-                  </pic:spPr>
-                </pic:pic>
-              </a:graphicData>
-            </a:graphic>
-          </wp:inline>
-        </w:drawing>
-      </w:r>
-    </w:p>
-    <w:p>
-      <w:pPr>
-        <w:pStyle w:val="ad"/>
-      </w:pPr>
-      <w:r>
-        <w:t>Рисунок 28 — Непустой каталог</w:t>
-      </w:r>
-    </w:p>
-    <w:p>
-      <w:pPr>
-        <w:keepNext/>
-        <w:spacing w:before="120"/>
-        <w:ind w:firstLine="0"/>
-        <w:jc w:val="center"/>
-      </w:pPr>
-      <w:r>
-        <w:rPr>
-          <w:noProof/>
-        </w:rPr>
-        <w:drawing>
-          <wp:inline distT="0" distB="0" distL="0" distR="0" wp14:anchorId="293B1C51" wp14:editId="5BBA061F">
+          <wp:inline distT="0" distB="0" distL="0" distR="0">
             <wp:extent cx="4500000" cy="3312639"/>
             <wp:effectExtent l="0" t="0" r="0" b="0"/>
-            <wp:docPr id="29" name="Объект 29"/>
+            <wp:docPr id="26" name="Объект 26"/>
             <wp:cNvGraphicFramePr/>
-            <a:graphic xmlns:a="http://schemas.openxmlformats.org/drawingml/2006/main">
+            <a:graphic>
               <a:graphicData uri="http://schemas.openxmlformats.org/drawingml/2006/picture">
-                <pic:pic xmlns:pic="http://schemas.openxmlformats.org/drawingml/2006/picture">
+                <pic:pic>
                   <pic:nvPicPr>
-                    <pic:cNvPr id="29" name="image29.png"/>
+                    <pic:cNvPr id="26" name="image26.png"/>
                     <pic:cNvPicPr/>
                   </pic:nvPicPr>
                   <pic:blipFill>
@@ -5136,41 +3499,210 @@
         </w:drawing>
       </w:r>
     </w:p>
-    <w:p>
+    <w:p xmlns:a="http://schemas.openxmlformats.org/drawingml/2006/main" xmlns:pic="http://schemas.openxmlformats.org/drawingml/2006/picture" xmlns:c="http://schemas.openxmlformats.org/drawingml/2006/chart">
       <w:pPr>
         <w:pStyle w:val="ad"/>
       </w:pPr>
       <w:r>
-        <w:t>Рисунок 29 — Итог удаления каталогов</w:t>
-      </w:r>
-    </w:p>
-    <w:p>
+        <w:t xml:space="preserve">Рисунок 26 — После удаления</w:t>
+      </w:r>
+    </w:p>
+    <w:p xmlns:a="http://schemas.openxmlformats.org/drawingml/2006/main" xmlns:pic="http://schemas.openxmlformats.org/drawingml/2006/picture" xmlns:c="http://schemas.openxmlformats.org/drawingml/2006/chart">
+      <w:r>
+        <w:t xml:space="preserve">Файлы «только для чтения» не удаляются (рисунок 27); для непустого каталога задаётся вопрос с вариантами «для всех» (рисунки 28, 29); безвозвратное удаление подтверждается (рисунок 30). В настройках выбирается поведение для непустых каталогов и подтверждений (рисунок 31). Ошибки и справка — рисунки 32, 33.</w:t>
+      </w:r>
+    </w:p>
+    <w:p xmlns:a="http://schemas.openxmlformats.org/drawingml/2006/main" xmlns:pic="http://schemas.openxmlformats.org/drawingml/2006/picture" xmlns:c="http://schemas.openxmlformats.org/drawingml/2006/chart">
       <w:pPr>
         <w:keepNext/>
-        <w:spacing w:before="120"/>
+        <w:spacing w:before="120" w:line="240" w:lineRule="auto"/>
         <w:ind w:firstLine="0"/>
         <w:jc w:val="center"/>
       </w:pPr>
       <w:r>
-        <w:rPr>
-          <w:noProof/>
-        </w:rPr>
-        <w:lastRenderedPageBreak/>
         <w:drawing>
-          <wp:inline distT="0" distB="0" distL="0" distR="0" wp14:anchorId="0A89C408" wp14:editId="6232288B">
+          <wp:inline distT="0" distB="0" distL="0" distR="0">
+            <wp:extent cx="2406522" cy="1760870"/>
+            <wp:effectExtent l="0" t="0" r="0" b="0"/>
+            <wp:docPr id="27" name="Объект 27"/>
+            <wp:cNvGraphicFramePr/>
+            <a:graphic>
+              <a:graphicData uri="http://schemas.openxmlformats.org/drawingml/2006/picture">
+                <pic:pic>
+                  <pic:nvPicPr>
+                    <pic:cNvPr id="27" name="image27.png"/>
+                    <pic:cNvPicPr/>
+                  </pic:nvPicPr>
+                  <pic:blipFill>
+                    <a:blip r:embed="rId36"/>
+                    <a:stretch>
+                      <a:fillRect/>
+                    </a:stretch>
+                  </pic:blipFill>
+                  <pic:spPr>
+                    <a:xfrm>
+                      <a:off x="0" y="0"/>
+                      <a:ext cx="2406522" cy="1760870"/>
+                    </a:xfrm>
+                    <a:prstGeom prst="rect">
+                      <a:avLst/>
+                    </a:prstGeom>
+                    <a:ln w="6350">
+                      <a:solidFill>
+                        <a:srgbClr val="A6A6A6"/>
+                      </a:solidFill>
+                    </a:ln>
+                  </pic:spPr>
+                </pic:pic>
+              </a:graphicData>
+            </a:graphic>
+          </wp:inline>
+        </w:drawing>
+      </w:r>
+    </w:p>
+    <w:p xmlns:a="http://schemas.openxmlformats.org/drawingml/2006/main" xmlns:pic="http://schemas.openxmlformats.org/drawingml/2006/picture" xmlns:c="http://schemas.openxmlformats.org/drawingml/2006/chart">
+      <w:pPr>
+        <w:pStyle w:val="ad"/>
+      </w:pPr>
+      <w:r>
+        <w:t xml:space="preserve">Рисунок 27 — Файлы «только для чтения»</w:t>
+      </w:r>
+    </w:p>
+    <w:p xmlns:a="http://schemas.openxmlformats.org/drawingml/2006/main" xmlns:pic="http://schemas.openxmlformats.org/drawingml/2006/picture" xmlns:c="http://schemas.openxmlformats.org/drawingml/2006/chart">
+      <w:pPr>
+        <w:keepNext/>
+        <w:spacing w:before="120" w:line="240" w:lineRule="auto"/>
+        <w:ind w:firstLine="0"/>
+        <w:jc w:val="center"/>
+      </w:pPr>
+      <w:r>
+        <w:drawing>
+          <wp:inline distT="0" distB="0" distL="0" distR="0">
+            <wp:extent cx="4226087" cy="1144565"/>
+            <wp:effectExtent l="0" t="0" r="0" b="0"/>
+            <wp:docPr id="28" name="Объект 28"/>
+            <wp:cNvGraphicFramePr/>
+            <a:graphic>
+              <a:graphicData uri="http://schemas.openxmlformats.org/drawingml/2006/picture">
+                <pic:pic>
+                  <pic:nvPicPr>
+                    <pic:cNvPr id="28" name="image28.png"/>
+                    <pic:cNvPicPr/>
+                  </pic:nvPicPr>
+                  <pic:blipFill>
+                    <a:blip r:embed="rId37"/>
+                    <a:stretch>
+                      <a:fillRect/>
+                    </a:stretch>
+                  </pic:blipFill>
+                  <pic:spPr>
+                    <a:xfrm>
+                      <a:off x="0" y="0"/>
+                      <a:ext cx="4226087" cy="1144565"/>
+                    </a:xfrm>
+                    <a:prstGeom prst="rect">
+                      <a:avLst/>
+                    </a:prstGeom>
+                    <a:ln w="6350">
+                      <a:solidFill>
+                        <a:srgbClr val="A6A6A6"/>
+                      </a:solidFill>
+                    </a:ln>
+                  </pic:spPr>
+                </pic:pic>
+              </a:graphicData>
+            </a:graphic>
+          </wp:inline>
+        </w:drawing>
+      </w:r>
+    </w:p>
+    <w:p xmlns:a="http://schemas.openxmlformats.org/drawingml/2006/main" xmlns:pic="http://schemas.openxmlformats.org/drawingml/2006/picture" xmlns:c="http://schemas.openxmlformats.org/drawingml/2006/chart">
+      <w:pPr>
+        <w:pStyle w:val="ad"/>
+      </w:pPr>
+      <w:r>
+        <w:t xml:space="preserve">Рисунок 28 — Непустой каталог</w:t>
+      </w:r>
+    </w:p>
+    <w:p xmlns:a="http://schemas.openxmlformats.org/drawingml/2006/main" xmlns:pic="http://schemas.openxmlformats.org/drawingml/2006/picture" xmlns:c="http://schemas.openxmlformats.org/drawingml/2006/chart">
+      <w:pPr>
+        <w:keepNext/>
+        <w:spacing w:before="120" w:line="240" w:lineRule="auto"/>
+        <w:ind w:firstLine="0"/>
+        <w:jc w:val="center"/>
+      </w:pPr>
+      <w:r>
+        <w:drawing>
+          <wp:inline distT="0" distB="0" distL="0" distR="0">
+            <wp:extent cx="4500000" cy="3312639"/>
+            <wp:effectExtent l="0" t="0" r="0" b="0"/>
+            <wp:docPr id="29" name="Объект 29"/>
+            <wp:cNvGraphicFramePr/>
+            <a:graphic>
+              <a:graphicData uri="http://schemas.openxmlformats.org/drawingml/2006/picture">
+                <pic:pic>
+                  <pic:nvPicPr>
+                    <pic:cNvPr id="29" name="image29.png"/>
+                    <pic:cNvPicPr/>
+                  </pic:nvPicPr>
+                  <pic:blipFill>
+                    <a:blip r:embed="rId38"/>
+                    <a:stretch>
+                      <a:fillRect/>
+                    </a:stretch>
+                  </pic:blipFill>
+                  <pic:spPr>
+                    <a:xfrm>
+                      <a:off x="0" y="0"/>
+                      <a:ext cx="4500000" cy="3312639"/>
+                    </a:xfrm>
+                    <a:prstGeom prst="rect">
+                      <a:avLst/>
+                    </a:prstGeom>
+                    <a:ln w="6350">
+                      <a:solidFill>
+                        <a:srgbClr val="A6A6A6"/>
+                      </a:solidFill>
+                    </a:ln>
+                  </pic:spPr>
+                </pic:pic>
+              </a:graphicData>
+            </a:graphic>
+          </wp:inline>
+        </w:drawing>
+      </w:r>
+    </w:p>
+    <w:p xmlns:a="http://schemas.openxmlformats.org/drawingml/2006/main" xmlns:pic="http://schemas.openxmlformats.org/drawingml/2006/picture" xmlns:c="http://schemas.openxmlformats.org/drawingml/2006/chart">
+      <w:pPr>
+        <w:pStyle w:val="ad"/>
+      </w:pPr>
+      <w:r>
+        <w:t xml:space="preserve">Рисунок 29 — Итог удаления каталогов</w:t>
+      </w:r>
+    </w:p>
+    <w:p xmlns:a="http://schemas.openxmlformats.org/drawingml/2006/main" xmlns:pic="http://schemas.openxmlformats.org/drawingml/2006/picture" xmlns:c="http://schemas.openxmlformats.org/drawingml/2006/chart">
+      <w:pPr>
+        <w:keepNext/>
+        <w:spacing w:before="120" w:line="240" w:lineRule="auto"/>
+        <w:ind w:firstLine="0"/>
+        <w:jc w:val="center"/>
+      </w:pPr>
+      <w:r>
+        <w:drawing>
+          <wp:inline distT="0" distB="0" distL="0" distR="0">
             <wp:extent cx="2300870" cy="1649348"/>
             <wp:effectExtent l="0" t="0" r="0" b="0"/>
             <wp:docPr id="30" name="Объект 30"/>
             <wp:cNvGraphicFramePr/>
-            <a:graphic xmlns:a="http://schemas.openxmlformats.org/drawingml/2006/main">
+            <a:graphic>
               <a:graphicData uri="http://schemas.openxmlformats.org/drawingml/2006/picture">
-                <pic:pic xmlns:pic="http://schemas.openxmlformats.org/drawingml/2006/picture">
+                <pic:pic>
                   <pic:nvPicPr>
                     <pic:cNvPr id="30" name="image30.png"/>
                     <pic:cNvPicPr/>
                   </pic:nvPicPr>
                   <pic:blipFill>
-                    <a:blip r:embed="rId36"/>
+                    <a:blip r:embed="rId39"/>
                     <a:stretch>
                       <a:fillRect/>
                     </a:stretch>
@@ -5196,40 +3728,37 @@
         </w:drawing>
       </w:r>
     </w:p>
-    <w:p>
+    <w:p xmlns:a="http://schemas.openxmlformats.org/drawingml/2006/main" xmlns:pic="http://schemas.openxmlformats.org/drawingml/2006/picture" xmlns:c="http://schemas.openxmlformats.org/drawingml/2006/chart">
       <w:pPr>
         <w:pStyle w:val="ad"/>
       </w:pPr>
       <w:r>
-        <w:t>Рисунок 30 — Безвозвратное удаление</w:t>
-      </w:r>
-    </w:p>
-    <w:p>
+        <w:t xml:space="preserve">Рисунок 30 — Безвозвратное удаление</w:t>
+      </w:r>
+    </w:p>
+    <w:p xmlns:a="http://schemas.openxmlformats.org/drawingml/2006/main" xmlns:pic="http://schemas.openxmlformats.org/drawingml/2006/picture" xmlns:c="http://schemas.openxmlformats.org/drawingml/2006/chart">
       <w:pPr>
         <w:keepNext/>
-        <w:spacing w:before="120"/>
+        <w:spacing w:before="120" w:line="240" w:lineRule="auto"/>
         <w:ind w:firstLine="0"/>
         <w:jc w:val="center"/>
       </w:pPr>
       <w:r>
-        <w:rPr>
-          <w:noProof/>
-        </w:rPr>
         <w:drawing>
-          <wp:inline distT="0" distB="0" distL="0" distR="0" wp14:anchorId="394A3AD5" wp14:editId="6FBFCB27">
+          <wp:inline distT="0" distB="0" distL="0" distR="0">
             <wp:extent cx="2465217" cy="1954565"/>
             <wp:effectExtent l="0" t="0" r="0" b="0"/>
             <wp:docPr id="31" name="Объект 31"/>
             <wp:cNvGraphicFramePr/>
-            <a:graphic xmlns:a="http://schemas.openxmlformats.org/drawingml/2006/main">
+            <a:graphic>
               <a:graphicData uri="http://schemas.openxmlformats.org/drawingml/2006/picture">
-                <pic:pic xmlns:pic="http://schemas.openxmlformats.org/drawingml/2006/picture">
+                <pic:pic>
                   <pic:nvPicPr>
                     <pic:cNvPr id="31" name="image31.png"/>
                     <pic:cNvPicPr/>
                   </pic:nvPicPr>
                   <pic:blipFill>
-                    <a:blip r:embed="rId37"/>
+                    <a:blip r:embed="rId40"/>
                     <a:stretch>
                       <a:fillRect/>
                     </a:stretch>
@@ -5255,40 +3784,37 @@
         </w:drawing>
       </w:r>
     </w:p>
-    <w:p>
+    <w:p xmlns:a="http://schemas.openxmlformats.org/drawingml/2006/main" xmlns:pic="http://schemas.openxmlformats.org/drawingml/2006/picture" xmlns:c="http://schemas.openxmlformats.org/drawingml/2006/chart">
       <w:pPr>
         <w:pStyle w:val="ad"/>
       </w:pPr>
       <w:r>
-        <w:t>Рисунок 31 — Настройки</w:t>
-      </w:r>
-    </w:p>
-    <w:p>
+        <w:t xml:space="preserve">Рисунок 31 — Настройки</w:t>
+      </w:r>
+    </w:p>
+    <w:p xmlns:a="http://schemas.openxmlformats.org/drawingml/2006/main" xmlns:pic="http://schemas.openxmlformats.org/drawingml/2006/picture" xmlns:c="http://schemas.openxmlformats.org/drawingml/2006/chart">
       <w:pPr>
         <w:keepNext/>
-        <w:spacing w:before="120"/>
+        <w:spacing w:before="120" w:line="240" w:lineRule="auto"/>
         <w:ind w:firstLine="0"/>
         <w:jc w:val="center"/>
       </w:pPr>
       <w:r>
-        <w:rPr>
-          <w:noProof/>
-        </w:rPr>
         <w:drawing>
-          <wp:inline distT="0" distB="0" distL="0" distR="0" wp14:anchorId="2BE185D7" wp14:editId="05D84786">
+          <wp:inline distT="0" distB="0" distL="0" distR="0">
             <wp:extent cx="2242174" cy="1220870"/>
             <wp:effectExtent l="0" t="0" r="0" b="0"/>
             <wp:docPr id="32" name="Объект 32"/>
             <wp:cNvGraphicFramePr/>
-            <a:graphic xmlns:a="http://schemas.openxmlformats.org/drawingml/2006/main">
+            <a:graphic>
               <a:graphicData uri="http://schemas.openxmlformats.org/drawingml/2006/picture">
-                <pic:pic xmlns:pic="http://schemas.openxmlformats.org/drawingml/2006/picture">
+                <pic:pic>
                   <pic:nvPicPr>
                     <pic:cNvPr id="32" name="image32.png"/>
                     <pic:cNvPicPr/>
                   </pic:nvPicPr>
                   <pic:blipFill>
-                    <a:blip r:embed="rId38"/>
+                    <a:blip r:embed="rId41"/>
                     <a:stretch>
                       <a:fillRect/>
                     </a:stretch>
@@ -5314,44 +3840,37 @@
         </w:drawing>
       </w:r>
     </w:p>
-    <w:p>
+    <w:p xmlns:a="http://schemas.openxmlformats.org/drawingml/2006/main" xmlns:pic="http://schemas.openxmlformats.org/drawingml/2006/picture" xmlns:c="http://schemas.openxmlformats.org/drawingml/2006/chart">
       <w:pPr>
         <w:pStyle w:val="ad"/>
       </w:pPr>
       <w:r>
-        <w:t>Рисунок 32 — Несуществующий</w:t>
-      </w:r>
-      <w:r>
-        <w:t xml:space="preserve"> каталог</w:t>
-      </w:r>
-    </w:p>
-    <w:p>
+        <w:t xml:space="preserve">Рисунок 32 — Несуществующий каталог</w:t>
+      </w:r>
+    </w:p>
+    <w:p xmlns:a="http://schemas.openxmlformats.org/drawingml/2006/main" xmlns:pic="http://schemas.openxmlformats.org/drawingml/2006/picture" xmlns:c="http://schemas.openxmlformats.org/drawingml/2006/chart">
       <w:pPr>
         <w:keepNext/>
-        <w:spacing w:before="120"/>
+        <w:spacing w:before="120" w:line="240" w:lineRule="auto"/>
         <w:ind w:firstLine="0"/>
         <w:jc w:val="center"/>
       </w:pPr>
       <w:r>
-        <w:rPr>
-          <w:noProof/>
-        </w:rPr>
-        <w:lastRenderedPageBreak/>
         <w:drawing>
-          <wp:inline distT="0" distB="0" distL="0" distR="0" wp14:anchorId="553C9EEB" wp14:editId="11A982E7">
+          <wp:inline distT="0" distB="0" distL="0" distR="0">
             <wp:extent cx="3228261" cy="3879783"/>
             <wp:effectExtent l="0" t="0" r="0" b="0"/>
             <wp:docPr id="33" name="Объект 33"/>
             <wp:cNvGraphicFramePr/>
-            <a:graphic xmlns:a="http://schemas.openxmlformats.org/drawingml/2006/main">
+            <a:graphic>
               <a:graphicData uri="http://schemas.openxmlformats.org/drawingml/2006/picture">
-                <pic:pic xmlns:pic="http://schemas.openxmlformats.org/drawingml/2006/picture">
+                <pic:pic>
                   <pic:nvPicPr>
                     <pic:cNvPr id="33" name="image33.png"/>
                     <pic:cNvPicPr/>
                   </pic:nvPicPr>
                   <pic:blipFill>
-                    <a:blip r:embed="rId39"/>
+                    <a:blip r:embed="rId42"/>
                     <a:stretch>
                       <a:fillRect/>
                     </a:stretch>
@@ -5377,229 +3896,57 @@
         </w:drawing>
       </w:r>
     </w:p>
-    <w:p>
+    <w:p xmlns:a="http://schemas.openxmlformats.org/drawingml/2006/main" xmlns:pic="http://schemas.openxmlformats.org/drawingml/2006/picture" xmlns:c="http://schemas.openxmlformats.org/drawingml/2006/chart">
       <w:pPr>
         <w:pStyle w:val="ad"/>
       </w:pPr>
       <w:r>
-        <w:t>Рисунок 33 — Справка</w:t>
-      </w:r>
-    </w:p>
-    <w:p>
+        <w:t xml:space="preserve">Рисунок 33 — Справка</w:t>
+      </w:r>
+    </w:p>
+    <w:p xmlns:a="http://schemas.openxmlformats.org/drawingml/2006/main" xmlns:pic="http://schemas.openxmlformats.org/drawingml/2006/picture" xmlns:c="http://schemas.openxmlformats.org/drawingml/2006/chart">
       <w:pPr>
         <w:pStyle w:val="20"/>
       </w:pPr>
-      <w:bookmarkStart w:id="7" w:name="_Toc242470910"/>
-      <w:r>
-        <w:t>4.2 Руководство программиста</w:t>
-      </w:r>
-      <w:bookmarkEnd w:id="7"/>
-    </w:p>
-    <w:p>
-      <w:r>
-        <w:t xml:space="preserve">Использованы виджеты </w:t>
-      </w:r>
-      <w:proofErr w:type="spellStart"/>
-      <w:r>
-        <w:t>Tkinter</w:t>
-      </w:r>
-      <w:proofErr w:type="spellEnd"/>
-      <w:r>
-        <w:t xml:space="preserve">: </w:t>
-      </w:r>
-      <w:proofErr w:type="spellStart"/>
-      <w:r>
-        <w:t>tk.Menu</w:t>
-      </w:r>
-      <w:proofErr w:type="spellEnd"/>
-      <w:r>
-        <w:t xml:space="preserve"> (строка меню, флажки и переключатели, контекстное меню), </w:t>
-      </w:r>
-      <w:proofErr w:type="spellStart"/>
-      <w:r>
-        <w:t>ttk.Treeview</w:t>
-      </w:r>
-      <w:proofErr w:type="spellEnd"/>
-      <w:r>
-        <w:t xml:space="preserve"> (список), </w:t>
-      </w:r>
-      <w:proofErr w:type="spellStart"/>
-      <w:r>
-        <w:t>ttk.Button</w:t>
-      </w:r>
-      <w:proofErr w:type="spellEnd"/>
-      <w:r>
-        <w:t xml:space="preserve">, </w:t>
-      </w:r>
-      <w:proofErr w:type="spellStart"/>
-      <w:r>
-        <w:t>ttk.Entry</w:t>
-      </w:r>
-      <w:proofErr w:type="spellEnd"/>
-      <w:r>
-        <w:t xml:space="preserve">, </w:t>
-      </w:r>
-      <w:proofErr w:type="spellStart"/>
-      <w:r>
-        <w:t>ttk.Label</w:t>
-      </w:r>
-      <w:proofErr w:type="spellEnd"/>
-      <w:r>
-        <w:t xml:space="preserve">, </w:t>
-      </w:r>
-      <w:proofErr w:type="spellStart"/>
-      <w:r>
-        <w:t>ttk.Combobox</w:t>
-      </w:r>
-      <w:proofErr w:type="spellEnd"/>
-      <w:r>
-        <w:t xml:space="preserve">, </w:t>
-      </w:r>
-      <w:proofErr w:type="spellStart"/>
-      <w:r>
-        <w:t>ttk.Spinbox</w:t>
-      </w:r>
-      <w:proofErr w:type="spellEnd"/>
-      <w:r>
-        <w:t xml:space="preserve">, </w:t>
-      </w:r>
-      <w:proofErr w:type="spellStart"/>
-      <w:r>
-        <w:t>ttk.Checkbutton</w:t>
-      </w:r>
-      <w:proofErr w:type="spellEnd"/>
-      <w:r>
-        <w:t>,</w:t>
-      </w:r>
-      <w:r>
-        <w:t xml:space="preserve"> </w:t>
-      </w:r>
-      <w:proofErr w:type="spellStart"/>
-      <w:r>
-        <w:t>ttk.Radiobutton</w:t>
-      </w:r>
-      <w:proofErr w:type="spellEnd"/>
-      <w:r>
-        <w:t xml:space="preserve">, </w:t>
-      </w:r>
-      <w:proofErr w:type="spellStart"/>
-      <w:r>
-        <w:t>ttk.LabelFrame</w:t>
-      </w:r>
-      <w:proofErr w:type="spellEnd"/>
-      <w:r>
-        <w:t xml:space="preserve">, </w:t>
-      </w:r>
-      <w:proofErr w:type="spellStart"/>
-      <w:r>
-        <w:t>ttk.Scrollbar</w:t>
-      </w:r>
-      <w:proofErr w:type="spellEnd"/>
-      <w:r>
-        <w:t xml:space="preserve">, </w:t>
-      </w:r>
-      <w:proofErr w:type="spellStart"/>
-      <w:r>
-        <w:t>tk.Toplevel</w:t>
-      </w:r>
-      <w:proofErr w:type="spellEnd"/>
-      <w:r>
-        <w:t xml:space="preserve">, а также </w:t>
-      </w:r>
-      <w:proofErr w:type="spellStart"/>
-      <w:r>
-        <w:t>messagebox</w:t>
-      </w:r>
-      <w:proofErr w:type="spellEnd"/>
-      <w:r>
-        <w:t xml:space="preserve"> и </w:t>
-      </w:r>
-      <w:proofErr w:type="spellStart"/>
-      <w:r>
-        <w:t>filedialog</w:t>
-      </w:r>
-      <w:proofErr w:type="spellEnd"/>
-      <w:r>
-        <w:t xml:space="preserve">. Класс Explorer строит окно и выполняет действия, </w:t>
-      </w:r>
-      <w:proofErr w:type="spellStart"/>
-      <w:r>
-        <w:t>PatternDialog</w:t>
-      </w:r>
-      <w:proofErr w:type="spellEnd"/>
-      <w:r>
-        <w:t xml:space="preserve">, </w:t>
-      </w:r>
-      <w:proofErr w:type="spellStart"/>
-      <w:r>
-        <w:t>FolderQuestion</w:t>
-      </w:r>
-      <w:proofErr w:type="spellEnd"/>
-      <w:r>
-        <w:t xml:space="preserve"> и </w:t>
-      </w:r>
-      <w:proofErr w:type="spellStart"/>
-      <w:r>
-        <w:t>SettingsDialog</w:t>
-      </w:r>
-      <w:proofErr w:type="spellEnd"/>
-      <w:r>
-        <w:t xml:space="preserve"> — собственные диалоги. Настройки хранятся в %APPDATA%\</w:t>
-      </w:r>
-      <w:proofErr w:type="spellStart"/>
-      <w:r>
-        <w:t>menu_explor</w:t>
-      </w:r>
-      <w:r>
-        <w:t>er_settings.json</w:t>
-      </w:r>
-      <w:proofErr w:type="spellEnd"/>
-      <w:r>
-        <w:t xml:space="preserve">. Удаление — та же функция </w:t>
-      </w:r>
-      <w:proofErr w:type="spellStart"/>
-      <w:r>
-        <w:t>delete_entry</w:t>
-      </w:r>
-      <w:proofErr w:type="spellEnd"/>
-      <w:r>
-        <w:t xml:space="preserve"> общего модуля.</w:t>
-      </w:r>
-    </w:p>
-    <w:p>
+      <w:r>
+        <w:t xml:space="preserve">4.2 Руководство программиста</w:t>
+      </w:r>
+    </w:p>
+    <w:p xmlns:a="http://schemas.openxmlformats.org/drawingml/2006/main" xmlns:pic="http://schemas.openxmlformats.org/drawingml/2006/picture" xmlns:c="http://schemas.openxmlformats.org/drawingml/2006/chart">
+      <w:r>
+        <w:t xml:space="preserve">Использованы виджеты Tkinter: tk.Menu (строка меню, флажки и переключатели, контекстное меню), ttk.Treeview (список), ttk.Button, ttk.Entry, ttk.Label, ttk.Combobox, ttk.Spinbox, ttk.Checkbutton, ttk.Radiobutton, ttk.LabelFrame, ttk.Scrollbar, tk.Toplevel, а также messagebox и filedialog. Класс Explorer строит окно и выполняет действия, PatternDialog, FolderQuestion и SettingsDialog — собственные диалоги. Настройки хранятся в %APPDATA%\menu_explorer_settings.json. Удаление — та же функция delete_entry общего модуля.</w:t>
+      </w:r>
+    </w:p>
+    <w:p xmlns:a="http://schemas.openxmlformats.org/drawingml/2006/main" xmlns:pic="http://schemas.openxmlformats.org/drawingml/2006/picture" xmlns:c="http://schemas.openxmlformats.org/drawingml/2006/chart">
       <w:pPr>
         <w:pStyle w:val="11"/>
       </w:pPr>
-      <w:bookmarkStart w:id="8" w:name="_Toc242470911"/>
-      <w:r>
-        <w:t>5 Сравнение парадигм</w:t>
-      </w:r>
-      <w:bookmarkEnd w:id="8"/>
-    </w:p>
-    <w:p>
+      <w:r>
+        <w:t xml:space="preserve">5 Сравнение парадигм</w:t>
+      </w:r>
+    </w:p>
+    <w:p xmlns:a="http://schemas.openxmlformats.org/drawingml/2006/main" xmlns:pic="http://schemas.openxmlformats.org/drawingml/2006/picture" xmlns:c="http://schemas.openxmlformats.org/drawingml/2006/chart">
       <w:pPr>
         <w:pStyle w:val="20"/>
       </w:pPr>
-      <w:bookmarkStart w:id="9" w:name="_Toc242470912"/>
-      <w:r>
-        <w:t>5.1 Затраты на разработку</w:t>
-      </w:r>
-      <w:bookmarkEnd w:id="9"/>
-    </w:p>
-    <w:p>
-      <w:r>
-        <w:t>Объём кода приведён в таблице 4.</w:t>
-      </w:r>
-    </w:p>
-    <w:p>
+      <w:r>
+        <w:t xml:space="preserve">5.1 Затраты на разработку</w:t>
+      </w:r>
+    </w:p>
+    <w:p xmlns:a="http://schemas.openxmlformats.org/drawingml/2006/main" xmlns:pic="http://schemas.openxmlformats.org/drawingml/2006/picture" xmlns:c="http://schemas.openxmlformats.org/drawingml/2006/chart">
+      <w:r>
+        <w:t xml:space="preserve">Объём кода приведён в таблице 4.</w:t>
+      </w:r>
+    </w:p>
+    <w:p xmlns:a="http://schemas.openxmlformats.org/drawingml/2006/main" xmlns:pic="http://schemas.openxmlformats.org/drawingml/2006/picture" xmlns:c="http://schemas.openxmlformats.org/drawingml/2006/chart">
       <w:pPr>
         <w:pStyle w:val="ae"/>
       </w:pPr>
       <w:r>
-        <w:t>Таблица 4 — Объём программного кода</w:t>
-      </w:r>
-    </w:p>
-    <w:tbl>
+        <w:t xml:space="preserve">Таблица 4 — Объём программного кода</w:t>
+      </w:r>
+    </w:p>
+    <w:tbl xmlns:a="http://schemas.openxmlformats.org/drawingml/2006/main" xmlns:pic="http://schemas.openxmlformats.org/drawingml/2006/picture" xmlns:c="http://schemas.openxmlformats.org/drawingml/2006/chart">
       <w:tblPr>
         <w:tblW w:w="9354" w:type="dxa"/>
         <w:tblBorders>
@@ -5611,7 +3958,7 @@
           <w:insideV w:val="single" w:sz="4" w:space="0" w:color="000000"/>
         </w:tblBorders>
         <w:tblLayout w:type="fixed"/>
-        <w:tblLook w:val="0000" w:firstRow="0" w:lastRow="0" w:firstColumn="0" w:lastColumn="0" w:noHBand="0" w:noVBand="0"/>
+        <w:tblLook w:val="0000"/>
       </w:tblPr>
       <w:tblGrid>
         <w:gridCol w:w="2619"/>
@@ -5637,6 +3984,7 @@
           </w:tcPr>
           <w:p>
             <w:pPr>
+              <w:spacing w:line="240" w:lineRule="auto"/>
               <w:ind w:firstLine="0"/>
               <w:jc w:val="center"/>
             </w:pPr>
@@ -5644,8 +3992,10 @@
               <w:rPr>
                 <w:b/>
                 <w:bCs/>
-              </w:rPr>
-              <w:t>Программа</w:t>
+                <w:sz w:val="20"/>
+                <w:szCs w:val="20"/>
+              </w:rPr>
+              <w:t xml:space="preserve">Программа</w:t>
             </w:r>
           </w:p>
         </w:tc>
@@ -5662,6 +4012,7 @@
           </w:tcPr>
           <w:p>
             <w:pPr>
+              <w:spacing w:line="240" w:lineRule="auto"/>
               <w:ind w:firstLine="0"/>
               <w:jc w:val="center"/>
             </w:pPr>
@@ -5669,8 +4020,10 @@
               <w:rPr>
                 <w:b/>
                 <w:bCs/>
-              </w:rPr>
-              <w:t>Файл</w:t>
+                <w:sz w:val="20"/>
+                <w:szCs w:val="20"/>
+              </w:rPr>
+              <w:t xml:space="preserve">Файл</w:t>
             </w:r>
           </w:p>
         </w:tc>
@@ -5687,6 +4040,7 @@
           </w:tcPr>
           <w:p>
             <w:pPr>
+              <w:spacing w:line="240" w:lineRule="auto"/>
               <w:ind w:firstLine="0"/>
               <w:jc w:val="center"/>
             </w:pPr>
@@ -5694,8 +4048,10 @@
               <w:rPr>
                 <w:b/>
                 <w:bCs/>
-              </w:rPr>
-              <w:t>Строк кода</w:t>
+                <w:sz w:val="20"/>
+                <w:szCs w:val="20"/>
+              </w:rPr>
+              <w:t xml:space="preserve">Строк кода</w:t>
             </w:r>
           </w:p>
         </w:tc>
@@ -5712,6 +4068,7 @@
           </w:tcPr>
           <w:p>
             <w:pPr>
+              <w:spacing w:line="240" w:lineRule="auto"/>
               <w:ind w:firstLine="0"/>
               <w:jc w:val="center"/>
             </w:pPr>
@@ -5719,8 +4076,10 @@
               <w:rPr>
                 <w:b/>
                 <w:bCs/>
-              </w:rPr>
-              <w:t>Функций и методов</w:t>
+                <w:sz w:val="20"/>
+                <w:szCs w:val="20"/>
+              </w:rPr>
+              <w:t xml:space="preserve">Функций и методов</w:t>
             </w:r>
           </w:p>
         </w:tc>
@@ -5742,11 +4101,16 @@
           </w:tcPr>
           <w:p>
             <w:pPr>
+              <w:spacing w:line="240" w:lineRule="auto"/>
               <w:ind w:firstLine="0"/>
               <w:jc w:val="left"/>
             </w:pPr>
             <w:r>
-              <w:t>Командный язык</w:t>
+              <w:rPr>
+                <w:sz w:val="20"/>
+                <w:szCs w:val="20"/>
+              </w:rPr>
+              <w:t xml:space="preserve">Командный язык</w:t>
             </w:r>
           </w:p>
         </w:tc>
@@ -5763,11 +4127,16 @@
           </w:tcPr>
           <w:p>
             <w:pPr>
+              <w:spacing w:line="240" w:lineRule="auto"/>
               <w:ind w:firstLine="0"/>
               <w:jc w:val="center"/>
             </w:pPr>
             <w:r>
-              <w:t>command_shell.py</w:t>
+              <w:rPr>
+                <w:sz w:val="20"/>
+                <w:szCs w:val="20"/>
+              </w:rPr>
+              <w:t xml:space="preserve">command_shell.py</w:t>
             </w:r>
           </w:p>
         </w:tc>
@@ -5784,11 +4153,16 @@
           </w:tcPr>
           <w:p>
             <w:pPr>
+              <w:spacing w:line="240" w:lineRule="auto"/>
               <w:ind w:firstLine="0"/>
               <w:jc w:val="center"/>
             </w:pPr>
             <w:r>
-              <w:t>436</w:t>
+              <w:rPr>
+                <w:sz w:val="20"/>
+                <w:szCs w:val="20"/>
+              </w:rPr>
+              <w:t xml:space="preserve">436</w:t>
             </w:r>
           </w:p>
         </w:tc>
@@ -5805,11 +4179,16 @@
           </w:tcPr>
           <w:p>
             <w:pPr>
+              <w:spacing w:line="240" w:lineRule="auto"/>
               <w:ind w:firstLine="0"/>
               <w:jc w:val="center"/>
             </w:pPr>
             <w:r>
-              <w:t>20</w:t>
+              <w:rPr>
+                <w:sz w:val="20"/>
+                <w:szCs w:val="20"/>
+              </w:rPr>
+              <w:t xml:space="preserve">20</w:t>
             </w:r>
           </w:p>
         </w:tc>
@@ -5831,11 +4210,16 @@
           </w:tcPr>
           <w:p>
             <w:pPr>
+              <w:spacing w:line="240" w:lineRule="auto"/>
               <w:ind w:firstLine="0"/>
               <w:jc w:val="left"/>
             </w:pPr>
             <w:r>
-              <w:t>Меню</w:t>
+              <w:rPr>
+                <w:sz w:val="20"/>
+                <w:szCs w:val="20"/>
+              </w:rPr>
+              <w:t xml:space="preserve">Меню</w:t>
             </w:r>
           </w:p>
         </w:tc>
@@ -5852,11 +4236,16 @@
           </w:tcPr>
           <w:p>
             <w:pPr>
+              <w:spacing w:line="240" w:lineRule="auto"/>
               <w:ind w:firstLine="0"/>
               <w:jc w:val="center"/>
             </w:pPr>
             <w:r>
-              <w:t>menu_explorer.py</w:t>
+              <w:rPr>
+                <w:sz w:val="20"/>
+                <w:szCs w:val="20"/>
+              </w:rPr>
+              <w:t xml:space="preserve">menu_explorer.py</w:t>
             </w:r>
           </w:p>
         </w:tc>
@@ -5873,11 +4262,16 @@
           </w:tcPr>
           <w:p>
             <w:pPr>
+              <w:spacing w:line="240" w:lineRule="auto"/>
               <w:ind w:firstLine="0"/>
               <w:jc w:val="center"/>
             </w:pPr>
             <w:r>
-              <w:t>596</w:t>
+              <w:rPr>
+                <w:sz w:val="20"/>
+                <w:szCs w:val="20"/>
+              </w:rPr>
+              <w:t xml:space="preserve">557</w:t>
             </w:r>
           </w:p>
         </w:tc>
@@ -5894,11 +4288,16 @@
           </w:tcPr>
           <w:p>
             <w:pPr>
+              <w:spacing w:line="240" w:lineRule="auto"/>
               <w:ind w:firstLine="0"/>
               <w:jc w:val="center"/>
             </w:pPr>
             <w:r>
-              <w:t>43</w:t>
+              <w:rPr>
+                <w:sz w:val="20"/>
+                <w:szCs w:val="20"/>
+              </w:rPr>
+              <w:t xml:space="preserve">43</w:t>
             </w:r>
           </w:p>
         </w:tc>
@@ -5920,11 +4319,16 @@
           </w:tcPr>
           <w:p>
             <w:pPr>
+              <w:spacing w:line="240" w:lineRule="auto"/>
               <w:ind w:firstLine="0"/>
               <w:jc w:val="left"/>
             </w:pPr>
             <w:r>
-              <w:t>Общий модуль</w:t>
+              <w:rPr>
+                <w:sz w:val="20"/>
+                <w:szCs w:val="20"/>
+              </w:rPr>
+              <w:t xml:space="preserve">Общий модуль</w:t>
             </w:r>
           </w:p>
         </w:tc>
@@ -5941,11 +4345,16 @@
           </w:tcPr>
           <w:p>
             <w:pPr>
+              <w:spacing w:line="240" w:lineRule="auto"/>
               <w:ind w:firstLine="0"/>
               <w:jc w:val="center"/>
             </w:pPr>
             <w:r>
-              <w:t>files_core.py</w:t>
+              <w:rPr>
+                <w:sz w:val="20"/>
+                <w:szCs w:val="20"/>
+              </w:rPr>
+              <w:t xml:space="preserve">files_core.py</w:t>
             </w:r>
           </w:p>
         </w:tc>
@@ -5962,11 +4371,16 @@
           </w:tcPr>
           <w:p>
             <w:pPr>
+              <w:spacing w:line="240" w:lineRule="auto"/>
               <w:ind w:firstLine="0"/>
               <w:jc w:val="center"/>
             </w:pPr>
             <w:r>
-              <w:t>221</w:t>
+              <w:rPr>
+                <w:sz w:val="20"/>
+                <w:szCs w:val="20"/>
+              </w:rPr>
+              <w:t xml:space="preserve">221</w:t>
             </w:r>
           </w:p>
         </w:tc>
@@ -5983,72 +4397,55 @@
           </w:tcPr>
           <w:p>
             <w:pPr>
+              <w:spacing w:line="240" w:lineRule="auto"/>
               <w:ind w:firstLine="0"/>
               <w:jc w:val="center"/>
             </w:pPr>
             <w:r>
-              <w:t>23</w:t>
+              <w:rPr>
+                <w:sz w:val="20"/>
+                <w:szCs w:val="20"/>
+              </w:rPr>
+              <w:t xml:space="preserve">23</w:t>
             </w:r>
           </w:p>
         </w:tc>
       </w:tr>
     </w:tbl>
-    <w:p>
-      <w:pPr>
+    <w:p xmlns:a="http://schemas.openxmlformats.org/drawingml/2006/main" xmlns:pic="http://schemas.openxmlformats.org/drawingml/2006/picture" xmlns:c="http://schemas.openxmlformats.org/drawingml/2006/chart">
+      <w:pPr>
+        <w:spacing w:line="240" w:lineRule="auto"/>
         <w:ind w:firstLine="0"/>
       </w:pPr>
-    </w:p>
-    <w:p>
-      <w:r>
-        <w:t>Программа с меню больше в 1,4 раза: построение окна и три собственных диалога. В командном языке больше труда ушло на проектирование команд, ключей и справки.</w:t>
-      </w:r>
-    </w:p>
-    <w:p>
+      <w:r/>
+    </w:p>
+    <w:p xmlns:a="http://schemas.openxmlformats.org/drawingml/2006/main" xmlns:pic="http://schemas.openxmlformats.org/drawingml/2006/picture" xmlns:c="http://schemas.openxmlformats.org/drawingml/2006/chart">
+      <w:r>
+        <w:t xml:space="preserve">Программа с меню больше в 1,3 раза: построение окна и три собственных диалога. В командном языке больше труда ушло на проектирование команд, ключей и справки.</w:t>
+      </w:r>
+    </w:p>
+    <w:p xmlns:a="http://schemas.openxmlformats.org/drawingml/2006/main" xmlns:pic="http://schemas.openxmlformats.org/drawingml/2006/picture" xmlns:c="http://schemas.openxmlformats.org/drawingml/2006/chart">
       <w:pPr>
         <w:pStyle w:val="20"/>
       </w:pPr>
-      <w:bookmarkStart w:id="10" w:name="_Toc242470913"/>
-      <w:r>
-        <w:t>5.2 Эффективность работы пользователя</w:t>
-      </w:r>
-      <w:bookmarkEnd w:id="10"/>
-    </w:p>
-    <w:p>
-      <w:r>
-        <w:t xml:space="preserve">Оценка по модели KLM (Card, </w:t>
-      </w:r>
-      <w:proofErr w:type="spellStart"/>
-      <w:r>
-        <w:t>Moran</w:t>
-      </w:r>
-      <w:proofErr w:type="spellEnd"/>
-      <w:r>
-        <w:t xml:space="preserve">, </w:t>
-      </w:r>
-      <w:proofErr w:type="spellStart"/>
-      <w:r>
-        <w:t>Newell</w:t>
-      </w:r>
-      <w:proofErr w:type="spellEnd"/>
-      <w:r>
-        <w:t>): действия раскла</w:t>
-      </w:r>
-      <w:r>
-        <w:t>дываются на операции K — клавиша, P — наведение мыши, B — кнопка мыши, H — перенос руки, M — мысленная подготовка; K = 0,20 с, P = 1,10 с, B = 0,10 с, H = 0,40 с, M = 1,35 с. Время задачи — сумма времён операций. Результаты приведены в таблице 5 и на рисун</w:t>
-      </w:r>
-      <w:r>
-        <w:t>ке 34.</w:t>
-      </w:r>
-    </w:p>
-    <w:p>
+      <w:r>
+        <w:t xml:space="preserve">5.2 Эффективность работы пользователя</w:t>
+      </w:r>
+    </w:p>
+    <w:p xmlns:a="http://schemas.openxmlformats.org/drawingml/2006/main" xmlns:pic="http://schemas.openxmlformats.org/drawingml/2006/picture" xmlns:c="http://schemas.openxmlformats.org/drawingml/2006/chart">
+      <w:r>
+        <w:t xml:space="preserve">Оценка по модели KLM (Card, Moran, Newell): действия раскладываются на операции K — клавиша, P — наведение мыши, B — кнопка мыши, H — перенос руки, M — мысленная подготовка; K = 0,20 с, P = 1,10 с, B = 0,10 с, H = 0,40 с, M = 1,35 с. Время задачи — сумма времён операций. Результаты приведены в таблице 5 и на рисунке 34.</w:t>
+      </w:r>
+    </w:p>
+    <w:p xmlns:a="http://schemas.openxmlformats.org/drawingml/2006/main" xmlns:pic="http://schemas.openxmlformats.org/drawingml/2006/picture" xmlns:c="http://schemas.openxmlformats.org/drawingml/2006/chart">
       <w:pPr>
         <w:pStyle w:val="ae"/>
       </w:pPr>
       <w:r>
-        <w:t>Таблица 5 — Время выполнения задач по модели KLM</w:t>
-      </w:r>
-    </w:p>
-    <w:tbl>
+        <w:t xml:space="preserve">Таблица 5 — Время выполнения задач по модели KLM</w:t>
+      </w:r>
+    </w:p>
+    <w:tbl xmlns:a="http://schemas.openxmlformats.org/drawingml/2006/main" xmlns:pic="http://schemas.openxmlformats.org/drawingml/2006/picture" xmlns:c="http://schemas.openxmlformats.org/drawingml/2006/chart">
       <w:tblPr>
         <w:tblW w:w="9354" w:type="dxa"/>
         <w:tblBorders>
@@ -6060,7 +4457,7 @@
           <w:insideV w:val="single" w:sz="4" w:space="0" w:color="000000"/>
         </w:tblBorders>
         <w:tblLayout w:type="fixed"/>
-        <w:tblLook w:val="0000" w:firstRow="0" w:lastRow="0" w:firstColumn="0" w:lastColumn="0" w:noHBand="0" w:noVBand="0"/>
+        <w:tblLook w:val="0000"/>
       </w:tblPr>
       <w:tblGrid>
         <w:gridCol w:w="3555"/>
@@ -6085,6 +4482,7 @@
           </w:tcPr>
           <w:p>
             <w:pPr>
+              <w:spacing w:line="240" w:lineRule="auto"/>
               <w:ind w:firstLine="0"/>
               <w:jc w:val="center"/>
             </w:pPr>
@@ -6092,8 +4490,10 @@
               <w:rPr>
                 <w:b/>
                 <w:bCs/>
-              </w:rPr>
-              <w:t>Задача</w:t>
+                <w:sz w:val="20"/>
+                <w:szCs w:val="20"/>
+              </w:rPr>
+              <w:t xml:space="preserve">Задача</w:t>
             </w:r>
           </w:p>
         </w:tc>
@@ -6110,6 +4510,7 @@
           </w:tcPr>
           <w:p>
             <w:pPr>
+              <w:spacing w:line="240" w:lineRule="auto"/>
               <w:ind w:firstLine="0"/>
               <w:jc w:val="center"/>
             </w:pPr>
@@ -6117,8 +4518,10 @@
               <w:rPr>
                 <w:b/>
                 <w:bCs/>
-              </w:rPr>
-              <w:t>Командный язык</w:t>
+                <w:sz w:val="20"/>
+                <w:szCs w:val="20"/>
+              </w:rPr>
+              <w:t xml:space="preserve">Командный язык</w:t>
             </w:r>
           </w:p>
         </w:tc>
@@ -6135,6 +4538,7 @@
           </w:tcPr>
           <w:p>
             <w:pPr>
+              <w:spacing w:line="240" w:lineRule="auto"/>
               <w:ind w:firstLine="0"/>
               <w:jc w:val="center"/>
             </w:pPr>
@@ -6142,8 +4546,10 @@
               <w:rPr>
                 <w:b/>
                 <w:bCs/>
-              </w:rPr>
-              <w:t>Меню</w:t>
+                <w:sz w:val="20"/>
+                <w:szCs w:val="20"/>
+              </w:rPr>
+              <w:t xml:space="preserve">Меню</w:t>
             </w:r>
           </w:p>
         </w:tc>
@@ -6165,11 +4571,16 @@
           </w:tcPr>
           <w:p>
             <w:pPr>
+              <w:spacing w:line="240" w:lineRule="auto"/>
               <w:ind w:firstLine="0"/>
               <w:jc w:val="left"/>
             </w:pPr>
             <w:r>
-              <w:t>1. Удаление одного файла «заметки.txt»</w:t>
+              <w:rPr>
+                <w:sz w:val="20"/>
+                <w:szCs w:val="20"/>
+              </w:rPr>
+              <w:t xml:space="preserve">1. Удаление одного файла «заметки.txt»</w:t>
             </w:r>
           </w:p>
         </w:tc>
@@ -6186,26 +4597,25 @@
           </w:tcPr>
           <w:p>
             <w:pPr>
+              <w:spacing w:line="240" w:lineRule="auto"/>
               <w:ind w:firstLine="0"/>
               <w:jc w:val="left"/>
             </w:pPr>
-            <w:proofErr w:type="spellStart"/>
             <w:r>
               <w:rPr>
                 <w:rFonts w:ascii="Courier New" w:hAnsi="Courier New" w:cs="Courier New"/>
-              </w:rPr>
-              <w:t>del</w:t>
-            </w:r>
-            <w:proofErr w:type="spellEnd"/>
-            <w:r>
-              <w:rPr>
-                <w:rFonts w:ascii="Courier New" w:hAnsi="Courier New" w:cs="Courier New"/>
-              </w:rPr>
-              <w:t xml:space="preserve"> заметки.txt</w:t>
-            </w:r>
-            <w:r>
+                <w:sz w:val="20"/>
+                <w:szCs w:val="20"/>
+              </w:rPr>
+              <w:t xml:space="preserve">del заметки.txt</w:t>
+            </w:r>
+            <w:r>
+              <w:rPr>
+                <w:sz w:val="20"/>
+                <w:szCs w:val="20"/>
+              </w:rPr>
               <w:br/>
-              <w:t>2M + 16K = 5,90 с</w:t>
+              <w:t xml:space="preserve">2M + 16K = 5,90 с</w:t>
             </w:r>
           </w:p>
         </w:tc>
@@ -6222,11 +4632,16 @@
           </w:tcPr>
           <w:p>
             <w:pPr>
+              <w:spacing w:line="240" w:lineRule="auto"/>
               <w:ind w:firstLine="0"/>
               <w:jc w:val="left"/>
             </w:pPr>
             <w:r>
-              <w:t>2M + 4B + 2P = 5,30 с</w:t>
+              <w:rPr>
+                <w:sz w:val="20"/>
+                <w:szCs w:val="20"/>
+              </w:rPr>
+              <w:t xml:space="preserve">2M + 4B + 2P = 5,30 с</w:t>
             </w:r>
           </w:p>
         </w:tc>
@@ -6248,12 +4663,16 @@
           </w:tcPr>
           <w:p>
             <w:pPr>
+              <w:spacing w:line="240" w:lineRule="auto"/>
               <w:ind w:firstLine="0"/>
               <w:jc w:val="left"/>
             </w:pPr>
             <w:r>
-              <w:lastRenderedPageBreak/>
-              <w:t>2. Удаление трёх файлов по именам: cache_01.tmp, install.log, update.log</w:t>
+              <w:rPr>
+                <w:sz w:val="20"/>
+                <w:szCs w:val="20"/>
+              </w:rPr>
+              <w:t xml:space="preserve">2. Удаление трёх файлов по именам: cache_01.tmp, install.log, update.log</w:t>
             </w:r>
           </w:p>
         </w:tc>
@@ -6270,28 +4689,25 @@
           </w:tcPr>
           <w:p>
             <w:pPr>
+              <w:spacing w:line="240" w:lineRule="auto"/>
               <w:ind w:firstLine="0"/>
               <w:jc w:val="left"/>
-              <w:rPr>
-                <w:lang w:val="en-US"/>
-              </w:rPr>
             </w:pPr>
             <w:r>
               <w:rPr>
                 <w:rFonts w:ascii="Courier New" w:hAnsi="Courier New" w:cs="Courier New"/>
-                <w:lang w:val="en-US"/>
-              </w:rPr>
-              <w:t>del cache_01.tmp install.log update.log</w:t>
-            </w:r>
-            <w:r>
-              <w:rPr>
-                <w:lang w:val="en-US"/>
+                <w:sz w:val="20"/>
+                <w:szCs w:val="20"/>
+              </w:rPr>
+              <w:t xml:space="preserve">del cache_01.tmp install.log update.log</w:t>
+            </w:r>
+            <w:r>
+              <w:rPr>
+                <w:sz w:val="20"/>
+                <w:szCs w:val="20"/>
               </w:rPr>
               <w:br/>
-              <w:t>4M + 40K = 13,40 </w:t>
-            </w:r>
-            <w:r>
-              <w:t>с</w:t>
+              <w:t xml:space="preserve">4M + 40K = 13,40 с</w:t>
             </w:r>
           </w:p>
         </w:tc>
@@ -6308,11 +4724,16 @@
           </w:tcPr>
           <w:p>
             <w:pPr>
+              <w:spacing w:line="240" w:lineRule="auto"/>
               <w:ind w:firstLine="0"/>
               <w:jc w:val="left"/>
             </w:pPr>
             <w:r>
-              <w:t>4M + 10B + 4P + 2K = 11,20 с</w:t>
+              <w:rPr>
+                <w:sz w:val="20"/>
+                <w:szCs w:val="20"/>
+              </w:rPr>
+              <w:t xml:space="preserve">4M + 10B + 4P + 2K = 11,20 с</w:t>
             </w:r>
           </w:p>
         </w:tc>
@@ -6334,17 +4755,17 @@
           </w:tcPr>
           <w:p>
             <w:pPr>
+              <w:spacing w:line="240" w:lineRule="auto"/>
               <w:ind w:firstLine="0"/>
               <w:jc w:val="left"/>
             </w:pPr>
             <w:r>
-              <w:t>3. Удаление всех файлов с расширением .</w:t>
-            </w:r>
-            <w:proofErr w:type="spellStart"/>
-            <w:r>
-              <w:t>tmp</w:t>
-            </w:r>
-            <w:proofErr w:type="spellEnd"/>
+              <w:rPr>
+                <w:sz w:val="20"/>
+                <w:szCs w:val="20"/>
+              </w:rPr>
+              <w:t xml:space="preserve">3. Удаление всех файлов с расширением .tmp</w:t>
+            </w:r>
           </w:p>
         </w:tc>
         <w:tc>
@@ -6360,40 +4781,25 @@
           </w:tcPr>
           <w:p>
             <w:pPr>
+              <w:spacing w:line="240" w:lineRule="auto"/>
               <w:ind w:firstLine="0"/>
               <w:jc w:val="left"/>
             </w:pPr>
-            <w:proofErr w:type="spellStart"/>
             <w:r>
               <w:rPr>
                 <w:rFonts w:ascii="Courier New" w:hAnsi="Courier New" w:cs="Courier New"/>
-              </w:rPr>
-              <w:t>del</w:t>
-            </w:r>
-            <w:proofErr w:type="spellEnd"/>
-            <w:r>
-              <w:rPr>
-                <w:rFonts w:ascii="Courier New" w:hAnsi="Courier New" w:cs="Courier New"/>
-              </w:rPr>
-              <w:t xml:space="preserve"> *.</w:t>
-            </w:r>
-            <w:proofErr w:type="spellStart"/>
-            <w:r>
-              <w:rPr>
-                <w:rFonts w:ascii="Courier New" w:hAnsi="Courier New" w:cs="Courier New"/>
-              </w:rPr>
-              <w:t>tmp</w:t>
-            </w:r>
-            <w:proofErr w:type="spellEnd"/>
-            <w:r>
-              <w:rPr>
-                <w:rFonts w:ascii="Courier New" w:hAnsi="Courier New" w:cs="Courier New"/>
-              </w:rPr>
-              <w:t>, затем выбор 1</w:t>
-            </w:r>
-            <w:r>
+                <w:sz w:val="20"/>
+                <w:szCs w:val="20"/>
+              </w:rPr>
+              <w:t xml:space="preserve">del *.tmp, затем выбор 1</w:t>
+            </w:r>
+            <w:r>
+              <w:rPr>
+                <w:sz w:val="20"/>
+                <w:szCs w:val="20"/>
+              </w:rPr>
               <w:br/>
-              <w:t>3M + 12K = 6,45 с</w:t>
+              <w:t xml:space="preserve">3M + 12K = 6,45 с</w:t>
             </w:r>
           </w:p>
         </w:tc>
@@ -6410,14 +4816,16 @@
           </w:tcPr>
           <w:p>
             <w:pPr>
+              <w:spacing w:line="240" w:lineRule="auto"/>
               <w:ind w:firstLine="0"/>
               <w:jc w:val="left"/>
             </w:pPr>
             <w:r>
-              <w:t xml:space="preserve">3M + 2H </w:t>
-            </w:r>
-            <w:r>
-              <w:t>+ 8B + 4P + 6K = 11,25 с</w:t>
+              <w:rPr>
+                <w:sz w:val="20"/>
+                <w:szCs w:val="20"/>
+              </w:rPr>
+              <w:t xml:space="preserve">3M + 2H + 8B + 4P + 6K = 11,25 с</w:t>
             </w:r>
           </w:p>
         </w:tc>
@@ -6439,19 +4847,16 @@
           </w:tcPr>
           <w:p>
             <w:pPr>
+              <w:spacing w:line="240" w:lineRule="auto"/>
               <w:ind w:firstLine="0"/>
               <w:jc w:val="left"/>
             </w:pPr>
             <w:r>
-              <w:t>4. Удаление файлов с расширением .</w:t>
-            </w:r>
-            <w:proofErr w:type="spellStart"/>
-            <w:r>
-              <w:t>bak</w:t>
-            </w:r>
-            <w:proofErr w:type="spellEnd"/>
-            <w:r>
-              <w:t xml:space="preserve"> весом больше 1 МБ</w:t>
+              <w:rPr>
+                <w:sz w:val="20"/>
+                <w:szCs w:val="20"/>
+              </w:rPr>
+              <w:t xml:space="preserve">4. Удаление файлов с расширением .bak весом больше 1 МБ</w:t>
             </w:r>
           </w:p>
         </w:tc>
@@ -6468,40 +4873,25 @@
           </w:tcPr>
           <w:p>
             <w:pPr>
+              <w:spacing w:line="240" w:lineRule="auto"/>
               <w:ind w:firstLine="0"/>
               <w:jc w:val="left"/>
             </w:pPr>
-            <w:proofErr w:type="spellStart"/>
             <w:r>
               <w:rPr>
                 <w:rFonts w:ascii="Courier New" w:hAnsi="Courier New" w:cs="Courier New"/>
-              </w:rPr>
-              <w:t>del</w:t>
-            </w:r>
-            <w:proofErr w:type="spellEnd"/>
-            <w:r>
-              <w:rPr>
-                <w:rFonts w:ascii="Courier New" w:hAnsi="Courier New" w:cs="Courier New"/>
-              </w:rPr>
-              <w:t xml:space="preserve"> *.</w:t>
-            </w:r>
-            <w:proofErr w:type="spellStart"/>
-            <w:r>
-              <w:rPr>
-                <w:rFonts w:ascii="Courier New" w:hAnsi="Courier New" w:cs="Courier New"/>
-              </w:rPr>
-              <w:t>bak</w:t>
-            </w:r>
-            <w:proofErr w:type="spellEnd"/>
-            <w:r>
-              <w:rPr>
-                <w:rFonts w:ascii="Courier New" w:hAnsi="Courier New" w:cs="Courier New"/>
-              </w:rPr>
-              <w:t xml:space="preserve"> -w &gt;1M, затем выбор 1</w:t>
-            </w:r>
-            <w:r>
+                <w:sz w:val="20"/>
+                <w:szCs w:val="20"/>
+              </w:rPr>
+              <w:t xml:space="preserve">del *.bak -w &gt;1M, затем выбор 1</w:t>
+            </w:r>
+            <w:r>
+              <w:rPr>
+                <w:sz w:val="20"/>
+                <w:szCs w:val="20"/>
+              </w:rPr>
               <w:br/>
-              <w:t>4M + 19K = 9,20 с</w:t>
+              <w:t xml:space="preserve">4M + 19K = 9,20 с</w:t>
             </w:r>
           </w:p>
         </w:tc>
@@ -6518,11 +4908,16 @@
           </w:tcPr>
           <w:p>
             <w:pPr>
+              <w:spacing w:line="240" w:lineRule="auto"/>
               <w:ind w:firstLine="0"/>
               <w:jc w:val="left"/>
             </w:pPr>
             <w:r>
-              <w:t>4M + 4H + 20B + 9P + 6K = 20,10 с</w:t>
+              <w:rPr>
+                <w:sz w:val="20"/>
+                <w:szCs w:val="20"/>
+              </w:rPr>
+              <w:t xml:space="preserve">4M + 4H + 20B + 9P + 6K = 20,10 с</w:t>
             </w:r>
           </w:p>
         </w:tc>
@@ -6544,11 +4939,16 @@
           </w:tcPr>
           <w:p>
             <w:pPr>
+              <w:spacing w:line="240" w:lineRule="auto"/>
               <w:ind w:firstLine="0"/>
               <w:jc w:val="left"/>
             </w:pPr>
             <w:r>
-              <w:t>5. Переход в подкаталог «Фото» и возврат на уровень выше</w:t>
+              <w:rPr>
+                <w:sz w:val="20"/>
+                <w:szCs w:val="20"/>
+              </w:rPr>
+              <w:t xml:space="preserve">5. Переход в подкаталог «Фото» и возврат на уровень выше</w:t>
             </w:r>
           </w:p>
         </w:tc>
@@ -6565,45 +4965,25 @@
           </w:tcPr>
           <w:p>
             <w:pPr>
+              <w:spacing w:line="240" w:lineRule="auto"/>
               <w:ind w:firstLine="0"/>
               <w:jc w:val="left"/>
             </w:pPr>
-            <w:proofErr w:type="spellStart"/>
             <w:r>
               <w:rPr>
                 <w:rFonts w:ascii="Courier New" w:hAnsi="Courier New" w:cs="Courier New"/>
-              </w:rPr>
-              <w:t>cd</w:t>
-            </w:r>
-            <w:proofErr w:type="spellEnd"/>
-            <w:r>
-              <w:rPr>
-                <w:rFonts w:ascii="Courier New" w:hAnsi="Courier New" w:cs="Courier New"/>
-              </w:rPr>
-              <w:t xml:space="preserve"> Фото, затем </w:t>
-            </w:r>
-            <w:proofErr w:type="spellStart"/>
-            <w:r>
-              <w:rPr>
-                <w:rFonts w:ascii="Courier New" w:hAnsi="Courier New" w:cs="Courier New"/>
-              </w:rPr>
-              <w:t>cd</w:t>
-            </w:r>
-            <w:proofErr w:type="spellEnd"/>
-            <w:proofErr w:type="gramStart"/>
-            <w:r>
-              <w:rPr>
-                <w:rFonts w:ascii="Courier New" w:hAnsi="Courier New" w:cs="Courier New"/>
-              </w:rPr>
-              <w:t xml:space="preserve"> ..</w:t>
-            </w:r>
-            <w:proofErr w:type="gramEnd"/>
-            <w:r>
+                <w:sz w:val="20"/>
+                <w:szCs w:val="20"/>
+              </w:rPr>
+              <w:t xml:space="preserve">cd Фото, затем cd ..</w:t>
+            </w:r>
+            <w:r>
+              <w:rPr>
+                <w:sz w:val="20"/>
+                <w:szCs w:val="20"/>
+              </w:rPr>
               <w:br/>
-              <w:t xml:space="preserve">3M + 14K = </w:t>
-            </w:r>
-            <w:r>
-              <w:t>6,85 с</w:t>
+              <w:t xml:space="preserve">3M + 14K = 6,85 с</w:t>
             </w:r>
           </w:p>
         </w:tc>
@@ -6620,11 +5000,16 @@
           </w:tcPr>
           <w:p>
             <w:pPr>
+              <w:spacing w:line="240" w:lineRule="auto"/>
               <w:ind w:firstLine="0"/>
               <w:jc w:val="left"/>
             </w:pPr>
             <w:r>
-              <w:t>2M + 8B + 2P = 5,70 с</w:t>
+              <w:rPr>
+                <w:sz w:val="20"/>
+                <w:szCs w:val="20"/>
+              </w:rPr>
+              <w:t xml:space="preserve">2M + 8B + 2P = 5,70 с</w:t>
             </w:r>
           </w:p>
         </w:tc>
@@ -6646,11 +5031,16 @@
           </w:tcPr>
           <w:p>
             <w:pPr>
+              <w:spacing w:line="240" w:lineRule="auto"/>
               <w:ind w:firstLine="0"/>
               <w:jc w:val="left"/>
             </w:pPr>
             <w:r>
-              <w:t>6. Удаление непустого каталога «Старое»</w:t>
+              <w:rPr>
+                <w:sz w:val="20"/>
+                <w:szCs w:val="20"/>
+              </w:rPr>
+              <w:t xml:space="preserve">6. Удаление непустого каталога «Старое»</w:t>
             </w:r>
           </w:p>
         </w:tc>
@@ -6667,26 +5057,25 @@
           </w:tcPr>
           <w:p>
             <w:pPr>
+              <w:spacing w:line="240" w:lineRule="auto"/>
               <w:ind w:firstLine="0"/>
               <w:jc w:val="left"/>
             </w:pPr>
-            <w:proofErr w:type="spellStart"/>
             <w:r>
               <w:rPr>
                 <w:rFonts w:ascii="Courier New" w:hAnsi="Courier New" w:cs="Courier New"/>
-              </w:rPr>
-              <w:t>deldir</w:t>
-            </w:r>
-            <w:proofErr w:type="spellEnd"/>
-            <w:r>
-              <w:rPr>
-                <w:rFonts w:ascii="Courier New" w:hAnsi="Courier New" w:cs="Courier New"/>
-              </w:rPr>
-              <w:t xml:space="preserve"> Старое, затем выбор 1</w:t>
-            </w:r>
-            <w:r>
+                <w:sz w:val="20"/>
+                <w:szCs w:val="20"/>
+              </w:rPr>
+              <w:t xml:space="preserve">deldir Старое, затем выбор 1</w:t>
+            </w:r>
+            <w:r>
+              <w:rPr>
+                <w:sz w:val="20"/>
+                <w:szCs w:val="20"/>
+              </w:rPr>
               <w:br/>
-              <w:t>3M + 16K = 7,25 с</w:t>
+              <w:t xml:space="preserve">3M + 16K = 7,25 с</w:t>
             </w:r>
           </w:p>
         </w:tc>
@@ -6703,11 +5092,16 @@
           </w:tcPr>
           <w:p>
             <w:pPr>
+              <w:spacing w:line="240" w:lineRule="auto"/>
               <w:ind w:firstLine="0"/>
               <w:jc w:val="left"/>
             </w:pPr>
             <w:r>
-              <w:t>3M + 6B + 3P = 7,95 с</w:t>
+              <w:rPr>
+                <w:sz w:val="20"/>
+                <w:szCs w:val="20"/>
+              </w:rPr>
+              <w:t xml:space="preserve">3M + 6B + 3P = 7,95 с</w:t>
             </w:r>
           </w:p>
         </w:tc>
@@ -6729,11 +5123,16 @@
           </w:tcPr>
           <w:p>
             <w:pPr>
+              <w:spacing w:line="240" w:lineRule="auto"/>
               <w:ind w:firstLine="0"/>
               <w:jc w:val="left"/>
             </w:pPr>
             <w:r>
-              <w:t>Итого</w:t>
+              <w:rPr>
+                <w:sz w:val="20"/>
+                <w:szCs w:val="20"/>
+              </w:rPr>
+              <w:t xml:space="preserve">Итого</w:t>
             </w:r>
           </w:p>
         </w:tc>
@@ -6750,11 +5149,16 @@
           </w:tcPr>
           <w:p>
             <w:pPr>
+              <w:spacing w:line="240" w:lineRule="auto"/>
               <w:ind w:firstLine="0"/>
               <w:jc w:val="center"/>
             </w:pPr>
             <w:r>
-              <w:t>49,05 с</w:t>
+              <w:rPr>
+                <w:sz w:val="20"/>
+                <w:szCs w:val="20"/>
+              </w:rPr>
+              <w:t xml:space="preserve">49,05 с</w:t>
             </w:r>
           </w:p>
         </w:tc>
@@ -6771,66 +5175,68 @@
           </w:tcPr>
           <w:p>
             <w:pPr>
+              <w:spacing w:line="240" w:lineRule="auto"/>
               <w:ind w:firstLine="0"/>
               <w:jc w:val="center"/>
             </w:pPr>
             <w:r>
-              <w:t>61,50 с</w:t>
+              <w:rPr>
+                <w:sz w:val="20"/>
+                <w:szCs w:val="20"/>
+              </w:rPr>
+              <w:t xml:space="preserve">61,50 с</w:t>
             </w:r>
           </w:p>
         </w:tc>
       </w:tr>
     </w:tbl>
-    <w:p>
-      <w:pPr>
+    <w:p xmlns:a="http://schemas.openxmlformats.org/drawingml/2006/main" xmlns:pic="http://schemas.openxmlformats.org/drawingml/2006/picture" xmlns:c="http://schemas.openxmlformats.org/drawingml/2006/chart">
+      <w:pPr>
+        <w:spacing w:line="240" w:lineRule="auto"/>
         <w:ind w:firstLine="0"/>
       </w:pPr>
-    </w:p>
-    <w:p>
+      <w:r/>
+    </w:p>
+    <w:p xmlns:a="http://schemas.openxmlformats.org/drawingml/2006/main" xmlns:pic="http://schemas.openxmlformats.org/drawingml/2006/picture" xmlns:c="http://schemas.openxmlformats.org/drawingml/2006/chart">
       <w:pPr>
         <w:keepNext/>
-        <w:spacing w:before="120"/>
+        <w:spacing w:before="120" w:line="240" w:lineRule="auto"/>
         <w:ind w:firstLine="0"/>
         <w:jc w:val="center"/>
       </w:pPr>
       <w:r>
-        <w:rPr>
-          <w:noProof/>
-        </w:rPr>
         <w:drawing>
-          <wp:inline distT="0" distB="0" distL="0" distR="0" wp14:anchorId="2F0F901E" wp14:editId="03188B38">
+          <wp:inline distT="0" distB="0" distL="0" distR="0">
             <wp:extent cx="5400000" cy="2520000"/>
             <wp:effectExtent l="0" t="0" r="0" b="0"/>
             <wp:docPr id="34" name="Объект 34"/>
             <wp:cNvGraphicFramePr/>
-            <a:graphic xmlns:a="http://schemas.openxmlformats.org/drawingml/2006/main">
+            <a:graphic>
               <a:graphicData uri="http://schemas.openxmlformats.org/drawingml/2006/chart">
-                <c:chart xmlns:c="http://schemas.openxmlformats.org/drawingml/2006/chart" xmlns:r="http://schemas.openxmlformats.org/officeDocument/2006/relationships" r:id="rId40"/>
+                <c:chart r:id="rId43"/>
               </a:graphicData>
             </a:graphic>
           </wp:inline>
         </w:drawing>
       </w:r>
     </w:p>
-    <w:p>
+    <w:p xmlns:a="http://schemas.openxmlformats.org/drawingml/2006/main" xmlns:pic="http://schemas.openxmlformats.org/drawingml/2006/picture" xmlns:c="http://schemas.openxmlformats.org/drawingml/2006/chart">
       <w:pPr>
         <w:pStyle w:val="ad"/>
       </w:pPr>
       <w:r>
-        <w:t>Рисунок 34 — Время выполнения задач по модели KLM, с</w:t>
-      </w:r>
-    </w:p>
-    <w:p>
+        <w:t xml:space="preserve">Рисунок 34 — Время выполнения задач по модели KLM, с</w:t>
+      </w:r>
+    </w:p>
+    <w:p xmlns:a="http://schemas.openxmlformats.org/drawingml/2006/main" xmlns:pic="http://schemas.openxmlformats.org/drawingml/2006/picture" xmlns:c="http://schemas.openxmlformats.org/drawingml/2006/chart">
       <w:pPr>
         <w:pStyle w:val="11"/>
       </w:pPr>
-      <w:bookmarkStart w:id="11" w:name="_Toc242470914"/>
-      <w:r>
-        <w:t>6 Выводы</w:t>
-      </w:r>
-      <w:bookmarkEnd w:id="11"/>
-    </w:p>
-    <w:p>
+      <w:r>
+        <w:t xml:space="preserve">6 Выводы</w:t>
+      </w:r>
+    </w:p>
+    <w:p xmlns:a="http://schemas.openxmlformats.org/drawingml/2006/main" xmlns:pic="http://schemas.openxmlformats.org/drawingml/2006/picture" xmlns:c="http://schemas.openxmlformats.org/drawingml/2006/chart">
       <w:pPr>
         <w:numPr>
           <w:ilvl w:val="0"/>
@@ -6838,10 +5244,10 @@
         </w:numPr>
       </w:pPr>
       <w:r>
-        <w:t>Обе парадигмы пригодны для управления каталогами; в сумме задач командный язык быстрее: 49,1 с против 61,5 с.</w:t>
-      </w:r>
-    </w:p>
-    <w:p>
+        <w:t xml:space="preserve">Обе парадигмы пригодны для управления каталогами; в сумме задач командный язык быстрее: 49,1 с против 61,5 с.</w:t>
+      </w:r>
+    </w:p>
+    <w:p xmlns:a="http://schemas.openxmlformats.org/drawingml/2006/main" xmlns:pic="http://schemas.openxmlformats.org/drawingml/2006/picture" xmlns:c="http://schemas.openxmlformats.org/drawingml/2006/chart">
       <w:pPr>
         <w:numPr>
           <w:ilvl w:val="0"/>
@@ -6849,13 +5255,10 @@
         </w:numPr>
       </w:pPr>
       <w:r>
-        <w:t>Командный язык лучше для опытного пользователя и групповых операций с условиями: уда</w:t>
-      </w:r>
-      <w:r>
-        <w:t>ление по шаблону и весу быстрее в 1,7–2,2 раза. Минусы — команды нужно запомнить, а возможности не видны без справки.</w:t>
-      </w:r>
-    </w:p>
-    <w:p>
+        <w:t xml:space="preserve">Командный язык лучше для опытного пользователя и групповых операций с условиями: удаление по шаблону и весу быстрее в 1,7–2,2 раза. Минусы — команды нужно запомнить, а возможности не видны без справки.</w:t>
+      </w:r>
+    </w:p>
+    <w:p xmlns:a="http://schemas.openxmlformats.org/drawingml/2006/main" xmlns:pic="http://schemas.openxmlformats.org/drawingml/2006/picture" xmlns:c="http://schemas.openxmlformats.org/drawingml/2006/chart">
       <w:pPr>
         <w:numPr>
           <w:ilvl w:val="0"/>
@@ -6863,10 +5266,10 @@
         </w:numPr>
       </w:pPr>
       <w:r>
-        <w:t>Меню лучше для новичка и действий над видимыми объектами: удаление одного файла и переход по каталогам быстрее, обучение не нужно. Минусы — сложные условия задаются медленно, кода больше.</w:t>
-      </w:r>
-    </w:p>
-    <w:p>
+        <w:t xml:space="preserve">Меню лучше для новичка и действий над видимыми объектами: удаление одного файла и переход по каталогам быстрее, обучение не нужно. Минусы — сложные условия задаются медленно, кода больше.</w:t>
+      </w:r>
+    </w:p>
+    <w:p xmlns:a="http://schemas.openxmlformats.org/drawingml/2006/main" xmlns:pic="http://schemas.openxmlformats.org/drawingml/2006/picture" xmlns:c="http://schemas.openxmlformats.org/drawingml/2006/chart">
       <w:pPr>
         <w:numPr>
           <w:ilvl w:val="0"/>
@@ -6874,14 +5277,11 @@
         </w:numPr>
       </w:pPr>
       <w:r>
-        <w:t>Оптимально сочетать парадигмы: меню и список для повседневной работы</w:t>
-      </w:r>
-      <w:r>
-        <w:t>, команды или выделение по шаблону — для групповых операций.</w:t>
+        <w:t xml:space="preserve">Оптимально сочетать парадигмы: меню и список для повседневной работы, команды или выделение по шаблону — для групповых операций.</w:t>
       </w:r>
     </w:p>
     <w:sectPr>
-      <w:footerReference w:type="default" r:id="rId41"/>
+      <w:footerReference w:type="default" r:id="rId23"/>
       <w:pgSz w:w="11906" w:h="16838"/>
       <w:pgMar w:top="1133" w:right="850" w:bottom="1133" w:left="1700" w:header="708" w:footer="708" w:gutter="0"/>
       <w:cols w:space="720"/>
@@ -6896,6 +5296,9 @@
 <w:endnotes xmlns:wpc="http://schemas.microsoft.com/office/word/2010/wordprocessingCanvas" xmlns:cx="http://schemas.microsoft.com/office/drawing/2014/chartex" xmlns:cx1="http://schemas.microsoft.com/office/drawing/2015/9/8/chartex" xmlns:cx2="http://schemas.microsoft.com/office/drawing/2015/10/21/chartex" xmlns:cx3="http://schemas.microsoft.com/office/drawing/2016/5/9/chartex" xmlns:cx4="http://schemas.microsoft.com/office/drawing/2016/5/10/chartex" xmlns:cx5="http://schemas.microsoft.com/office/drawing/2016/5/11/chartex" xmlns:cx6="http://schemas.microsoft.com/office/drawing/2016/5/12/chartex" xmlns:cx7="http://schemas.microsoft.com/office/drawing/2016/5/13/chartex" xmlns:cx8="http://schemas.microsoft.com/office/drawing/2016/5/14/chartex" xmlns:mc="http://schemas.openxmlformats.org/markup-compatibility/2006" xmlns:aink="http://schemas.microsoft.com/office/drawing/2016/ink" xmlns:am3d="http://schemas.microsoft.com/office/drawing/2017/model3d" xmlns:o="urn:schemas-microsoft-com:office:office" xmlns:r="http://schemas.openxmlformats.org/officeDocument/2006/relationships" xmlns:m="http://schemas.openxmlformats.org/officeDocument/2006/math" xmlns:v="urn:schemas-microsoft-com:vml" xmlns:wp14="http://schemas.microsoft.com/office/word/2010/wordprocessingDrawing" xmlns:wp="http://schemas.openxmlformats.org/drawingml/2006/wordprocessingDrawing" xmlns:w10="urn:schemas-microsoft-com:office:word" xmlns:w="http://schemas.openxmlformats.org/wordprocessingml/2006/main" xmlns:w14="http://schemas.microsoft.com/office/word/2010/wordml" xmlns:w15="http://schemas.microsoft.com/office/word/2012/wordml" xmlns:w16cex="http://schemas.microsoft.com/office/word/2018/wordml/cex" xmlns:w16cid="http://schemas.microsoft.com/office/word/2016/wordml/cid" xmlns:w16="http://schemas.microsoft.com/office/word/2018/wordml" xmlns:w16sdtdh="http://schemas.microsoft.com/office/word/2020/wordml/sdtdatahash" xmlns:w16se="http://schemas.microsoft.com/office/word/2015/wordml/symex" xmlns:wpg="http://schemas.microsoft.com/office/word/2010/wordprocessingGroup" xmlns:wpi="http://schemas.microsoft.com/office/word/2010/wordprocessingInk" xmlns:wne="http://schemas.microsoft.com/office/word/2006/wordml" xmlns:wps="http://schemas.microsoft.com/office/word/2010/wordprocessingShape" mc:Ignorable="w14 w15 w16se w16cid w16 w16cex w16sdtdh wp14">
   <w:endnote w:type="separator" w:id="-1">
     <w:p>
+      <w:pPr>
+        <w:spacing w:line="240" w:lineRule="auto"/>
+      </w:pPr>
       <w:r>
         <w:separator/>
       </w:r>
@@ -6903,6 +5306,9 @@
   </w:endnote>
   <w:endnote w:type="continuationSeparator" w:id="0">
     <w:p>
+      <w:pPr>
+        <w:spacing w:line="240" w:lineRule="auto"/>
+      </w:pPr>
       <w:r>
         <w:continuationSeparator/>
       </w:r>
@@ -6944,6 +5350,9 @@
 <w:footnotes xmlns:wpc="http://schemas.microsoft.com/office/word/2010/wordprocessingCanvas" xmlns:cx="http://schemas.microsoft.com/office/drawing/2014/chartex" xmlns:cx1="http://schemas.microsoft.com/office/drawing/2015/9/8/chartex" xmlns:cx2="http://schemas.microsoft.com/office/drawing/2015/10/21/chartex" xmlns:cx3="http://schemas.microsoft.com/office/drawing/2016/5/9/chartex" xmlns:cx4="http://schemas.microsoft.com/office/drawing/2016/5/10/chartex" xmlns:cx5="http://schemas.microsoft.com/office/drawing/2016/5/11/chartex" xmlns:cx6="http://schemas.microsoft.com/office/drawing/2016/5/12/chartex" xmlns:cx7="http://schemas.microsoft.com/office/drawing/2016/5/13/chartex" xmlns:cx8="http://schemas.microsoft.com/office/drawing/2016/5/14/chartex" xmlns:mc="http://schemas.openxmlformats.org/markup-compatibility/2006" xmlns:aink="http://schemas.microsoft.com/office/drawing/2016/ink" xmlns:am3d="http://schemas.microsoft.com/office/drawing/2017/model3d" xmlns:o="urn:schemas-microsoft-com:office:office" xmlns:r="http://schemas.openxmlformats.org/officeDocument/2006/relationships" xmlns:m="http://schemas.openxmlformats.org/officeDocument/2006/math" xmlns:v="urn:schemas-microsoft-com:vml" xmlns:wp14="http://schemas.microsoft.com/office/word/2010/wordprocessingDrawing" xmlns:wp="http://schemas.openxmlformats.org/drawingml/2006/wordprocessingDrawing" xmlns:w10="urn:schemas-microsoft-com:office:word" xmlns:w="http://schemas.openxmlformats.org/wordprocessingml/2006/main" xmlns:w14="http://schemas.microsoft.com/office/word/2010/wordml" xmlns:w15="http://schemas.microsoft.com/office/word/2012/wordml" xmlns:w16cex="http://schemas.microsoft.com/office/word/2018/wordml/cex" xmlns:w16cid="http://schemas.microsoft.com/office/word/2016/wordml/cid" xmlns:w16="http://schemas.microsoft.com/office/word/2018/wordml" xmlns:w16sdtdh="http://schemas.microsoft.com/office/word/2020/wordml/sdtdatahash" xmlns:w16se="http://schemas.microsoft.com/office/word/2015/wordml/symex" xmlns:wpg="http://schemas.microsoft.com/office/word/2010/wordprocessingGroup" xmlns:wpi="http://schemas.microsoft.com/office/word/2010/wordprocessingInk" xmlns:wne="http://schemas.microsoft.com/office/word/2006/wordml" xmlns:wps="http://schemas.microsoft.com/office/word/2010/wordprocessingShape" mc:Ignorable="w14 w15 w16se w16cid w16 w16cex w16sdtdh wp14">
   <w:footnote w:type="separator" w:id="-1">
     <w:p>
+      <w:pPr>
+        <w:spacing w:line="240" w:lineRule="auto"/>
+      </w:pPr>
       <w:r>
         <w:separator/>
       </w:r>
@@ -6951,6 +5360,9 @@
   </w:footnote>
   <w:footnote w:type="continuationSeparator" w:id="0">
     <w:p>
+      <w:pPr>
+        <w:spacing w:line="240" w:lineRule="auto"/>
+      </w:pPr>
       <w:r>
         <w:continuationSeparator/>
       </w:r>
@@ -7324,10 +5736,16 @@
     <w:rPrDefault>
       <w:rPr>
         <w:rFonts w:ascii="Times New Roman" w:eastAsia="Times New Roman" w:hAnsi="Times New Roman" w:cs="Times New Roman"/>
+        <w:sz w:val="20"/>
+        <w:szCs w:val="20"/>
         <w:lang w:val="ru-RU" w:eastAsia="ru-RU" w:bidi="ar-SA"/>
       </w:rPr>
     </w:rPrDefault>
-    <w:pPrDefault/>
+    <w:pPrDefault>
+      <w:pPr>
+        <w:spacing w:line="240" w:lineRule="auto"/>
+      </w:pPr>
+    </w:pPrDefault>
   </w:docDefaults>
   <w:latentStyles w:defLockedState="0" w:defUIPriority="99" w:defSemiHidden="0" w:defUnhideWhenUsed="0" w:defQFormat="0" w:count="376">
     <w:lsdException w:name="Normal" w:uiPriority="0" w:qFormat="1"/>
@@ -7889,6 +6307,13 @@
     <w:uiPriority w:val="99"/>
     <w:semiHidden/>
     <w:unhideWhenUsed/>
+    <w:pPr>
+      <w:spacing w:line="240" w:lineRule="auto"/>
+    </w:pPr>
+    <w:rPr>
+      <w:sz w:val="20"/>
+      <w:szCs w:val="20"/>
+    </w:rPr>
   </w:style>
   <w:style w:type="character" w:customStyle="1" w:styleId="a8">
     <w:name w:val="Текст сноски Знак"/>
@@ -7917,6 +6342,13 @@
     <w:uiPriority w:val="99"/>
     <w:semiHidden/>
     <w:unhideWhenUsed/>
+    <w:pPr>
+      <w:spacing w:line="240" w:lineRule="auto"/>
+    </w:pPr>
+    <w:rPr>
+      <w:sz w:val="20"/>
+      <w:szCs w:val="20"/>
+    </w:rPr>
   </w:style>
   <w:style w:type="character" w:customStyle="1" w:styleId="ab">
     <w:name w:val="Текст концевой сноски Знак"/>
@@ -7936,9 +6368,9 @@
     <w:qFormat/>
     <w:pPr>
       <w:keepNext/>
-      <w:spacing w:before="240" w:after="120"/>
       <w:jc w:val="left"/>
       <w:outlineLvl w:val="0"/>
+      <w:spacing w:before="240" w:after="120"/>
     </w:pPr>
     <w:rPr>
       <w:b/>
@@ -7952,9 +6384,9 @@
     <w:qFormat/>
     <w:pPr>
       <w:keepNext/>
-      <w:spacing w:before="160" w:after="80"/>
       <w:jc w:val="left"/>
       <w:outlineLvl w:val="1"/>
+      <w:spacing w:before="160" w:after="80"/>
     </w:pPr>
     <w:rPr>
       <w:b/>
@@ -7984,10 +6416,10 @@
     <w:pPr>
       <w:keepNext/>
       <w:pageBreakBefore/>
-      <w:spacing w:line="360" w:lineRule="auto"/>
       <w:ind w:firstLine="0"/>
       <w:jc w:val="center"/>
       <w:outlineLvl w:val="0"/>
+      <w:spacing w:line="360" w:lineRule="auto"/>
     </w:pPr>
     <w:rPr>
       <w:b/>
@@ -8004,9 +6436,9 @@
     <w:qFormat/>
     <w:pPr>
       <w:keepLines/>
-      <w:spacing w:before="60" w:after="160"/>
       <w:ind w:firstLine="0"/>
       <w:jc w:val="center"/>
+      <w:spacing w:before="60" w:after="160"/>
     </w:pPr>
   </w:style>
   <w:style w:type="paragraph" w:customStyle="1" w:styleId="ae">
@@ -8016,9 +6448,9 @@
     <w:qFormat/>
     <w:pPr>
       <w:keepNext/>
-      <w:spacing w:before="160" w:after="60"/>
       <w:ind w:firstLine="0"/>
       <w:jc w:val="left"/>
+      <w:spacing w:before="160" w:after="60"/>
     </w:pPr>
   </w:style>
   <w:style w:type="paragraph" w:customStyle="1" w:styleId="af">
@@ -8053,7 +6485,7 @@
     <w:pPr>
       <w:spacing w:after="100" w:line="360" w:lineRule="auto"/>
     </w:pPr>
-    <w:rPr>
+    <w:rPr xmlns:wp="http://schemas.openxmlformats.org/drawingml/2006/wordprocessingDrawing" xmlns:a="http://schemas.openxmlformats.org/drawingml/2006/main" xmlns:pic="http://schemas.openxmlformats.org/drawingml/2006/picture" xmlns:c="http://schemas.openxmlformats.org/drawingml/2006/chart">
       <w:sz w:val="28"/>
       <w:szCs w:val="28"/>
     </w:rPr>
@@ -8067,10 +6499,10 @@
     <w:unhideWhenUsed/>
     <w:rsid w:val="009379DF"/>
     <w:pPr>
+      <w:ind w:left="280"/>
       <w:spacing w:after="100" w:line="360" w:lineRule="auto"/>
-      <w:ind w:left="280"/>
     </w:pPr>
-    <w:rPr>
+    <w:rPr xmlns:wp="http://schemas.openxmlformats.org/drawingml/2006/wordprocessingDrawing" xmlns:a="http://schemas.openxmlformats.org/drawingml/2006/main" xmlns:pic="http://schemas.openxmlformats.org/drawingml/2006/picture" xmlns:c="http://schemas.openxmlformats.org/drawingml/2006/chart">
       <w:sz w:val="28"/>
       <w:szCs w:val="28"/>
     </w:rPr>
@@ -8092,11 +6524,8 @@
 </file>
 
 <file path=word/charts/chart1.xml><?xml version="1.0" encoding="utf-8"?>
-<c:chartSpace xmlns:c="http://schemas.openxmlformats.org/drawingml/2006/chart" xmlns:a="http://schemas.openxmlformats.org/drawingml/2006/main" xmlns:r="http://schemas.openxmlformats.org/officeDocument/2006/relationships" xmlns:c16r2="http://schemas.microsoft.com/office/drawing/2015/06/chart">
-  <c:date1904 val="1"/>
-  <c:lang val="ru-RU"/>
+<c:chartSpace xmlns:c="http://schemas.openxmlformats.org/drawingml/2006/chart" xmlns:a="http://schemas.openxmlformats.org/drawingml/2006/main" xmlns:r="http://schemas.openxmlformats.org/officeDocument/2006/relationships">
   <c:roundedCorners val="0"/>
-  <c:style val="2"/>
   <c:chart>
     <c:autoTitleDeleted val="1"/>
     <c:plotArea>
@@ -8142,12 +6571,6 @@
             <c:showSerName val="0"/>
             <c:showPercent val="0"/>
             <c:showBubbleSize val="0"/>
-            <c:showLeaderLines val="0"/>
-            <c:extLst>
-              <c:ext xmlns:c15="http://schemas.microsoft.com/office/drawing/2012/chart" uri="{CE6537A1-D6FC-4f65-9D91-7224C49458BB}">
-                <c15:showLeaderLines val="0"/>
-              </c:ext>
-            </c:extLst>
           </c:dLbls>
           <c:cat>
             <c:strLit>
@@ -8191,7 +6614,7 @@
                 <c:v>6.5</c:v>
               </c:pt>
               <c:pt idx="3">
-                <c:v>9.1999999999999993</c:v>
+                <c:v>9.2</c:v>
               </c:pt>
               <c:pt idx="4">
                 <c:v>6.9</c:v>
@@ -8201,11 +6624,6 @@
               </c:pt>
             </c:numLit>
           </c:val>
-          <c:extLst>
-            <c:ext xmlns:c16="http://schemas.microsoft.com/office/drawing/2014/chart" uri="{C3380CC4-5D6E-409C-BE32-E72D297353CC}">
-              <c16:uniqueId val="{00000000-7B05-4B08-BEC8-9B9E2D5B592A}"/>
-            </c:ext>
-          </c:extLst>
         </c:ser>
         <c:ser>
           <c:idx val="1"/>
@@ -8244,12 +6662,6 @@
             <c:showSerName val="0"/>
             <c:showPercent val="0"/>
             <c:showBubbleSize val="0"/>
-            <c:showLeaderLines val="0"/>
-            <c:extLst>
-              <c:ext xmlns:c15="http://schemas.microsoft.com/office/drawing/2012/chart" uri="{CE6537A1-D6FC-4f65-9D91-7224C49458BB}">
-                <c15:showLeaderLines val="0"/>
-              </c:ext>
-            </c:extLst>
           </c:dLbls>
           <c:cat>
             <c:strLit>
@@ -8293,30 +6705,17 @@
                 <c:v>11.3</c:v>
               </c:pt>
               <c:pt idx="3">
-                <c:v>20.100000000000001</c:v>
+                <c:v>20.1</c:v>
               </c:pt>
               <c:pt idx="4">
                 <c:v>5.7</c:v>
               </c:pt>
               <c:pt idx="5">
-                <c:v>8</c:v>
+                <c:v>8.0</c:v>
               </c:pt>
             </c:numLit>
           </c:val>
-          <c:extLst>
-            <c:ext xmlns:c16="http://schemas.microsoft.com/office/drawing/2014/chart" uri="{C3380CC4-5D6E-409C-BE32-E72D297353CC}">
-              <c16:uniqueId val="{00000001-7B05-4B08-BEC8-9B9E2D5B592A}"/>
-            </c:ext>
-          </c:extLst>
         </c:ser>
-        <c:dLbls>
-          <c:showLegendKey val="0"/>
-          <c:showVal val="0"/>
-          <c:showCatName val="0"/>
-          <c:showSerName val="0"/>
-          <c:showPercent val="0"/>
-          <c:showBubbleSize val="0"/>
-        </c:dLbls>
         <c:gapWidth val="60"/>
         <c:overlap val="-5"/>
         <c:axId val="1001"/>
@@ -8413,7 +6812,6 @@
     </c:legend>
     <c:plotVisOnly val="1"/>
     <c:dispBlanksAs val="gap"/>
-    <c:showDLblsOverMax val="1"/>
   </c:chart>
   <c:spPr>
     <a:noFill/>
